--- a/智能桌面魔方——功能规格说明书.docx
+++ b/智能桌面魔方——功能规格说明书.docx
@@ -3697,6 +3697,103 @@
     </w:p>
     <w:p>
       <w:pPr>
+        <w:spacing w:before="200" w:after="80"/>
+      </w:pPr>
+      <w:r>
+        <w:rPr>
+          <w:b/>
+          <w:color w:val="475569"/>
+          <w:sz w:val="24"/>
+        </w:rPr>
+        <w:t>3.7.5 Blinker App 云平台通信</w:t>
+      </w:r>
+    </w:p>
+    <w:p>
+      <w:pPr>
+        <w:spacing w:after="40"/>
+        <w:ind w:left="454"/>
+      </w:pPr>
+      <w:r>
+        <w:rPr>
+          <w:sz w:val="21"/>
+        </w:rPr>
+        <w:t>• 平台：Blinker IoT 物联网平台（点灯科技）</w:t>
+      </w:r>
+    </w:p>
+    <w:p>
+      <w:pPr>
+        <w:spacing w:after="40"/>
+        <w:ind w:left="454"/>
+      </w:pPr>
+      <w:r>
+        <w:rPr>
+          <w:sz w:val="21"/>
+        </w:rPr>
+        <w:t>• 实现方式：直连 Blinker MQTT 协议（不依赖 Blinker 库，避免 ArduinoJson 版本冲突）</w:t>
+      </w:r>
+    </w:p>
+    <w:p>
+      <w:pPr>
+        <w:spacing w:after="40"/>
+        <w:ind w:left="454"/>
+      </w:pPr>
+      <w:r>
+        <w:rPr>
+          <w:sz w:val="21"/>
+        </w:rPr>
+        <w:t>• 认证流程：HTTPS 请求 iot.diandeng.tech 获取动态 MQTT broker 凭证 → 独立 PubSubClient 连接 Blinker broker</w:t>
+      </w:r>
+    </w:p>
+    <w:p>
+      <w:pPr>
+        <w:spacing w:after="40"/>
+        <w:ind w:left="454"/>
+      </w:pPr>
+      <w:r>
+        <w:rPr>
+          <w:sz w:val="21"/>
+        </w:rPr>
+        <w:t>• 上行控件（9个）：bnt-light(灯开关), ran-liangdu(亮度), ran-sewen(色温), num-wendu(温度), num-shidu(湿度), num-eco2, num-pm25, num-lx(光照), num-ppb(TVOC)</w:t>
+      </w:r>
+    </w:p>
+    <w:p>
+      <w:pPr>
+        <w:spacing w:after="40"/>
+        <w:ind w:left="454"/>
+      </w:pPr>
+      <w:r>
+        <w:rPr>
+          <w:sz w:val="21"/>
+        </w:rPr>
+        <w:t>• 下行控件：bnt-light 按钮开关灯, ran-liangdu 滑块调亮度, ran-sewen 滑块调色温</w:t>
+      </w:r>
+    </w:p>
+    <w:p>
+      <w:pPr>
+        <w:spacing w:after="40"/>
+        <w:ind w:left="454"/>
+      </w:pPr>
+      <w:r>
+        <w:rPr>
+          <w:sz w:val="21"/>
+        </w:rPr>
+        <w:t>• 合并发送：9 个控件打包到 1 条 MQTT publish，2 秒推送一次</w:t>
+      </w:r>
+    </w:p>
+    <w:p>
+      <w:pPr>
+        <w:spacing w:after="40"/>
+        <w:ind w:left="454"/>
+      </w:pPr>
+      <w:r>
+        <w:rPr>
+          <w:sz w:val="21"/>
+        </w:rPr>
+        <w:t>• 安全设计：独立 WiFiClient/PubSubClient 实例不干扰主 MQTT，断网自动跳过，setSocketTimeout(2) 防看门狗</w:t>
+      </w:r>
+    </w:p>
+    <w:p>
+      <w:pPr>
         <w:spacing w:before="320" w:after="120"/>
       </w:pPr>
       <w:r>
@@ -3905,6 +4002,19 @@
     </w:p>
     <w:p>
       <w:pPr>
+        <w:spacing w:after="40"/>
+        <w:ind w:left="454"/>
+      </w:pPr>
+      <w:r>
+        <w:rPr>
+          <w:sz w:val="21"/>
+          <w:lang w:eastAsia="zh-CN"/>
+        </w:rPr>
+        <w:t>• 远程控制：Blinker App 按钮开关灯 + 滑块调亮度/色温</w:t>
+      </w:r>
+    </w:p>
+    <w:p>
+      <w:pPr>
         <w:spacing w:before="320" w:after="120"/>
         <w:rPr>
           <w:lang w:eastAsia="zh-CN"/>
@@ -5593,7 +5703,7 @@
           <w:sz w:val="21"/>
           <w:lang w:eastAsia="zh-CN"/>
         </w:rPr>
-        <w:t>• MQTT上报周期：5秒（传感器数据）/ 30秒（设备状态）</w:t>
+        <w:t>• MQTT上报周期：2秒（传感器数据）/ 30秒（设备状态）</w:t>
       </w:r>
     </w:p>
     <w:p>

--- a/智能桌面魔方——功能规格说明书.docx
+++ b/智能桌面魔方——功能规格说明书.docx
@@ -3792,6 +3792,680 @@
         <w:t>• 安全设计：独立 WiFiClient/PubSubClient 实例不干扰主 MQTT，断网自动跳过，setSocketTimeout(2) 防看门狗</w:t>
       </w:r>
     </w:p>
+    <w:p>
+      <w:pPr>
+        <w:spacing w:before="200" w:after="80"/>
+      </w:pPr>
+      <w:r>
+        <w:rPr>
+          <w:b/>
+          <w:color w:val="475569"/>
+          <w:sz w:val="24"/>
+        </w:rPr>
+        <w:t>3.7.6 微信报警通知</w:t>
+      </w:r>
+    </w:p>
+    <w:p>
+      <w:pPr>
+        <w:spacing w:after="40"/>
+        <w:ind w:left="454"/>
+      </w:pPr>
+      <w:r>
+        <w:rPr>
+          <w:sz w:val="21"/>
+        </w:rPr>
+        <w:t>• 推送方式：Blinker HTTP API（iot.diandeng.tech/api/v1/user/device/wxMsg/）发送微信模板消息</w:t>
+      </w:r>
+    </w:p>
+    <w:p>
+      <w:pPr>
+        <w:spacing w:after="40"/>
+        <w:ind w:left="454"/>
+      </w:pPr>
+      <w:r>
+        <w:rPr>
+          <w:sz w:val="21"/>
+        </w:rPr>
+        <w:t>• 模板格式：标题 + 状态 + 消息内容（含实时数值）</w:t>
+      </w:r>
+    </w:p>
+    <w:p>
+      <w:pPr>
+        <w:spacing w:after="40"/>
+        <w:ind w:left="454"/>
+      </w:pPr>
+      <w:r>
+        <w:rPr>
+          <w:sz w:val="21"/>
+        </w:rPr>
+        <w:t>• 检测周期：10 秒检查一次，各项报警独立冷却 2 分钟（Blinker 服务端限制 60s/条）</w:t>
+      </w:r>
+    </w:p>
+    <w:p>
+      <w:pPr>
+        <w:spacing w:after="40"/>
+        <w:ind w:left="454"/>
+      </w:pPr>
+      <w:r>
+        <w:rPr>
+          <w:sz w:val="21"/>
+        </w:rPr>
+        <w:t>• 断网时自动跳过，不影响其他功能</w:t>
+      </w:r>
+    </w:p>
+    <w:p>
+      <w:pPr>
+        <w:spacing w:before="80" w:after="80"/>
+      </w:pPr>
+      <w:r>
+        <w:rPr>
+          <w:sz w:val="21"/>
+        </w:rPr>
+        <w:t>报警阈值表：</w:t>
+      </w:r>
+    </w:p>
+    <w:tbl>
+      <w:tblPr>
+        <w:tblW w:w="9000" w:type="dxa"/>
+        <w:tblBorders>
+          <w:top w:val="single" w:sz="4" w:color="999999"/>
+          <w:left w:val="single" w:sz="4" w:color="999999"/>
+          <w:bottom w:val="single" w:sz="4" w:color="999999"/>
+          <w:right w:val="single" w:sz="4" w:color="999999"/>
+          <w:insideH w:val="single" w:sz="4" w:color="CCCCCC"/>
+          <w:insideV w:val="single" w:sz="4" w:color="CCCCCC"/>
+        </w:tblBorders>
+        <w:tblLayout w:type="fixed"/>
+      </w:tblPr>
+      <w:tblGrid>
+        <w:gridCol w:w="1600"/>
+        <w:gridCol w:w="1600"/>
+        <w:gridCol w:w="1200"/>
+        <w:gridCol w:w="4600"/>
+      </w:tblGrid>
+      <w:tr>
+        <w:tc>
+          <w:tcPr>
+            <w:tcW w:w="1600" w:type="dxa"/>
+            <w:shd w:val="clear" w:fill="475569"/>
+          </w:tcPr>
+          <w:p>
+            <w:pPr>
+              <w:jc w:val="center"/>
+            </w:pPr>
+            <w:r>
+              <w:rPr>
+                <w:b/>
+                <w:color w:val="FFFFFF"/>
+                <w:sz w:val="20"/>
+              </w:rPr>
+              <w:t>报警项</w:t>
+            </w:r>
+          </w:p>
+        </w:tc>
+        <w:tc>
+          <w:tcPr>
+            <w:tcW w:w="1600" w:type="dxa"/>
+            <w:shd w:val="clear" w:fill="475569"/>
+          </w:tcPr>
+          <w:p>
+            <w:pPr>
+              <w:jc w:val="center"/>
+            </w:pPr>
+            <w:r>
+              <w:rPr>
+                <w:b/>
+                <w:color w:val="FFFFFF"/>
+                <w:sz w:val="20"/>
+              </w:rPr>
+              <w:t>阈值</w:t>
+            </w:r>
+          </w:p>
+        </w:tc>
+        <w:tc>
+          <w:tcPr>
+            <w:tcW w:w="1200" w:type="dxa"/>
+            <w:shd w:val="clear" w:fill="475569"/>
+          </w:tcPr>
+          <w:p>
+            <w:pPr>
+              <w:jc w:val="center"/>
+            </w:pPr>
+            <w:r>
+              <w:rPr>
+                <w:b/>
+                <w:color w:val="FFFFFF"/>
+                <w:sz w:val="20"/>
+              </w:rPr>
+              <w:t>级别</w:t>
+            </w:r>
+          </w:p>
+        </w:tc>
+        <w:tc>
+          <w:tcPr>
+            <w:tcW w:w="4600" w:type="dxa"/>
+            <w:shd w:val="clear" w:fill="475569"/>
+          </w:tcPr>
+          <w:p>
+            <w:pPr>
+              <w:jc w:val="center"/>
+            </w:pPr>
+            <w:r>
+              <w:rPr>
+                <w:b/>
+                <w:color w:val="FFFFFF"/>
+                <w:sz w:val="20"/>
+              </w:rPr>
+              <w:t>报警消息</w:t>
+            </w:r>
+          </w:p>
+        </w:tc>
+      </w:tr>
+      <w:tr>
+        <w:tc>
+          <w:tcPr>
+            <w:tcW w:w="1600" w:type="dxa"/>
+          </w:tcPr>
+          <w:p>
+            <w:pPr>
+              <w:jc w:val="center"/>
+            </w:pPr>
+            <w:r>
+              <w:rPr>
+                <w:sz w:val="20"/>
+              </w:rPr>
+              <w:t>AQI（空气质量指数）</w:t>
+            </w:r>
+          </w:p>
+        </w:tc>
+        <w:tc>
+          <w:tcPr>
+            <w:tcW w:w="1600" w:type="dxa"/>
+          </w:tcPr>
+          <w:p>
+            <w:pPr>
+              <w:jc w:val="center"/>
+            </w:pPr>
+            <w:r>
+              <w:rPr>
+                <w:sz w:val="20"/>
+              </w:rPr>
+              <w:t>≥ 300</w:t>
+            </w:r>
+          </w:p>
+        </w:tc>
+        <w:tc>
+          <w:tcPr>
+            <w:tcW w:w="1200" w:type="dxa"/>
+          </w:tcPr>
+          <w:p>
+            <w:pPr>
+              <w:jc w:val="center"/>
+            </w:pPr>
+            <w:r>
+              <w:rPr>
+                <w:sz w:val="20"/>
+              </w:rPr>
+              <w:t>严重</w:t>
+            </w:r>
+          </w:p>
+        </w:tc>
+        <w:tc>
+          <w:tcPr>
+            <w:tcW w:w="4600" w:type="dxa"/>
+          </w:tcPr>
+          <w:p>
+            <w:r>
+              <w:rPr>
+                <w:sz w:val="20"/>
+              </w:rPr>
+              <w:t>AQI值过高(XXX)，请注意室内通风</w:t>
+            </w:r>
+          </w:p>
+        </w:tc>
+      </w:tr>
+      <w:tr>
+        <w:tc>
+          <w:tcPr>
+            <w:tcW w:w="1600" w:type="dxa"/>
+          </w:tcPr>
+          <w:p>
+            <w:pPr>
+              <w:jc w:val="center"/>
+            </w:pPr>
+            <w:r>
+              <w:rPr>
+                <w:sz w:val="20"/>
+              </w:rPr>
+              <w:t>温度（上限）</w:t>
+            </w:r>
+          </w:p>
+        </w:tc>
+        <w:tc>
+          <w:tcPr>
+            <w:tcW w:w="1600" w:type="dxa"/>
+          </w:tcPr>
+          <w:p>
+            <w:pPr>
+              <w:jc w:val="center"/>
+            </w:pPr>
+            <w:r>
+              <w:rPr>
+                <w:sz w:val="20"/>
+              </w:rPr>
+              <w:t>≥ 45°C</w:t>
+            </w:r>
+          </w:p>
+        </w:tc>
+        <w:tc>
+          <w:tcPr>
+            <w:tcW w:w="1200" w:type="dxa"/>
+          </w:tcPr>
+          <w:p>
+            <w:pPr>
+              <w:jc w:val="center"/>
+            </w:pPr>
+            <w:r>
+              <w:rPr>
+                <w:sz w:val="20"/>
+              </w:rPr>
+              <w:t>紧急</w:t>
+            </w:r>
+          </w:p>
+        </w:tc>
+        <w:tc>
+          <w:tcPr>
+            <w:tcW w:w="4600" w:type="dxa"/>
+          </w:tcPr>
+          <w:p>
+            <w:r>
+              <w:rPr>
+                <w:sz w:val="20"/>
+              </w:rPr>
+              <w:t>室内温度过高，目前XX°C，疑似火灾！</w:t>
+            </w:r>
+          </w:p>
+        </w:tc>
+      </w:tr>
+      <w:tr>
+        <w:tc>
+          <w:tcPr>
+            <w:tcW w:w="1600" w:type="dxa"/>
+          </w:tcPr>
+          <w:p>
+            <w:pPr>
+              <w:jc w:val="center"/>
+            </w:pPr>
+            <w:r>
+              <w:rPr>
+                <w:sz w:val="20"/>
+              </w:rPr>
+              <w:t>温度（下限）</w:t>
+            </w:r>
+          </w:p>
+        </w:tc>
+        <w:tc>
+          <w:tcPr>
+            <w:tcW w:w="1600" w:type="dxa"/>
+          </w:tcPr>
+          <w:p>
+            <w:pPr>
+              <w:jc w:val="center"/>
+            </w:pPr>
+            <w:r>
+              <w:rPr>
+                <w:sz w:val="20"/>
+              </w:rPr>
+              <w:t>≤ 5°C</w:t>
+            </w:r>
+          </w:p>
+        </w:tc>
+        <w:tc>
+          <w:tcPr>
+            <w:tcW w:w="1200" w:type="dxa"/>
+          </w:tcPr>
+          <w:p>
+            <w:pPr>
+              <w:jc w:val="center"/>
+            </w:pPr>
+            <w:r>
+              <w:rPr>
+                <w:sz w:val="20"/>
+              </w:rPr>
+              <w:t>提醒</w:t>
+            </w:r>
+          </w:p>
+        </w:tc>
+        <w:tc>
+          <w:tcPr>
+            <w:tcW w:w="4600" w:type="dxa"/>
+          </w:tcPr>
+          <w:p>
+            <w:r>
+              <w:rPr>
+                <w:sz w:val="20"/>
+              </w:rPr>
+              <w:t>室内温度过低，目前XX°C</w:t>
+            </w:r>
+          </w:p>
+        </w:tc>
+      </w:tr>
+      <w:tr>
+        <w:tc>
+          <w:tcPr>
+            <w:tcW w:w="1600" w:type="dxa"/>
+          </w:tcPr>
+          <w:p>
+            <w:pPr>
+              <w:jc w:val="center"/>
+            </w:pPr>
+            <w:r>
+              <w:rPr>
+                <w:sz w:val="20"/>
+              </w:rPr>
+              <w:t>湿度（上限）</w:t>
+            </w:r>
+          </w:p>
+        </w:tc>
+        <w:tc>
+          <w:tcPr>
+            <w:tcW w:w="1600" w:type="dxa"/>
+          </w:tcPr>
+          <w:p>
+            <w:pPr>
+              <w:jc w:val="center"/>
+            </w:pPr>
+            <w:r>
+              <w:rPr>
+                <w:sz w:val="20"/>
+              </w:rPr>
+              <w:t>≥ 85%</w:t>
+            </w:r>
+          </w:p>
+        </w:tc>
+        <w:tc>
+          <w:tcPr>
+            <w:tcW w:w="1200" w:type="dxa"/>
+          </w:tcPr>
+          <w:p>
+            <w:pPr>
+              <w:jc w:val="center"/>
+            </w:pPr>
+            <w:r>
+              <w:rPr>
+                <w:sz w:val="20"/>
+              </w:rPr>
+              <w:t>提醒</w:t>
+            </w:r>
+          </w:p>
+        </w:tc>
+        <w:tc>
+          <w:tcPr>
+            <w:tcW w:w="4600" w:type="dxa"/>
+          </w:tcPr>
+          <w:p>
+            <w:r>
+              <w:rPr>
+                <w:sz w:val="20"/>
+              </w:rPr>
+              <w:t>室内湿度过高，当前XX%，注意防潮</w:t>
+            </w:r>
+          </w:p>
+        </w:tc>
+      </w:tr>
+      <w:tr>
+        <w:tc>
+          <w:tcPr>
+            <w:tcW w:w="1600" w:type="dxa"/>
+          </w:tcPr>
+          <w:p>
+            <w:pPr>
+              <w:jc w:val="center"/>
+            </w:pPr>
+            <w:r>
+              <w:rPr>
+                <w:sz w:val="20"/>
+              </w:rPr>
+              <w:t>湿度（下限）</w:t>
+            </w:r>
+          </w:p>
+        </w:tc>
+        <w:tc>
+          <w:tcPr>
+            <w:tcW w:w="1600" w:type="dxa"/>
+          </w:tcPr>
+          <w:p>
+            <w:pPr>
+              <w:jc w:val="center"/>
+            </w:pPr>
+            <w:r>
+              <w:rPr>
+                <w:sz w:val="20"/>
+              </w:rPr>
+              <w:t>≤ 20%</w:t>
+            </w:r>
+          </w:p>
+        </w:tc>
+        <w:tc>
+          <w:tcPr>
+            <w:tcW w:w="1200" w:type="dxa"/>
+          </w:tcPr>
+          <w:p>
+            <w:pPr>
+              <w:jc w:val="center"/>
+            </w:pPr>
+            <w:r>
+              <w:rPr>
+                <w:sz w:val="20"/>
+              </w:rPr>
+              <w:t>提醒</w:t>
+            </w:r>
+          </w:p>
+        </w:tc>
+        <w:tc>
+          <w:tcPr>
+            <w:tcW w:w="4600" w:type="dxa"/>
+          </w:tcPr>
+          <w:p>
+            <w:r>
+              <w:rPr>
+                <w:sz w:val="20"/>
+              </w:rPr>
+              <w:t>室内湿度过低，当前XX%，注意保湿</w:t>
+            </w:r>
+          </w:p>
+        </w:tc>
+      </w:tr>
+      <w:tr>
+        <w:tc>
+          <w:tcPr>
+            <w:tcW w:w="1600" w:type="dxa"/>
+          </w:tcPr>
+          <w:p>
+            <w:pPr>
+              <w:jc w:val="center"/>
+            </w:pPr>
+            <w:r>
+              <w:rPr>
+                <w:sz w:val="20"/>
+              </w:rPr>
+              <w:t>PM2.5</w:t>
+            </w:r>
+          </w:p>
+        </w:tc>
+        <w:tc>
+          <w:tcPr>
+            <w:tcW w:w="1600" w:type="dxa"/>
+          </w:tcPr>
+          <w:p>
+            <w:pPr>
+              <w:jc w:val="center"/>
+            </w:pPr>
+            <w:r>
+              <w:rPr>
+                <w:sz w:val="20"/>
+              </w:rPr>
+              <w:t>≥ 150 μg/m³</w:t>
+            </w:r>
+          </w:p>
+        </w:tc>
+        <w:tc>
+          <w:tcPr>
+            <w:tcW w:w="1200" w:type="dxa"/>
+          </w:tcPr>
+          <w:p>
+            <w:pPr>
+              <w:jc w:val="center"/>
+            </w:pPr>
+            <w:r>
+              <w:rPr>
+                <w:sz w:val="20"/>
+              </w:rPr>
+              <w:t>严重</w:t>
+            </w:r>
+          </w:p>
+        </w:tc>
+        <w:tc>
+          <w:tcPr>
+            <w:tcW w:w="4600" w:type="dxa"/>
+          </w:tcPr>
+          <w:p>
+            <w:r>
+              <w:rPr>
+                <w:sz w:val="20"/>
+              </w:rPr>
+              <w:t>PM2.5浓度超标，当前XX μg/m³，请通风或佩戴口罩</w:t>
+            </w:r>
+          </w:p>
+        </w:tc>
+      </w:tr>
+      <w:tr>
+        <w:tc>
+          <w:tcPr>
+            <w:tcW w:w="1600" w:type="dxa"/>
+          </w:tcPr>
+          <w:p>
+            <w:pPr>
+              <w:jc w:val="center"/>
+            </w:pPr>
+            <w:r>
+              <w:rPr>
+                <w:sz w:val="20"/>
+              </w:rPr>
+              <w:t>eCO2（等效二氧化碳）</w:t>
+            </w:r>
+          </w:p>
+        </w:tc>
+        <w:tc>
+          <w:tcPr>
+            <w:tcW w:w="1600" w:type="dxa"/>
+          </w:tcPr>
+          <w:p>
+            <w:pPr>
+              <w:jc w:val="center"/>
+            </w:pPr>
+            <w:r>
+              <w:rPr>
+                <w:sz w:val="20"/>
+              </w:rPr>
+              <w:t>≥ 2000 ppm</w:t>
+            </w:r>
+          </w:p>
+        </w:tc>
+        <w:tc>
+          <w:tcPr>
+            <w:tcW w:w="1200" w:type="dxa"/>
+          </w:tcPr>
+          <w:p>
+            <w:pPr>
+              <w:jc w:val="center"/>
+            </w:pPr>
+            <w:r>
+              <w:rPr>
+                <w:sz w:val="20"/>
+              </w:rPr>
+              <w:t>严重</w:t>
+            </w:r>
+          </w:p>
+        </w:tc>
+        <w:tc>
+          <w:tcPr>
+            <w:tcW w:w="4600" w:type="dxa"/>
+          </w:tcPr>
+          <w:p>
+            <w:r>
+              <w:rPr>
+                <w:sz w:val="20"/>
+              </w:rPr>
+              <w:t>CO2浓度过高，当前XX ppm，请开窗通风</w:t>
+            </w:r>
+          </w:p>
+        </w:tc>
+      </w:tr>
+      <w:tr>
+        <w:tc>
+          <w:tcPr>
+            <w:tcW w:w="1600" w:type="dxa"/>
+          </w:tcPr>
+          <w:p>
+            <w:pPr>
+              <w:jc w:val="center"/>
+            </w:pPr>
+            <w:r>
+              <w:rPr>
+                <w:sz w:val="20"/>
+              </w:rPr>
+              <w:t>TVOC（挥发性有机物）</w:t>
+            </w:r>
+          </w:p>
+        </w:tc>
+        <w:tc>
+          <w:tcPr>
+            <w:tcW w:w="1600" w:type="dxa"/>
+          </w:tcPr>
+          <w:p>
+            <w:pPr>
+              <w:jc w:val="center"/>
+            </w:pPr>
+            <w:r>
+              <w:rPr>
+                <w:sz w:val="20"/>
+              </w:rPr>
+              <w:t>≥ 2200 ppb</w:t>
+            </w:r>
+          </w:p>
+        </w:tc>
+        <w:tc>
+          <w:tcPr>
+            <w:tcW w:w="1200" w:type="dxa"/>
+          </w:tcPr>
+          <w:p>
+            <w:pPr>
+              <w:jc w:val="center"/>
+            </w:pPr>
+            <w:r>
+              <w:rPr>
+                <w:sz w:val="20"/>
+              </w:rPr>
+              <w:t>严重</w:t>
+            </w:r>
+          </w:p>
+        </w:tc>
+        <w:tc>
+          <w:tcPr>
+            <w:tcW w:w="4600" w:type="dxa"/>
+          </w:tcPr>
+          <w:p>
+            <w:r>
+              <w:rPr>
+                <w:sz w:val="20"/>
+              </w:rPr>
+              <w:t>TVOC浓度过高，当前XX ppb，注意室内空气</w:t>
+            </w:r>
+          </w:p>
+        </w:tc>
+      </w:tr>
+    </w:tbl>
     <w:p>
       <w:pPr>
         <w:spacing w:before="320" w:after="120"/>

--- a/智能桌面魔方——功能规格说明书.docx
+++ b/智能桌面魔方——功能规格说明书.docx
@@ -1796,7 +1796,7 @@
           <w:sz w:val="21"/>
           <w:lang w:eastAsia="zh-CN"/>
         </w:rPr>
-        <w:t>• 主屏幕（mainScreen）：时间、日期、环境概览、设备状态</w:t>
+        <w:t>• 主屏幕（mainScreen）：AQI数值+颜色圈圈（绿→红渐变）、温湿度/光照/CO₂/TVOC/PM2.5数据、虚拟IP角色+心情标签、WiFi/MQTT/专注状态指示灯、固件版本号</w:t>
       </w:r>
     </w:p>
     <w:p>
@@ -1836,7 +1836,7 @@
         <w:rPr>
           <w:sz w:val="21"/>
         </w:rPr>
-        <w:t>• 专注屏幕（fouseScreen）：专注计时器、历史记录、专注报告</w:t>
+        <w:t>• 专注屏幕（fouseScreen）：专注计时器（HH:MM:SS）、环境建议（温度过高建议开空调、CO₂偏高建议通风等）</w:t>
       </w:r>
     </w:p>
     <w:p>
@@ -3501,6 +3501,31 @@
           <w:sz w:val="20"/>
         </w:rPr>
         <w:t xml:space="preserve">  - heartbeat_ack：心跳响应</w:t>
+      </w:r>
+    </w:p>
+    <w:p>
+      <w:r>
+        <w:t xml:space="preserve">  - version_check：设备请求版本检查（含current_version字段）</w:t>
+      </w:r>
+    </w:p>
+    <w:p>
+      <w:r>
+        <w:t xml:space="preserve">  - ota_update：服务器推送OTA更新响应（含code/url/version/md5字段）</w:t>
+      </w:r>
+    </w:p>
+    <w:p>
+      <w:r>
+        <w:t xml:space="preserve">  - control：服务器下发控制指令（灯光/安全锁/专注模式）</w:t>
+      </w:r>
+    </w:p>
+    <w:p>
+      <w:r>
+        <w:t xml:space="preserve">  - control_ack：设备控制指令执行回执</w:t>
+      </w:r>
+    </w:p>
+    <w:p>
+      <w:r>
+        <w:t xml:space="preserve">  - ota_status：设备OTA状态上报</w:t>
       </w:r>
     </w:p>
     <w:p>
@@ -4973,151 +4998,306 @@
       </w:r>
     </w:p>
     <w:p>
+      <w:r>
+        <w:t>3.9.3.1 网页端固件更新管理</w:t>
+      </w:r>
+    </w:p>
+    <w:p>
+      <w:r>
+        <w:t>设备内置Web服务器（http://cube.local/，mDNS局域网访问），提供全中文管理界面。固件更新卡片显示当前版本号，用户点击“检测更新”后设备通过MQTT向后端查询，若有新版本则显示确认/暂不按钮，用户确认后才执行OTA。更新过程中网页实时显示下载进度百分比。</w:t>
+      </w:r>
+    </w:p>
+    <w:p>
+      <w:r>
+        <w:t>3.9.4 OTA远程固件升级（已完整实现）</w:t>
+      </w:r>
+    </w:p>
+    <w:p>
+      <w:r>
+        <w:t>OTA远程固件升级功能已完整实现，支持通过MQTT协议检测新版本、网页端确认更新、HTTP流式下载固件、Flash分区写入、MD5完整性校验、自动重启生效的完整流程。</w:t>
+      </w:r>
+    </w:p>
+    <w:p>
+      <w:r>
+        <w:t>核心设计原则：设备不自动更新。所有OTA触发权交给网页端用户手动确认，防止误更新导致设备变砖。</w:t>
+      </w:r>
+    </w:p>
+    <w:p/>
+    <w:p>
+      <w:r>
+        <w:t>OTA更新流程：</w:t>
+      </w:r>
+    </w:p>
+    <w:p>
+      <w:r>
+        <w:t>1. 用户在设备网页端（http://cube.local/）点击“检测更新”按钮</w:t>
+      </w:r>
+    </w:p>
+    <w:p>
+      <w:r>
+        <w:t>2. 设备通过MQTT发送version_check请求（含当前版本号）到后端服务器</w:t>
+      </w:r>
+    </w:p>
+    <w:p>
+      <w:r>
+        <w:t>3. 后端比较版本号，若有新版本则回复ota_update消息（code:200 + url + version + md5）</w:t>
+      </w:r>
+    </w:p>
+    <w:p>
+      <w:r>
+        <w:t>4. 设备收到后存储为待确认状态，网页端显示“发现新版本: vX.X.X”</w:t>
+      </w:r>
+    </w:p>
+    <w:p>
+      <w:r>
+        <w:t>5. 用户点击“确认更新”→ 设备启动OTA任务，暂停所有其他活动</w:t>
+      </w:r>
+    </w:p>
+    <w:p>
+      <w:r>
+        <w:t>6. HTTP流式下载固件 → 边下载边写入Flash → 实时更新进度条（0-100%）</w:t>
+      </w:r>
+    </w:p>
+    <w:p>
+      <w:r>
+        <w:t>7. 下载完成 → MD5校验 → 校验通过 → 3秒后自动重启生效</w:t>
+      </w:r>
+    </w:p>
+    <w:p>
+      <w:r>
+        <w:t>8. 若5秒内后端无响应，网页显示“已是最新版本”</w:t>
+      </w:r>
+    </w:p>
+    <w:p/>
+    <w:p>
+      <w:r>
+        <w:t>线程安全架构：</w:t>
+      </w:r>
+    </w:p>
+    <w:p>
+      <w:r>
+        <w:t>OTA任务（Core 1）不直接调用任何LVGL函数。所有UI更新通过DataPool共享字段（status.ota_in_progress / ota_progress / ota_status_text）传递，由LVGL定时器任务（custom.c ui_refresh_timer_cb）在正确的线程上下文中渲染进度条。</w:t>
+      </w:r>
+    </w:p>
+    <w:p/>
+    <w:p>
+      <w:r>
+        <w:t>OTA期间任务暂停机制：</w:t>
+      </w:r>
+    </w:p>
+    <w:p>
+      <w:r>
+        <w:t>OTA进行时（status.ota_in_progress=true），以下任务自动暂停：</w:t>
+      </w:r>
+    </w:p>
+    <w:p>
+      <w:r>
+        <w:t>• Task_Realtime_Control：雷达更新 + 专注模式状态机</w:t>
+      </w:r>
+    </w:p>
+    <w:p>
+      <w:r>
+        <w:t>• Task_DataRead：传感器数据采集</w:t>
+      </w:r>
+    </w:p>
+    <w:p>
+      <w:r>
+        <w:t>• MqttReconnectTask：数据上报/Blinker推送/心跳（但保持MQTT连接用于状态上报）</w:t>
+      </w:r>
+    </w:p>
+    <w:p>
+      <w:r>
+        <w:t>• IntelligenceTask：自动亮度/告警/历史数据</w:t>
+      </w:r>
+    </w:p>
+    <w:p>
+      <w:r>
+        <w:t>OTA完成或失败后，所有任务自动恢复。</w:t>
+      </w:r>
+    </w:p>
+    <w:p/>
+    <w:p>
+      <w:r>
+        <w:t>技术规格：</w:t>
+      </w:r>
+    </w:p>
+    <w:p>
+      <w:r>
+        <w:t>• 分区表：8MB Flash（factory 3MB + ota_0 3MB + spiffs 2MB）</w:t>
+      </w:r>
+    </w:p>
+    <w:p>
+      <w:r>
+        <w:t>• 下载方式：HTTP流式下载，4KB缓冲区，边下载边写入</w:t>
+      </w:r>
+    </w:p>
+    <w:p>
+      <w:r>
+        <w:t>• 校验：MD5完整性校验（后端下发），校验失败自动丢弃</w:t>
+      </w:r>
+    </w:p>
+    <w:p>
+      <w:r>
+        <w:t>• 版本比较：vX.Y.Z格式，仅新版本号&gt;当前版本才允许更新</w:t>
+      </w:r>
+    </w:p>
+    <w:p>
+      <w:r>
+        <w:t>• 进度显示：硬件TFT锁屏界面 + 网页端同步显示百分比</w:t>
+      </w:r>
+    </w:p>
+    <w:p>
+      <w:r>
+        <w:t>• 错误恢复：下载/写入/校验失败后5秒显示错误信息，自动恢复主界面</w:t>
+      </w:r>
+    </w:p>
+    <w:p>
+      <w:r>
+        <w:t>• 当前固件版本：v1.0.0（DataPool.h FW_VERSION宏定义）</w:t>
+      </w:r>
+    </w:p>
+    <w:p>
       <w:pPr>
         <w:spacing w:before="200" w:after="80"/>
+        <w:rPr>
+          <w:lang w:eastAsia="zh-CN"/>
+        </w:rPr>
       </w:pPr>
       <w:r>
         <w:rPr>
           <w:b/>
           <w:color w:val="475569"/>
           <w:sz w:val="24"/>
-        </w:rPr>
-        <w:t>3.9.4 OTA固件升级（框架已实现）</w:t>
+          <w:lang w:eastAsia="zh-CN"/>
+        </w:rPr>
+        <w:t>3.9.5 开机GIF过渡加载</w:t>
       </w:r>
     </w:p>
     <w:p>
       <w:pPr>
         <w:spacing w:after="80" w:line="360" w:lineRule="exact"/>
-      </w:pPr>
-      <w:r>
-        <w:rPr>
-          <w:sz w:val="21"/>
-        </w:rPr>
-        <w:t>OTA固件升级框架已搭建，HTTP远程下载 + Flash分区写入 + MD5校验：</w:t>
-      </w:r>
-    </w:p>
-    <w:p>
-      <w:pPr>
-        <w:spacing w:after="40"/>
-        <w:ind w:left="907"/>
-      </w:pPr>
-      <w:r>
-        <w:rPr>
-          <w:sz w:val="20"/>
-        </w:rPr>
-        <w:t xml:space="preserve">  - 分区表：8MB Flash（factory 3MB + ota_0 3MB + spiffs 2MB）</w:t>
-      </w:r>
-    </w:p>
-    <w:p>
-      <w:pPr>
-        <w:spacing w:after="40"/>
-        <w:ind w:left="907"/>
-      </w:pPr>
-      <w:r>
-        <w:rPr>
-          <w:sz w:val="20"/>
-        </w:rPr>
-        <w:t xml:space="preserve">  - HTTP流式下载，边下载边写入Flash，避免内存溢出</w:t>
-      </w:r>
-    </w:p>
-    <w:p>
-      <w:pPr>
-        <w:spacing w:after="40"/>
-        <w:ind w:left="907"/>
-      </w:pPr>
-      <w:r>
-        <w:rPr>
-          <w:sz w:val="20"/>
-        </w:rPr>
-        <w:t xml:space="preserve">  - MD5完整性校验，校验失败自动丢弃</w:t>
-      </w:r>
-    </w:p>
-    <w:p>
-      <w:pPr>
-        <w:spacing w:after="40"/>
-        <w:ind w:left="907"/>
-        <w:rPr>
-          <w:lang w:eastAsia="zh-CN"/>
-        </w:rPr>
-      </w:pPr>
-      <w:r>
-        <w:rPr>
-          <w:sz w:val="20"/>
-        </w:rPr>
-        <w:t xml:space="preserve">  </w:t>
-      </w:r>
-      <w:r>
-        <w:rPr>
-          <w:sz w:val="20"/>
-          <w:lang w:eastAsia="zh-CN"/>
-        </w:rPr>
-        <w:t>- MQTT远程推送 + 设备端手动检查更新</w:t>
-      </w:r>
-    </w:p>
-    <w:p>
-      <w:pPr>
-        <w:spacing w:after="40"/>
-        <w:ind w:left="907"/>
-      </w:pPr>
-      <w:r>
-        <w:rPr>
-          <w:sz w:val="20"/>
-          <w:lang w:eastAsia="zh-CN"/>
-        </w:rPr>
-        <w:t xml:space="preserve">  </w:t>
-      </w:r>
-      <w:r>
-        <w:rPr>
-          <w:sz w:val="20"/>
-        </w:rPr>
-        <w:t>- FW_VERSION与云端版本号对比，仅下载新版本</w:t>
-      </w:r>
-    </w:p>
-    <w:p>
-      <w:pPr>
-        <w:spacing w:after="40"/>
-        <w:ind w:left="907"/>
-      </w:pPr>
-      <w:r>
-        <w:rPr>
-          <w:sz w:val="20"/>
-        </w:rPr>
-        <w:t xml:space="preserve">  - 独立FreeRTOS任务（otaTaskFunc），不阻塞UI和传感器</w:t>
-      </w:r>
-    </w:p>
-    <w:p>
-      <w:pPr>
-        <w:spacing w:after="40"/>
-        <w:ind w:left="907"/>
-      </w:pPr>
-      <w:r>
-        <w:rPr>
-          <w:sz w:val="20"/>
-        </w:rPr>
-        <w:t xml:space="preserve">  - 进度显示：ota_progress（0-100）实时更新</w:t>
-      </w:r>
-    </w:p>
-    <w:p>
-      <w:pPr>
-        <w:spacing w:after="40"/>
-        <w:ind w:left="907"/>
-        <w:rPr>
-          <w:lang w:eastAsia="zh-CN"/>
-        </w:rPr>
-      </w:pPr>
-      <w:r>
-        <w:rPr>
-          <w:sz w:val="20"/>
-        </w:rPr>
-        <w:lastRenderedPageBreak/>
-        <w:t xml:space="preserve">  </w:t>
-      </w:r>
-      <w:r>
-        <w:rPr>
-          <w:sz w:val="20"/>
-          <w:lang w:eastAsia="zh-CN"/>
-        </w:rPr>
-        <w:t>- 当前状态：框架已搭建，待完整联调测试</w:t>
+        <w:rPr>
+          <w:lang w:eastAsia="zh-CN"/>
+        </w:rPr>
+      </w:pPr>
+      <w:r>
+        <w:rPr>
+          <w:sz w:val="21"/>
+          <w:lang w:eastAsia="zh-CN"/>
+        </w:rPr>
+        <w:t>Web管理后台在首次加载时需要缓存粒子可视化引擎、角色图片、UI组件等静态资源，此过程存在数百毫秒至数秒的白屏时间。为优化用户等待体验，复用设备端开机动画素材“小眠苏醒”GIF作为过渡动画，在资源缓存期间全屏播放，下方同步显示Loading文字及进度指示。</w:t>
+      </w:r>
+    </w:p>
+    <w:p>
+      <w:pPr>
+        <w:spacing w:after="40"/>
+        <w:ind w:left="454"/>
+        <w:rPr>
+          <w:lang w:eastAsia="zh-CN"/>
+        </w:rPr>
+      </w:pPr>
+      <w:r>
+        <w:rPr>
+          <w:sz w:val="21"/>
+          <w:lang w:eastAsia="zh-CN"/>
+        </w:rPr>
+        <w:t>• 素材复用：直接复用设备端开机GIF（img_boot_sleep），无需额外制作加载动画资源</w:t>
+      </w:r>
+    </w:p>
+    <w:p>
+      <w:pPr>
+        <w:spacing w:after="40"/>
+        <w:ind w:left="454"/>
+        <w:rPr>
+          <w:lang w:eastAsia="zh-CN"/>
+        </w:rPr>
+      </w:pPr>
+      <w:r>
+        <w:rPr>
+          <w:sz w:val="21"/>
+          <w:lang w:eastAsia="zh-CN"/>
+        </w:rPr>
+        <w:t>• 双重价值：既美化了界面加载过程，又解决了缓存期间的白屏闪烁问题，优化了界面流程的连贯性</w:t>
+      </w:r>
+    </w:p>
+    <w:p>
+      <w:pPr>
+        <w:spacing w:after="40"/>
+        <w:ind w:left="454"/>
+        <w:rPr>
+          <w:lang w:eastAsia="zh-CN"/>
+        </w:rPr>
+      </w:pPr>
+      <w:r>
+        <w:rPr>
+          <w:sz w:val="21"/>
+          <w:lang w:eastAsia="zh-CN"/>
+        </w:rPr>
+        <w:t>• 视觉设计：GIF居中全屏播放，下方显示“Loading…”文字与呼吸动画，背景色与主界面深色主题一致（#0d0d1a）</w:t>
+      </w:r>
+    </w:p>
+    <w:p>
+      <w:pPr>
+        <w:spacing w:after="40"/>
+        <w:ind w:left="454"/>
+        <w:rPr>
+          <w:lang w:eastAsia="zh-CN"/>
+        </w:rPr>
+      </w:pPr>
+      <w:r>
+        <w:rPr>
+          <w:sz w:val="21"/>
+          <w:lang w:eastAsia="zh-CN"/>
+        </w:rPr>
+        <w:t>• 生命周期：资源缓存完成 → GIF淡出 → 主界面粒子可视化淡入，全程无白屏</w:t>
+      </w:r>
+    </w:p>
+    <w:p>
+      <w:pPr>
+        <w:spacing w:after="40"/>
+        <w:ind w:left="454"/>
+        <w:rPr>
+          <w:lang w:eastAsia="zh-CN"/>
+        </w:rPr>
+      </w:pPr>
+      <w:r>
+        <w:rPr>
+          <w:sz w:val="21"/>
+          <w:lang w:eastAsia="zh-CN"/>
+        </w:rPr>
+        <w:t>• 二次访问：静态资源已缓存后直接跳过过渡动画，零延迟进入主界面</w:t>
+      </w:r>
+    </w:p>
+    <w:p>
+      <w:pPr>
+        <w:spacing w:after="80" w:line="360" w:lineRule="exact"/>
+        <w:rPr>
+          <w:lang w:eastAsia="zh-CN"/>
+        </w:rPr>
+      </w:pPr>
+      <w:r>
+        <w:rPr>
+          <w:sz w:val="21"/>
+          <w:lang w:eastAsia="zh-CN"/>
+        </w:rPr>
+        <w:t>该方案巧妙复用已有开机动画素材，在不增加额外资源开销的前提下，将原本令人困扰的白屏等待时间转化为品牌IP展示窗口，提升了产品整体视觉完成度和用户体验连贯性。</w:t>
+      </w:r>
+    </w:p>
+    <w:p>
+      <w:pPr>
+        <w:spacing w:before="320" w:after="120"/>
+        <w:rPr>
+          <w:lang w:eastAsia="zh-CN"/>
+        </w:rPr>
+      </w:pPr>
+      <w:r>
+        <w:rPr>
+          <w:b/>
+          <w:color w:val="334055"/>
+          <w:sz w:val="28"/>
+          <w:lang w:eastAsia="zh-CN"/>
+        </w:rPr>
+        <w:t>3.10 设备安全</w:t>
       </w:r>
     </w:p>
     <w:p>
@@ -5134,199 +5314,300 @@
           <w:sz w:val="24"/>
           <w:lang w:eastAsia="zh-CN"/>
         </w:rPr>
-        <w:t>3.9.5 开机GIF过渡加载</w:t>
-      </w:r>
-    </w:p>
-    <w:p>
-      <w:pPr>
-        <w:spacing w:after="80" w:line="360" w:lineRule="exact"/>
-        <w:rPr>
-          <w:lang w:eastAsia="zh-CN"/>
-        </w:rPr>
-      </w:pPr>
-      <w:r>
-        <w:rPr>
-          <w:sz w:val="21"/>
-          <w:lang w:eastAsia="zh-CN"/>
-        </w:rPr>
-        <w:t>Web管理后台在首次加载时需要缓存粒子可视化引擎、角色图片、UI组件等静态资源，此过程存在数百毫秒至数秒的白屏时间。为优化用户等待体验，复用设备端开机动画素材“小眠苏醒”GIF作为过渡动画，在资源缓存期间全屏播放，下方同步显示Loading文字及进度指示。</w:t>
-      </w:r>
-    </w:p>
-    <w:p>
-      <w:pPr>
-        <w:spacing w:after="40"/>
-        <w:ind w:left="454"/>
-        <w:rPr>
-          <w:lang w:eastAsia="zh-CN"/>
-        </w:rPr>
-      </w:pPr>
-      <w:r>
-        <w:rPr>
-          <w:sz w:val="21"/>
-          <w:lang w:eastAsia="zh-CN"/>
-        </w:rPr>
-        <w:t>• 素材复用：直接复用设备端开机GIF（img_boot_sleep），无需额外制作加载动画资源</w:t>
-      </w:r>
-    </w:p>
-    <w:p>
-      <w:pPr>
-        <w:spacing w:after="40"/>
-        <w:ind w:left="454"/>
-        <w:rPr>
-          <w:lang w:eastAsia="zh-CN"/>
-        </w:rPr>
-      </w:pPr>
-      <w:r>
-        <w:rPr>
-          <w:sz w:val="21"/>
-          <w:lang w:eastAsia="zh-CN"/>
-        </w:rPr>
-        <w:t>• 双重价值：既美化了界面加载过程，又解决了缓存期间的白屏闪烁问题，优化了界面流程的连贯性</w:t>
-      </w:r>
-    </w:p>
-    <w:p>
-      <w:pPr>
-        <w:spacing w:after="40"/>
-        <w:ind w:left="454"/>
-        <w:rPr>
-          <w:lang w:eastAsia="zh-CN"/>
-        </w:rPr>
-      </w:pPr>
-      <w:r>
-        <w:rPr>
-          <w:sz w:val="21"/>
-          <w:lang w:eastAsia="zh-CN"/>
-        </w:rPr>
-        <w:t>• 视觉设计：GIF居中全屏播放，下方显示“Loading…”文字与呼吸动画，背景色与主界面深色主题一致（#0d0d1a）</w:t>
-      </w:r>
-    </w:p>
-    <w:p>
-      <w:pPr>
-        <w:spacing w:after="40"/>
-        <w:ind w:left="454"/>
-        <w:rPr>
-          <w:lang w:eastAsia="zh-CN"/>
-        </w:rPr>
-      </w:pPr>
-      <w:r>
-        <w:rPr>
-          <w:sz w:val="21"/>
-          <w:lang w:eastAsia="zh-CN"/>
-        </w:rPr>
-        <w:t>• 生命周期：资源缓存完成 → GIF淡出 → 主界面粒子可视化淡入，全程无白屏</w:t>
-      </w:r>
-    </w:p>
-    <w:p>
-      <w:pPr>
-        <w:spacing w:after="40"/>
-        <w:ind w:left="454"/>
-        <w:rPr>
-          <w:lang w:eastAsia="zh-CN"/>
-        </w:rPr>
-      </w:pPr>
-      <w:r>
-        <w:rPr>
-          <w:sz w:val="21"/>
-          <w:lang w:eastAsia="zh-CN"/>
-        </w:rPr>
-        <w:t>• 二次访问：静态资源已缓存后直接跳过过渡动画，零延迟进入主界面</w:t>
-      </w:r>
-    </w:p>
-    <w:p>
-      <w:pPr>
-        <w:spacing w:after="80" w:line="360" w:lineRule="exact"/>
-        <w:rPr>
-          <w:lang w:eastAsia="zh-CN"/>
-        </w:rPr>
-      </w:pPr>
-      <w:r>
-        <w:rPr>
-          <w:sz w:val="21"/>
-          <w:lang w:eastAsia="zh-CN"/>
-        </w:rPr>
-        <w:t>该方案巧妙复用已有开机动画素材，在不增加额外资源开销的前提下，将原本令人困扰的白屏等待时间转化为品牌IP展示窗口，提升了产品整体视觉完成度和用户体验连贯性。</w:t>
+        <w:t>3.10.1 传输安全</w:t>
+      </w:r>
+    </w:p>
+    <w:p>
+      <w:pPr>
+        <w:spacing w:after="40"/>
+        <w:ind w:left="454"/>
+        <w:rPr>
+          <w:lang w:eastAsia="zh-CN"/>
+        </w:rPr>
+      </w:pPr>
+      <w:r>
+        <w:rPr>
+          <w:sz w:val="21"/>
+          <w:lang w:eastAsia="zh-CN"/>
+        </w:rPr>
+        <w:t>• MQTT over TLS：所有上报数据和下发指令全程加密</w:t>
+      </w:r>
+    </w:p>
+    <w:p>
+      <w:pPr>
+        <w:spacing w:after="40"/>
+        <w:ind w:left="454"/>
+        <w:rPr>
+          <w:lang w:eastAsia="zh-CN"/>
+        </w:rPr>
+      </w:pPr>
+      <w:r>
+        <w:rPr>
+          <w:sz w:val="21"/>
+          <w:lang w:eastAsia="zh-CN"/>
+        </w:rPr>
+        <w:t>• HTTPS：后端API、Token申请、配置下发全部使用HTTPS</w:t>
+      </w:r>
+    </w:p>
+    <w:p>
+      <w:pPr>
+        <w:spacing w:after="40"/>
+        <w:ind w:left="454"/>
+        <w:rPr>
+          <w:lang w:eastAsia="zh-CN"/>
+        </w:rPr>
+      </w:pPr>
+      <w:r>
+        <w:rPr>
+          <w:sz w:val="21"/>
+          <w:lang w:eastAsia="zh-CN"/>
+        </w:rPr>
+        <w:t>• 设备身份：DID（设备唯一标识）+ Token（临时令牌）双重鉴权</w:t>
+      </w:r>
+    </w:p>
+    <w:p>
+      <w:pPr>
+        <w:spacing w:before="200" w:after="80"/>
+        <w:rPr>
+          <w:lang w:eastAsia="zh-CN"/>
+        </w:rPr>
+      </w:pPr>
+      <w:r>
+        <w:rPr>
+          <w:b/>
+          <w:color w:val="475569"/>
+          <w:sz w:val="24"/>
+          <w:lang w:eastAsia="zh-CN"/>
+        </w:rPr>
+        <w:t>3.10.2 防护机制</w:t>
+      </w:r>
+    </w:p>
+    <w:p>
+      <w:pPr>
+        <w:spacing w:after="40"/>
+        <w:ind w:left="454"/>
+        <w:rPr>
+          <w:lang w:eastAsia="zh-CN"/>
+        </w:rPr>
+      </w:pPr>
+      <w:r>
+        <w:rPr>
+          <w:sz w:val="21"/>
+          <w:lang w:eastAsia="zh-CN"/>
+        </w:rPr>
+        <w:t>• 限流：单设备单位时间上报次数限制</w:t>
+      </w:r>
+    </w:p>
+    <w:p>
+      <w:pPr>
+        <w:spacing w:after="40"/>
+        <w:ind w:left="454"/>
+        <w:rPr>
+          <w:lang w:eastAsia="zh-CN"/>
+        </w:rPr>
+      </w:pPr>
+      <w:r>
+        <w:rPr>
+          <w:sz w:val="21"/>
+          <w:lang w:eastAsia="zh-CN"/>
+        </w:rPr>
+        <w:t>• 短时封禁：同一MAC/Token/IP短时间内大量请求，自动封禁5分钟</w:t>
+      </w:r>
+    </w:p>
+    <w:p>
+      <w:pPr>
+        <w:spacing w:after="40"/>
+        <w:ind w:left="454"/>
+        <w:rPr>
+          <w:lang w:eastAsia="zh-CN"/>
+        </w:rPr>
+      </w:pPr>
+      <w:r>
+        <w:rPr>
+          <w:sz w:val="21"/>
+          <w:lang w:eastAsia="zh-CN"/>
+        </w:rPr>
+        <w:t>• 永久黑名单：已封禁设备持续攻击，MAC地址加入永久黑名单</w:t>
+      </w:r>
+    </w:p>
+    <w:p>
+      <w:pPr>
+        <w:spacing w:after="40"/>
+        <w:ind w:left="454"/>
+        <w:rPr>
+          <w:lang w:eastAsia="zh-CN"/>
+        </w:rPr>
+      </w:pPr>
+      <w:r>
+        <w:rPr>
+          <w:sz w:val="21"/>
+          <w:lang w:eastAsia="zh-CN"/>
+        </w:rPr>
+        <w:t>• 双层防护：应用层（Token/DID/频率校验）+ 网络层（IP/MAC/流量过滤）</w:t>
+      </w:r>
+    </w:p>
+    <w:p>
+      <w:pPr>
+        <w:spacing w:before="200" w:after="80"/>
+        <w:rPr>
+          <w:lang w:eastAsia="zh-CN"/>
+        </w:rPr>
+      </w:pPr>
+      <w:r>
+        <w:rPr>
+          <w:b/>
+          <w:color w:val="475569"/>
+          <w:sz w:val="24"/>
+          <w:lang w:eastAsia="zh-CN"/>
+        </w:rPr>
+        <w:t>3.10.3 硬件安全</w:t>
+      </w:r>
+    </w:p>
+    <w:p>
+      <w:pPr>
+        <w:spacing w:after="40"/>
+        <w:ind w:left="454"/>
+        <w:rPr>
+          <w:lang w:eastAsia="zh-CN"/>
+        </w:rPr>
+      </w:pPr>
+      <w:r>
+        <w:rPr>
+          <w:sz w:val="21"/>
+          <w:lang w:eastAsia="zh-CN"/>
+        </w:rPr>
+        <w:t>• 安全启动：仅运行合法签名固件</w:t>
+      </w:r>
+    </w:p>
+    <w:p>
+      <w:pPr>
+        <w:spacing w:after="40"/>
+        <w:ind w:left="454"/>
+      </w:pPr>
+      <w:r>
+        <w:rPr>
+          <w:sz w:val="21"/>
+        </w:rPr>
+        <w:t>• Flash加密：DID、Token、日志全部加密存储</w:t>
+      </w:r>
+    </w:p>
+    <w:p>
+      <w:pPr>
+        <w:spacing w:after="40"/>
+        <w:ind w:left="454"/>
+      </w:pPr>
+      <w:r>
+        <w:rPr>
+          <w:sz w:val="21"/>
+        </w:rPr>
+        <w:t>• 防篡改：固件完整性校验</w:t>
+      </w:r>
+    </w:p>
+    <w:p>
+      <w:pPr>
+        <w:spacing w:before="480" w:after="160"/>
+      </w:pPr>
+      <w:r>
+        <w:rPr>
+          <w:b/>
+          <w:color w:val="1E293B"/>
+          <w:sz w:val="36"/>
+        </w:rPr>
+        <w:t>四、系统架构</w:t>
       </w:r>
     </w:p>
     <w:p>
       <w:pPr>
         <w:spacing w:before="320" w:after="120"/>
-        <w:rPr>
-          <w:lang w:eastAsia="zh-CN"/>
-        </w:rPr>
       </w:pPr>
       <w:r>
         <w:rPr>
           <w:b/>
           <w:color w:val="334055"/>
           <w:sz w:val="28"/>
-          <w:lang w:eastAsia="zh-CN"/>
-        </w:rPr>
-        <w:t>3.10 设备安全</w:t>
+        </w:rPr>
+        <w:t>4.1 端-边-云三层架构</w:t>
       </w:r>
     </w:p>
     <w:p>
       <w:pPr>
         <w:spacing w:before="200" w:after="80"/>
-        <w:rPr>
-          <w:lang w:eastAsia="zh-CN"/>
-        </w:rPr>
       </w:pPr>
       <w:r>
         <w:rPr>
           <w:b/>
           <w:color w:val="475569"/>
           <w:sz w:val="24"/>
-          <w:lang w:eastAsia="zh-CN"/>
-        </w:rPr>
-        <w:t>3.10.1 传输安全</w:t>
-      </w:r>
-    </w:p>
-    <w:p>
-      <w:pPr>
-        <w:spacing w:after="40"/>
-        <w:ind w:left="454"/>
-        <w:rPr>
-          <w:lang w:eastAsia="zh-CN"/>
-        </w:rPr>
-      </w:pPr>
-      <w:r>
-        <w:rPr>
-          <w:sz w:val="21"/>
-          <w:lang w:eastAsia="zh-CN"/>
-        </w:rPr>
-        <w:t>• MQTT over TLS：所有上报数据和下发指令全程加密</w:t>
-      </w:r>
-    </w:p>
-    <w:p>
-      <w:pPr>
-        <w:spacing w:after="40"/>
-        <w:ind w:left="454"/>
-        <w:rPr>
-          <w:lang w:eastAsia="zh-CN"/>
-        </w:rPr>
-      </w:pPr>
-      <w:r>
-        <w:rPr>
-          <w:sz w:val="21"/>
-          <w:lang w:eastAsia="zh-CN"/>
-        </w:rPr>
-        <w:t>• HTTPS：后端API、Token申请、配置下发全部使用HTTPS</w:t>
-      </w:r>
-    </w:p>
-    <w:p>
-      <w:pPr>
-        <w:spacing w:after="40"/>
-        <w:ind w:left="454"/>
-        <w:rPr>
-          <w:lang w:eastAsia="zh-CN"/>
-        </w:rPr>
-      </w:pPr>
-      <w:r>
-        <w:rPr>
-          <w:sz w:val="21"/>
-          <w:lang w:eastAsia="zh-CN"/>
-        </w:rPr>
-        <w:t>• 设备身份：DID（设备唯一标识）+ Token（临时令牌）双重鉴权</w:t>
+        </w:rPr>
+        <w:t>端侧（ESP32-S3 硬件端）</w:t>
+      </w:r>
+    </w:p>
+    <w:p>
+      <w:pPr>
+        <w:spacing w:after="40"/>
+        <w:ind w:left="454"/>
+      </w:pPr>
+      <w:r>
+        <w:rPr>
+          <w:sz w:val="21"/>
+        </w:rPr>
+        <w:t>• 传感器数据采集（ENS160/AHT21/BH1750/LD2410B）</w:t>
+      </w:r>
+    </w:p>
+    <w:p>
+      <w:pPr>
+        <w:spacing w:after="40"/>
+        <w:ind w:left="454"/>
+      </w:pPr>
+      <w:r>
+        <w:rPr>
+          <w:sz w:val="21"/>
+        </w:rPr>
+        <w:t>• 边缘AI推理（LightGBM PM2.5预测）</w:t>
+      </w:r>
+    </w:p>
+    <w:p>
+      <w:pPr>
+        <w:spacing w:after="40"/>
+        <w:ind w:left="454"/>
+      </w:pPr>
+      <w:r>
+        <w:rPr>
+          <w:sz w:val="21"/>
+        </w:rPr>
+        <w:t>• 本地UI渲染（LVGL + 虚拟IP角色）</w:t>
+      </w:r>
+    </w:p>
+    <w:p>
+      <w:pPr>
+        <w:spacing w:after="40"/>
+        <w:ind w:left="454"/>
+        <w:rPr>
+          <w:lang w:eastAsia="zh-CN"/>
+        </w:rPr>
+      </w:pPr>
+      <w:r>
+        <w:rPr>
+          <w:sz w:val="21"/>
+          <w:lang w:eastAsia="zh-CN"/>
+        </w:rPr>
+        <w:t>• 设备执行（Yeelight灯带 + 触控交互）</w:t>
+      </w:r>
+    </w:p>
+    <w:p>
+      <w:pPr>
+        <w:spacing w:after="40"/>
+        <w:ind w:left="454"/>
+        <w:rPr>
+          <w:lang w:eastAsia="zh-CN"/>
+        </w:rPr>
+      </w:pPr>
+      <w:r>
+        <w:rPr>
+          <w:sz w:val="21"/>
+          <w:lang w:eastAsia="zh-CN"/>
+        </w:rPr>
+        <w:t>• 双核安全隔离（Core 0业务 + Core 1安全锁）</w:t>
       </w:r>
     </w:p>
     <w:p>
@@ -5343,128 +5624,241 @@
           <w:sz w:val="24"/>
           <w:lang w:eastAsia="zh-CN"/>
         </w:rPr>
-        <w:t>3.10.2 防护机制</w:t>
-      </w:r>
-    </w:p>
-    <w:p>
-      <w:pPr>
-        <w:spacing w:after="40"/>
-        <w:ind w:left="454"/>
-        <w:rPr>
-          <w:lang w:eastAsia="zh-CN"/>
-        </w:rPr>
-      </w:pPr>
-      <w:r>
-        <w:rPr>
-          <w:sz w:val="21"/>
-          <w:lang w:eastAsia="zh-CN"/>
-        </w:rPr>
-        <w:t>• 限流：单设备单位时间上报次数限制</w:t>
-      </w:r>
-    </w:p>
-    <w:p>
-      <w:pPr>
-        <w:spacing w:after="40"/>
-        <w:ind w:left="454"/>
-        <w:rPr>
-          <w:lang w:eastAsia="zh-CN"/>
-        </w:rPr>
-      </w:pPr>
-      <w:r>
-        <w:rPr>
-          <w:sz w:val="21"/>
-          <w:lang w:eastAsia="zh-CN"/>
-        </w:rPr>
-        <w:t>• 短时封禁：同一MAC/Token/IP短时间内大量请求，自动封禁5分钟</w:t>
-      </w:r>
-    </w:p>
-    <w:p>
-      <w:pPr>
-        <w:spacing w:after="40"/>
-        <w:ind w:left="454"/>
-        <w:rPr>
-          <w:lang w:eastAsia="zh-CN"/>
-        </w:rPr>
-      </w:pPr>
-      <w:r>
-        <w:rPr>
-          <w:sz w:val="21"/>
-          <w:lang w:eastAsia="zh-CN"/>
-        </w:rPr>
-        <w:t>• 永久黑名单：已封禁设备持续攻击，MAC地址加入永久黑名单</w:t>
-      </w:r>
-    </w:p>
-    <w:p>
-      <w:pPr>
-        <w:spacing w:after="40"/>
-        <w:ind w:left="454"/>
-        <w:rPr>
-          <w:lang w:eastAsia="zh-CN"/>
-        </w:rPr>
-      </w:pPr>
-      <w:r>
-        <w:rPr>
-          <w:sz w:val="21"/>
-          <w:lang w:eastAsia="zh-CN"/>
-        </w:rPr>
-        <w:t>• 双层防护：应用层（Token/DID/频率校验）+ 网络层（IP/MAC/流量过滤）</w:t>
+        <w:lastRenderedPageBreak/>
+        <w:t>边侧（设备端智能处理）</w:t>
+      </w:r>
+    </w:p>
+    <w:p>
+      <w:pPr>
+        <w:spacing w:after="40"/>
+        <w:ind w:left="454"/>
+        <w:rPr>
+          <w:lang w:eastAsia="zh-CN"/>
+        </w:rPr>
+      </w:pPr>
+      <w:r>
+        <w:rPr>
+          <w:sz w:val="21"/>
+          <w:lang w:eastAsia="zh-CN"/>
+        </w:rPr>
+        <w:t>• 数据滤波与异常检测</w:t>
+      </w:r>
+    </w:p>
+    <w:p>
+      <w:pPr>
+        <w:spacing w:after="40"/>
+        <w:ind w:left="454"/>
+        <w:rPr>
+          <w:lang w:eastAsia="zh-CN"/>
+        </w:rPr>
+      </w:pPr>
+      <w:r>
+        <w:rPr>
+          <w:sz w:val="21"/>
+          <w:lang w:eastAsia="zh-CN"/>
+        </w:rPr>
+        <w:t>• 专注模式决策引擎</w:t>
+      </w:r>
+    </w:p>
+    <w:p>
+      <w:pPr>
+        <w:spacing w:after="40"/>
+        <w:ind w:left="454"/>
+        <w:rPr>
+          <w:lang w:eastAsia="zh-CN"/>
+        </w:rPr>
+      </w:pPr>
+      <w:r>
+        <w:rPr>
+          <w:sz w:val="21"/>
+          <w:lang w:eastAsia="zh-CN"/>
+        </w:rPr>
+        <w:t>• 虚拟IP角色状态机</w:t>
+      </w:r>
+    </w:p>
+    <w:p>
+      <w:pPr>
+        <w:spacing w:after="40"/>
+        <w:ind w:left="454"/>
+        <w:rPr>
+          <w:lang w:eastAsia="zh-CN"/>
+        </w:rPr>
+      </w:pPr>
+      <w:r>
+        <w:rPr>
+          <w:sz w:val="21"/>
+          <w:lang w:eastAsia="zh-CN"/>
+        </w:rPr>
+        <w:t>• 离线自治（断网时所有本地功能正常）</w:t>
       </w:r>
     </w:p>
     <w:p>
       <w:pPr>
         <w:spacing w:before="200" w:after="80"/>
-        <w:rPr>
-          <w:lang w:eastAsia="zh-CN"/>
-        </w:rPr>
       </w:pPr>
       <w:r>
         <w:rPr>
           <w:b/>
           <w:color w:val="475569"/>
           <w:sz w:val="24"/>
-          <w:lang w:eastAsia="zh-CN"/>
-        </w:rPr>
-        <w:t>3.10.3 硬件安全</w:t>
-      </w:r>
-    </w:p>
-    <w:p>
-      <w:pPr>
-        <w:spacing w:after="40"/>
-        <w:ind w:left="454"/>
-        <w:rPr>
-          <w:lang w:eastAsia="zh-CN"/>
-        </w:rPr>
-      </w:pPr>
-      <w:r>
-        <w:rPr>
-          <w:sz w:val="21"/>
-          <w:lang w:eastAsia="zh-CN"/>
-        </w:rPr>
-        <w:t>• 安全启动：仅运行合法签名固件</w:t>
-      </w:r>
-    </w:p>
-    <w:p>
-      <w:pPr>
-        <w:spacing w:after="40"/>
-        <w:ind w:left="454"/>
-      </w:pPr>
-      <w:r>
-        <w:rPr>
-          <w:sz w:val="21"/>
-        </w:rPr>
-        <w:t>• Flash加密：DID、Token、日志全部加密存储</w:t>
-      </w:r>
-    </w:p>
-    <w:p>
-      <w:pPr>
-        <w:spacing w:after="40"/>
-        <w:ind w:left="454"/>
-      </w:pPr>
-      <w:r>
-        <w:rPr>
-          <w:sz w:val="21"/>
-        </w:rPr>
-        <w:t>• 防篡改：固件完整性校验</w:t>
+        </w:rPr>
+        <w:t>云侧（FastAPI + PostgreSQL）</w:t>
+      </w:r>
+    </w:p>
+    <w:p>
+      <w:pPr>
+        <w:spacing w:after="40"/>
+        <w:ind w:left="454"/>
+      </w:pPr>
+      <w:r>
+        <w:rPr>
+          <w:sz w:val="21"/>
+        </w:rPr>
+        <w:t>• MQTT Broker（TLS加密）</w:t>
+      </w:r>
+    </w:p>
+    <w:p>
+      <w:pPr>
+        <w:spacing w:after="40"/>
+        <w:ind w:left="454"/>
+      </w:pPr>
+      <w:r>
+        <w:rPr>
+          <w:sz w:val="21"/>
+        </w:rPr>
+        <w:t>• 数据持久化存储</w:t>
+      </w:r>
+    </w:p>
+    <w:p>
+      <w:pPr>
+        <w:spacing w:after="40"/>
+        <w:ind w:left="454"/>
+      </w:pPr>
+      <w:r>
+        <w:rPr>
+          <w:sz w:val="21"/>
+        </w:rPr>
+        <w:t>• Web管理后台（粒子可视化 + 数字孪生）</w:t>
+      </w:r>
+    </w:p>
+    <w:p>
+      <w:pPr>
+        <w:spacing w:after="40"/>
+        <w:ind w:left="454"/>
+      </w:pPr>
+      <w:r>
+        <w:rPr>
+          <w:sz w:val="21"/>
+        </w:rPr>
+        <w:t>• 远程设备管控（灯光/安全锁/OTA）</w:t>
+      </w:r>
+    </w:p>
+    <w:p>
+      <w:pPr>
+        <w:spacing w:before="320" w:after="120"/>
+        <w:rPr>
+          <w:lang w:eastAsia="zh-CN"/>
+        </w:rPr>
+      </w:pPr>
+      <w:r>
+        <w:rPr>
+          <w:b/>
+          <w:color w:val="334055"/>
+          <w:sz w:val="28"/>
+          <w:lang w:eastAsia="zh-CN"/>
+        </w:rPr>
+        <w:t>4.2 数据流</w:t>
+      </w:r>
+    </w:p>
+    <w:p>
+      <w:pPr>
+        <w:spacing w:after="80" w:line="360" w:lineRule="exact"/>
+        <w:rPr>
+          <w:lang w:eastAsia="zh-CN"/>
+        </w:rPr>
+      </w:pPr>
+      <w:r>
+        <w:rPr>
+          <w:sz w:val="21"/>
+          <w:lang w:eastAsia="zh-CN"/>
+        </w:rPr>
+        <w:t>上行数据流：传感器采集 → 本地滤波 → 边缘AI推理 → 本地UI更新 + 灯控联动 → MQTT(TLS) → 云端存储 → Web粒子可视化</w:t>
+      </w:r>
+    </w:p>
+    <w:p>
+      <w:pPr>
+        <w:spacing w:after="80" w:line="360" w:lineRule="exact"/>
+        <w:rPr>
+          <w:lang w:eastAsia="zh-CN"/>
+        </w:rPr>
+      </w:pPr>
+      <w:r>
+        <w:rPr>
+          <w:sz w:val="21"/>
+          <w:lang w:eastAsia="zh-CN"/>
+        </w:rPr>
+        <w:t>下行指令流：Web后台 → MQTT(TLS) → ESP32 → 执行（灯光/安全锁/模式切换/OTA）</w:t>
+      </w:r>
+    </w:p>
+    <w:p>
+      <w:pPr>
+        <w:spacing w:before="320" w:after="120"/>
+        <w:rPr>
+          <w:lang w:eastAsia="zh-CN"/>
+        </w:rPr>
+      </w:pPr>
+      <w:r>
+        <w:rPr>
+          <w:b/>
+          <w:color w:val="334055"/>
+          <w:sz w:val="28"/>
+          <w:lang w:eastAsia="zh-CN"/>
+        </w:rPr>
+        <w:t>4.3 模块化代码架构</w:t>
+      </w:r>
+    </w:p>
+    <w:p>
+      <w:pPr>
+        <w:spacing w:after="40"/>
+        <w:ind w:left="454"/>
+        <w:rPr>
+          <w:lang w:eastAsia="zh-CN"/>
+        </w:rPr>
+      </w:pPr>
+      <w:r>
+        <w:rPr>
+          <w:sz w:val="21"/>
+          <w:lang w:eastAsia="zh-CN"/>
+        </w:rPr>
+        <w:t>• DataPool：全局数据池，统一管理传感器数据、设备状态、WiFi状态、角色状态</w:t>
+      </w:r>
+    </w:p>
+    <w:p>
+      <w:pPr>
+        <w:spacing w:after="40"/>
+        <w:ind w:left="454"/>
+        <w:rPr>
+          <w:lang w:eastAsia="zh-CN"/>
+        </w:rPr>
+      </w:pPr>
+      <w:r>
+        <w:rPr>
+          <w:sz w:val="21"/>
+          <w:lang w:eastAsia="zh-CN"/>
+        </w:rPr>
+        <w:t>• 各模块围绕数据池运行，模块间不直接相互调用，高内聚低耦合</w:t>
+      </w:r>
+    </w:p>
+    <w:p>
+      <w:pPr>
+        <w:spacing w:after="40"/>
+        <w:ind w:left="454"/>
+      </w:pPr>
+      <w:r>
+        <w:rPr>
+          <w:sz w:val="21"/>
+        </w:rPr>
+        <w:t>• 模块列表：sensor / screen / wifi / mqtt / focus_mode / pm25predict / bluetooth_light / ui / radar / security</w:t>
       </w:r>
     </w:p>
     <w:p>
@@ -5477,7 +5871,7 @@
           <w:color w:val="1E293B"/>
           <w:sz w:val="36"/>
         </w:rPr>
-        <w:t>四、系统架构</w:t>
+        <w:t>五、通信协议与数据格式</w:t>
       </w:r>
     </w:p>
     <w:p>
@@ -5490,339 +5884,474 @@
           <w:color w:val="334055"/>
           <w:sz w:val="28"/>
         </w:rPr>
-        <w:t>4.1 端-边-云三层架构</w:t>
-      </w:r>
-    </w:p>
-    <w:p>
-      <w:pPr>
-        <w:spacing w:before="200" w:after="80"/>
-      </w:pPr>
-      <w:r>
-        <w:rPr>
-          <w:b/>
-          <w:color w:val="475569"/>
-          <w:sz w:val="24"/>
-        </w:rPr>
-        <w:t>端侧（ESP32-S3 硬件端）</w:t>
-      </w:r>
-    </w:p>
-    <w:p>
-      <w:pPr>
-        <w:spacing w:after="40"/>
-        <w:ind w:left="454"/>
-      </w:pPr>
-      <w:r>
-        <w:rPr>
-          <w:sz w:val="21"/>
-        </w:rPr>
-        <w:t>• 传感器数据采集（ENS160/AHT21/BH1750/LD2410B）</w:t>
-      </w:r>
-    </w:p>
-    <w:p>
-      <w:pPr>
-        <w:spacing w:after="40"/>
-        <w:ind w:left="454"/>
-      </w:pPr>
-      <w:r>
-        <w:rPr>
-          <w:sz w:val="21"/>
-        </w:rPr>
-        <w:t>• 边缘AI推理（LightGBM PM2.5预测）</w:t>
-      </w:r>
-    </w:p>
-    <w:p>
-      <w:pPr>
-        <w:spacing w:after="40"/>
-        <w:ind w:left="454"/>
-      </w:pPr>
-      <w:r>
-        <w:rPr>
-          <w:sz w:val="21"/>
-        </w:rPr>
-        <w:t>• 本地UI渲染（LVGL + 虚拟IP角色）</w:t>
-      </w:r>
-    </w:p>
-    <w:p>
-      <w:pPr>
-        <w:spacing w:after="40"/>
-        <w:ind w:left="454"/>
-        <w:rPr>
-          <w:lang w:eastAsia="zh-CN"/>
-        </w:rPr>
-      </w:pPr>
-      <w:r>
-        <w:rPr>
-          <w:sz w:val="21"/>
-          <w:lang w:eastAsia="zh-CN"/>
-        </w:rPr>
-        <w:t>• 设备执行（Yeelight灯带 + 触控交互）</w:t>
-      </w:r>
-    </w:p>
-    <w:p>
-      <w:pPr>
-        <w:spacing w:after="40"/>
-        <w:ind w:left="454"/>
-        <w:rPr>
-          <w:lang w:eastAsia="zh-CN"/>
-        </w:rPr>
-      </w:pPr>
-      <w:r>
-        <w:rPr>
-          <w:sz w:val="21"/>
-          <w:lang w:eastAsia="zh-CN"/>
-        </w:rPr>
-        <w:t>• 双核安全隔离（Core 0业务 + Core 1安全锁）</w:t>
-      </w:r>
-    </w:p>
-    <w:p>
-      <w:pPr>
-        <w:spacing w:before="200" w:after="80"/>
-        <w:rPr>
-          <w:lang w:eastAsia="zh-CN"/>
-        </w:rPr>
-      </w:pPr>
-      <w:r>
-        <w:rPr>
-          <w:b/>
-          <w:color w:val="475569"/>
-          <w:sz w:val="24"/>
-          <w:lang w:eastAsia="zh-CN"/>
+        <w:t>5.1 MQTT 上报数据格式</w:t>
+      </w:r>
+    </w:p>
+    <w:p>
+      <w:pPr>
+        <w:spacing w:after="80" w:line="360" w:lineRule="exact"/>
+      </w:pPr>
+      <w:r>
+        <w:rPr>
+          <w:sz w:val="21"/>
+        </w:rPr>
+        <w:t>传感器数据上报（Topic: device/{did}/data）：</w:t>
+      </w:r>
+    </w:p>
+    <w:p>
+      <w:pPr>
+        <w:spacing w:after="80" w:line="360" w:lineRule="exact"/>
+      </w:pPr>
+      <w:r>
+        <w:rPr>
+          <w:sz w:val="21"/>
+        </w:rPr>
+        <w:t>{</w:t>
+      </w:r>
+    </w:p>
+    <w:p>
+      <w:pPr>
+        <w:spacing w:after="80" w:line="360" w:lineRule="exact"/>
+      </w:pPr>
+      <w:r>
+        <w:rPr>
+          <w:sz w:val="21"/>
+        </w:rPr>
+        <w:t xml:space="preserve">  "device_id": "SC-001",</w:t>
+      </w:r>
+    </w:p>
+    <w:p>
+      <w:pPr>
+        <w:spacing w:after="80" w:line="360" w:lineRule="exact"/>
+      </w:pPr>
+      <w:r>
+        <w:rPr>
+          <w:sz w:val="21"/>
         </w:rPr>
         <w:lastRenderedPageBreak/>
-        <w:t>边侧（设备端智能处理）</w:t>
-      </w:r>
-    </w:p>
-    <w:p>
-      <w:pPr>
-        <w:spacing w:after="40"/>
-        <w:ind w:left="454"/>
-        <w:rPr>
-          <w:lang w:eastAsia="zh-CN"/>
-        </w:rPr>
-      </w:pPr>
-      <w:r>
-        <w:rPr>
-          <w:sz w:val="21"/>
-          <w:lang w:eastAsia="zh-CN"/>
-        </w:rPr>
-        <w:t>• 数据滤波与异常检测</w:t>
-      </w:r>
-    </w:p>
-    <w:p>
-      <w:pPr>
-        <w:spacing w:after="40"/>
-        <w:ind w:left="454"/>
-        <w:rPr>
-          <w:lang w:eastAsia="zh-CN"/>
-        </w:rPr>
-      </w:pPr>
-      <w:r>
-        <w:rPr>
-          <w:sz w:val="21"/>
-          <w:lang w:eastAsia="zh-CN"/>
-        </w:rPr>
-        <w:t>• 专注模式决策引擎</w:t>
-      </w:r>
-    </w:p>
-    <w:p>
-      <w:pPr>
-        <w:spacing w:after="40"/>
-        <w:ind w:left="454"/>
-        <w:rPr>
-          <w:lang w:eastAsia="zh-CN"/>
-        </w:rPr>
-      </w:pPr>
-      <w:r>
-        <w:rPr>
-          <w:sz w:val="21"/>
-          <w:lang w:eastAsia="zh-CN"/>
-        </w:rPr>
-        <w:t>• 虚拟IP角色状态机</w:t>
-      </w:r>
-    </w:p>
-    <w:p>
-      <w:pPr>
-        <w:spacing w:after="40"/>
-        <w:ind w:left="454"/>
-        <w:rPr>
-          <w:lang w:eastAsia="zh-CN"/>
-        </w:rPr>
-      </w:pPr>
-      <w:r>
-        <w:rPr>
-          <w:sz w:val="21"/>
-          <w:lang w:eastAsia="zh-CN"/>
-        </w:rPr>
-        <w:t>• 离线自治（断网时所有本地功能正常）</w:t>
-      </w:r>
-    </w:p>
-    <w:p>
-      <w:pPr>
-        <w:spacing w:before="200" w:after="80"/>
-      </w:pPr>
-      <w:r>
-        <w:rPr>
-          <w:b/>
-          <w:color w:val="475569"/>
-          <w:sz w:val="24"/>
-        </w:rPr>
-        <w:t>云侧（FastAPI + PostgreSQL）</w:t>
-      </w:r>
-    </w:p>
-    <w:p>
-      <w:pPr>
-        <w:spacing w:after="40"/>
-        <w:ind w:left="454"/>
-      </w:pPr>
-      <w:r>
-        <w:rPr>
-          <w:sz w:val="21"/>
-        </w:rPr>
-        <w:t>• MQTT Broker（TLS加密）</w:t>
-      </w:r>
-    </w:p>
-    <w:p>
-      <w:pPr>
-        <w:spacing w:after="40"/>
-        <w:ind w:left="454"/>
-      </w:pPr>
-      <w:r>
-        <w:rPr>
-          <w:sz w:val="21"/>
-        </w:rPr>
-        <w:t>• 数据持久化存储</w:t>
-      </w:r>
-    </w:p>
-    <w:p>
-      <w:pPr>
-        <w:spacing w:after="40"/>
-        <w:ind w:left="454"/>
-      </w:pPr>
-      <w:r>
-        <w:rPr>
-          <w:sz w:val="21"/>
-        </w:rPr>
-        <w:t>• Web管理后台（粒子可视化 + 数字孪生）</w:t>
-      </w:r>
-    </w:p>
-    <w:p>
-      <w:pPr>
-        <w:spacing w:after="40"/>
-        <w:ind w:left="454"/>
-      </w:pPr>
-      <w:r>
-        <w:rPr>
-          <w:sz w:val="21"/>
-        </w:rPr>
-        <w:t>• 远程设备管控（灯光/安全锁/OTA）</w:t>
+        <w:t xml:space="preserve">  "timestamp": 1720000000,</w:t>
+      </w:r>
+    </w:p>
+    <w:p>
+      <w:pPr>
+        <w:spacing w:after="80" w:line="360" w:lineRule="exact"/>
+      </w:pPr>
+      <w:r>
+        <w:rPr>
+          <w:sz w:val="21"/>
+        </w:rPr>
+        <w:t xml:space="preserve">  "temperature": 24.5,</w:t>
+      </w:r>
+    </w:p>
+    <w:p>
+      <w:pPr>
+        <w:spacing w:after="80" w:line="360" w:lineRule="exact"/>
+      </w:pPr>
+      <w:r>
+        <w:rPr>
+          <w:sz w:val="21"/>
+        </w:rPr>
+        <w:t xml:space="preserve">  "humidity": 52.0,</w:t>
+      </w:r>
+    </w:p>
+    <w:p>
+      <w:pPr>
+        <w:spacing w:after="80" w:line="360" w:lineRule="exact"/>
+      </w:pPr>
+      <w:r>
+        <w:rPr>
+          <w:sz w:val="21"/>
+        </w:rPr>
+        <w:t xml:space="preserve">  "eco2": 850,</w:t>
+      </w:r>
+    </w:p>
+    <w:p>
+      <w:pPr>
+        <w:spacing w:after="80" w:line="360" w:lineRule="exact"/>
+      </w:pPr>
+      <w:r>
+        <w:rPr>
+          <w:sz w:val="21"/>
+        </w:rPr>
+        <w:t xml:space="preserve">  "tvoc": 120,</w:t>
+      </w:r>
+    </w:p>
+    <w:p>
+      <w:pPr>
+        <w:spacing w:after="80" w:line="360" w:lineRule="exact"/>
+      </w:pPr>
+      <w:r>
+        <w:rPr>
+          <w:sz w:val="21"/>
+        </w:rPr>
+        <w:t xml:space="preserve">  "aqi": 2,</w:t>
+      </w:r>
+    </w:p>
+    <w:p>
+      <w:pPr>
+        <w:spacing w:after="80" w:line="360" w:lineRule="exact"/>
+      </w:pPr>
+      <w:r>
+        <w:rPr>
+          <w:sz w:val="21"/>
+        </w:rPr>
+        <w:t xml:space="preserve">  "pm25_predicted": 35.2,</w:t>
+      </w:r>
+    </w:p>
+    <w:p>
+      <w:pPr>
+        <w:spacing w:after="80" w:line="360" w:lineRule="exact"/>
+      </w:pPr>
+      <w:r>
+        <w:rPr>
+          <w:sz w:val="21"/>
+        </w:rPr>
+        <w:t xml:space="preserve">  "lux": 320,</w:t>
+      </w:r>
+    </w:p>
+    <w:p>
+      <w:pPr>
+        <w:spacing w:after="80" w:line="360" w:lineRule="exact"/>
+      </w:pPr>
+      <w:r>
+        <w:rPr>
+          <w:sz w:val="21"/>
+        </w:rPr>
+        <w:t xml:space="preserve">  "focus_mode": true,</w:t>
+      </w:r>
+    </w:p>
+    <w:p>
+      <w:pPr>
+        <w:spacing w:after="80" w:line="360" w:lineRule="exact"/>
+      </w:pPr>
+      <w:r>
+        <w:rPr>
+          <w:sz w:val="21"/>
+        </w:rPr>
+        <w:t xml:space="preserve">  "focus_duration": 3600,</w:t>
+      </w:r>
+    </w:p>
+    <w:p>
+      <w:pPr>
+        <w:spacing w:after="80" w:line="360" w:lineRule="exact"/>
+      </w:pPr>
+      <w:r>
+        <w:rPr>
+          <w:sz w:val="21"/>
+        </w:rPr>
+        <w:t xml:space="preserve">  "radar_present": true</w:t>
+      </w:r>
+    </w:p>
+    <w:p>
+      <w:pPr>
+        <w:spacing w:after="80" w:line="360" w:lineRule="exact"/>
+      </w:pPr>
+      <w:r>
+        <w:rPr>
+          <w:sz w:val="21"/>
+        </w:rPr>
+        <w:t>}</w:t>
       </w:r>
     </w:p>
     <w:p>
       <w:pPr>
         <w:spacing w:before="320" w:after="120"/>
-        <w:rPr>
-          <w:lang w:eastAsia="zh-CN"/>
-        </w:rPr>
       </w:pPr>
       <w:r>
         <w:rPr>
           <w:b/>
           <w:color w:val="334055"/>
           <w:sz w:val="28"/>
-          <w:lang w:eastAsia="zh-CN"/>
-        </w:rPr>
-        <w:t>4.2 数据流</w:t>
+        </w:rPr>
+        <w:t>5.2 MQTT 控制指令格式</w:t>
       </w:r>
     </w:p>
     <w:p>
       <w:pPr>
         <w:spacing w:after="80" w:line="360" w:lineRule="exact"/>
-        <w:rPr>
-          <w:lang w:eastAsia="zh-CN"/>
-        </w:rPr>
-      </w:pPr>
-      <w:r>
-        <w:rPr>
-          <w:sz w:val="21"/>
-          <w:lang w:eastAsia="zh-CN"/>
-        </w:rPr>
-        <w:t>上行数据流：传感器采集 → 本地滤波 → 边缘AI推理 → 本地UI更新 + 灯控联动 → MQTT(TLS) → 云端存储 → Web粒子可视化</w:t>
+      </w:pPr>
+      <w:r>
+        <w:rPr>
+          <w:sz w:val="21"/>
+        </w:rPr>
+        <w:t>灯光控制（Topic: device/{did}/control）：</w:t>
       </w:r>
     </w:p>
     <w:p>
       <w:pPr>
         <w:spacing w:after="80" w:line="360" w:lineRule="exact"/>
-        <w:rPr>
-          <w:lang w:eastAsia="zh-CN"/>
-        </w:rPr>
-      </w:pPr>
-      <w:r>
-        <w:rPr>
-          <w:sz w:val="21"/>
-          <w:lang w:eastAsia="zh-CN"/>
-        </w:rPr>
-        <w:t>下行指令流：Web后台 → MQTT(TLS) → ESP32 → 执行（灯光/安全锁/模式切换/OTA）</w:t>
-      </w:r>
-    </w:p>
+      </w:pPr>
+      <w:r>
+        <w:rPr>
+          <w:sz w:val="21"/>
+        </w:rPr>
+        <w:t>{</w:t>
+      </w:r>
+    </w:p>
+    <w:p>
+      <w:pPr>
+        <w:spacing w:after="80" w:line="360" w:lineRule="exact"/>
+      </w:pPr>
+      <w:r>
+        <w:rPr>
+          <w:sz w:val="21"/>
+        </w:rPr>
+        <w:t xml:space="preserve">  "cmd": "light_control",</w:t>
+      </w:r>
+    </w:p>
+    <w:p>
+      <w:pPr>
+        <w:spacing w:after="80" w:line="360" w:lineRule="exact"/>
+      </w:pPr>
+      <w:r>
+        <w:rPr>
+          <w:sz w:val="21"/>
+        </w:rPr>
+        <w:t xml:space="preserve">  "power": "on",</w:t>
+      </w:r>
+    </w:p>
+    <w:p>
+      <w:pPr>
+        <w:spacing w:after="80" w:line="360" w:lineRule="exact"/>
+      </w:pPr>
+      <w:r>
+        <w:rPr>
+          <w:sz w:val="21"/>
+        </w:rPr>
+        <w:t xml:space="preserve">  "brightness": 80,</w:t>
+      </w:r>
+    </w:p>
+    <w:p>
+      <w:pPr>
+        <w:spacing w:after="80" w:line="360" w:lineRule="exact"/>
+      </w:pPr>
+      <w:r>
+        <w:rPr>
+          <w:sz w:val="21"/>
+        </w:rPr>
+        <w:t xml:space="preserve">  "color_temp": 50</w:t>
+      </w:r>
+    </w:p>
+    <w:p>
+      <w:pPr>
+        <w:spacing w:after="80" w:line="360" w:lineRule="exact"/>
+      </w:pPr>
+      <w:r>
+        <w:rPr>
+          <w:sz w:val="21"/>
+        </w:rPr>
+        <w:t>}</w:t>
+      </w:r>
+    </w:p>
+    <w:p>
+      <w:pPr>
+        <w:spacing w:after="80" w:line="360" w:lineRule="exact"/>
+      </w:pPr>
+      <w:r>
+        <w:rPr>
+          <w:sz w:val="21"/>
+        </w:rPr>
+        <w:t>安全锁控制：</w:t>
+      </w:r>
+    </w:p>
+    <w:p>
+      <w:pPr>
+        <w:spacing w:after="80" w:line="360" w:lineRule="exact"/>
+      </w:pPr>
+      <w:r>
+        <w:rPr>
+          <w:sz w:val="21"/>
+        </w:rPr>
+        <w:t>{</w:t>
+      </w:r>
+    </w:p>
+    <w:p>
+      <w:pPr>
+        <w:spacing w:after="80" w:line="360" w:lineRule="exact"/>
+      </w:pPr>
+      <w:r>
+        <w:rPr>
+          <w:sz w:val="21"/>
+        </w:rPr>
+        <w:t xml:space="preserve">  "cmd": "security_lock",</w:t>
+      </w:r>
+    </w:p>
+    <w:p>
+      <w:pPr>
+        <w:spacing w:after="80" w:line="360" w:lineRule="exact"/>
+      </w:pPr>
+      <w:r>
+        <w:rPr>
+          <w:sz w:val="21"/>
+        </w:rPr>
+        <w:t xml:space="preserve">  "action": "lock"</w:t>
+      </w:r>
+    </w:p>
+    <w:p>
+      <w:pPr>
+        <w:spacing w:after="80" w:line="360" w:lineRule="exact"/>
+      </w:pPr>
+      <w:r>
+        <w:rPr>
+          <w:sz w:val="21"/>
+        </w:rPr>
+        <w:t>}</w:t>
+      </w:r>
+    </w:p>
+    <w:p>
+      <w:pPr>
+        <w:spacing w:after="80" w:line="360" w:lineRule="exact"/>
+      </w:pPr>
+      <w:r>
+        <w:rPr>
+          <w:sz w:val="21"/>
+        </w:rPr>
+        <w:t>专注模式切换：</w:t>
+      </w:r>
+    </w:p>
+    <w:p>
+      <w:pPr>
+        <w:spacing w:after="80" w:line="360" w:lineRule="exact"/>
+      </w:pPr>
+      <w:r>
+        <w:rPr>
+          <w:sz w:val="21"/>
+        </w:rPr>
+        <w:t>{</w:t>
+      </w:r>
+    </w:p>
+    <w:p>
+      <w:pPr>
+        <w:spacing w:after="80" w:line="360" w:lineRule="exact"/>
+      </w:pPr>
+      <w:r>
+        <w:rPr>
+          <w:sz w:val="21"/>
+        </w:rPr>
+        <w:t xml:space="preserve">  "cmd": "focus_mode",</w:t>
+      </w:r>
+    </w:p>
+    <w:p>
+      <w:pPr>
+        <w:spacing w:after="80" w:line="360" w:lineRule="exact"/>
+      </w:pPr>
+      <w:r>
+        <w:rPr>
+          <w:sz w:val="21"/>
+        </w:rPr>
+        <w:lastRenderedPageBreak/>
+        <w:t xml:space="preserve">  "action": "enter"</w:t>
+      </w:r>
+    </w:p>
+    <w:p>
+      <w:pPr>
+        <w:spacing w:after="80" w:line="360" w:lineRule="exact"/>
+      </w:pPr>
+      <w:r>
+        <w:rPr>
+          <w:sz w:val="21"/>
+        </w:rPr>
+        <w:t>}</w:t>
+      </w:r>
+    </w:p>
+    <w:p>
+      <w:r>
+        <w:t>5.2.1 版本检查请求（Topic: device/{did}/status）：</w:t>
+      </w:r>
+    </w:p>
+    <w:p>
+      <w:r>
+        <w:t>{"device_id": "CUBE001", "token": "xxx", "timestamp": 1753012800, "type": "version_check", "current_version": "v1.0.0"}</w:t>
+      </w:r>
+    </w:p>
+    <w:p/>
+    <w:p>
+      <w:r>
+        <w:t>5.2.2 OTA更新响应（Topic: server/{did}/control）：</w:t>
+      </w:r>
+    </w:p>
+    <w:p>
+      <w:r>
+        <w:t>{"code": 200, "type": "ota_update", "msg": "新版本可用", "timestamp": 1753012801, "url": "http://server.com/firmware/v1.1.0.bin", "version": "v1.1.0", "md5": "d41d8cd98f00b204e9800998ecf8427e"}</w:t>
+      </w:r>
+    </w:p>
+    <w:p>
+      <w:r>
+        <w:t>code说明：200=有新版本可用，204=已是最新版本，401=Token无效，403=设备未授权</w:t>
+      </w:r>
+    </w:p>
+    <w:p/>
     <w:p>
       <w:pPr>
         <w:spacing w:before="320" w:after="120"/>
-        <w:rPr>
-          <w:lang w:eastAsia="zh-CN"/>
-        </w:rPr>
       </w:pPr>
       <w:r>
         <w:rPr>
           <w:b/>
           <w:color w:val="334055"/>
           <w:sz w:val="28"/>
-          <w:lang w:eastAsia="zh-CN"/>
-        </w:rPr>
-        <w:t>4.3 模块化代码架构</w:t>
-      </w:r>
-    </w:p>
-    <w:p>
-      <w:pPr>
-        <w:spacing w:after="40"/>
-        <w:ind w:left="454"/>
-        <w:rPr>
-          <w:lang w:eastAsia="zh-CN"/>
-        </w:rPr>
-      </w:pPr>
-      <w:r>
-        <w:rPr>
-          <w:sz w:val="21"/>
-          <w:lang w:eastAsia="zh-CN"/>
-        </w:rPr>
-        <w:t>• DataPool：全局数据池，统一管理传感器数据、设备状态、WiFi状态、角色状态</w:t>
-      </w:r>
-    </w:p>
-    <w:p>
-      <w:pPr>
-        <w:spacing w:after="40"/>
-        <w:ind w:left="454"/>
-        <w:rPr>
-          <w:lang w:eastAsia="zh-CN"/>
-        </w:rPr>
-      </w:pPr>
-      <w:r>
-        <w:rPr>
-          <w:sz w:val="21"/>
-          <w:lang w:eastAsia="zh-CN"/>
-        </w:rPr>
-        <w:t>• 各模块围绕数据池运行，模块间不直接相互调用，高内聚低耦合</w:t>
-      </w:r>
-    </w:p>
-    <w:p>
-      <w:pPr>
-        <w:spacing w:after="40"/>
-        <w:ind w:left="454"/>
-      </w:pPr>
-      <w:r>
-        <w:rPr>
-          <w:sz w:val="21"/>
-        </w:rPr>
-        <w:t>• 模块列表：sensor / screen / wifi / mqtt / focus_mode / pm25predict / bluetooth_light / ui / radar / security</w:t>
+        </w:rPr>
+        <w:t>5.3 Yeelight HTTP API</w:t>
+      </w:r>
+    </w:p>
+    <w:p>
+      <w:pPr>
+        <w:spacing w:after="40"/>
+        <w:ind w:left="454"/>
+      </w:pPr>
+      <w:r>
+        <w:rPr>
+          <w:sz w:val="21"/>
+        </w:rPr>
+        <w:t>• 开灯：GET /set?power=on</w:t>
+      </w:r>
+    </w:p>
+    <w:p>
+      <w:pPr>
+        <w:spacing w:after="40"/>
+        <w:ind w:left="454"/>
+      </w:pPr>
+      <w:r>
+        <w:rPr>
+          <w:sz w:val="21"/>
+        </w:rPr>
+        <w:t>• 关灯：GET /set?power=off</w:t>
+      </w:r>
+    </w:p>
+    <w:p>
+      <w:pPr>
+        <w:spacing w:after="40"/>
+        <w:ind w:left="454"/>
+      </w:pPr>
+      <w:r>
+        <w:rPr>
+          <w:sz w:val="21"/>
+        </w:rPr>
+        <w:t>• 亮度：GET /set?bright=80（1-100）</w:t>
+      </w:r>
+    </w:p>
+    <w:p>
+      <w:pPr>
+        <w:spacing w:after="40"/>
+        <w:ind w:left="454"/>
+      </w:pPr>
+      <w:r>
+        <w:rPr>
+          <w:sz w:val="21"/>
+        </w:rPr>
+        <w:t>• 色温：GET /set?ct=4000（2700-6500K）</w:t>
+      </w:r>
+    </w:p>
+    <w:p>
+      <w:pPr>
+        <w:spacing w:after="40"/>
+        <w:ind w:left="454"/>
+      </w:pPr>
+      <w:r>
+        <w:rPr>
+          <w:sz w:val="21"/>
+        </w:rPr>
+        <w:t>• 组合：GET /set?power=on&amp;bright=80&amp;ct=4000</w:t>
       </w:r>
     </w:p>
     <w:p>
@@ -5835,727 +6364,488 @@
           <w:color w:val="1E293B"/>
           <w:sz w:val="36"/>
         </w:rPr>
-        <w:t>五、通信协议与数据格式</w:t>
+        <w:t>六、性能指标</w:t>
+      </w:r>
+    </w:p>
+    <w:p>
+      <w:pPr>
+        <w:spacing w:after="40"/>
+        <w:ind w:left="454"/>
+      </w:pPr>
+      <w:r>
+        <w:rPr>
+          <w:sz w:val="21"/>
+        </w:rPr>
+        <w:t>• 传感器采样周期：1秒</w:t>
+      </w:r>
+    </w:p>
+    <w:p>
+      <w:pPr>
+        <w:spacing w:after="40"/>
+        <w:ind w:left="454"/>
+      </w:pPr>
+      <w:r>
+        <w:rPr>
+          <w:sz w:val="21"/>
+        </w:rPr>
+        <w:t>• PM2.5推理耗时：&lt; 10ms（单次）</w:t>
+      </w:r>
+    </w:p>
+    <w:p>
+      <w:pPr>
+        <w:spacing w:after="40"/>
+        <w:ind w:left="454"/>
+      </w:pPr>
+      <w:r>
+        <w:rPr>
+          <w:sz w:val="21"/>
+        </w:rPr>
+        <w:t>• PM2.5模型大小：约500KB（Flash）</w:t>
+      </w:r>
+    </w:p>
+    <w:p>
+      <w:pPr>
+        <w:spacing w:after="40"/>
+        <w:ind w:left="454"/>
+      </w:pPr>
+      <w:r>
+        <w:rPr>
+          <w:sz w:val="21"/>
+        </w:rPr>
+        <w:t>• UI刷新率：约30fps（LVGL渲染）</w:t>
+      </w:r>
+    </w:p>
+    <w:p>
+      <w:pPr>
+        <w:spacing w:after="40"/>
+        <w:ind w:left="454"/>
+      </w:pPr>
+      <w:r>
+        <w:rPr>
+          <w:sz w:val="21"/>
+        </w:rPr>
+        <w:t>• 粒子可视化：60fps（200+粒子）</w:t>
+      </w:r>
+    </w:p>
+    <w:p>
+      <w:pPr>
+        <w:spacing w:after="40"/>
+        <w:ind w:left="454"/>
+        <w:rPr>
+          <w:lang w:eastAsia="zh-CN"/>
+        </w:rPr>
+      </w:pPr>
+      <w:r>
+        <w:rPr>
+          <w:sz w:val="21"/>
+          <w:lang w:eastAsia="zh-CN"/>
+        </w:rPr>
+        <w:t>• MQTT上报周期：2秒（传感器数据）/ 30秒（设备状态）</w:t>
+      </w:r>
+    </w:p>
+    <w:p>
+      <w:pPr>
+        <w:spacing w:after="40"/>
+        <w:ind w:left="454"/>
+        <w:rPr>
+          <w:lang w:eastAsia="zh-CN"/>
+        </w:rPr>
+      </w:pPr>
+      <w:r>
+        <w:rPr>
+          <w:sz w:val="21"/>
+          <w:lang w:eastAsia="zh-CN"/>
+        </w:rPr>
+        <w:t>• WiFi重连：15秒超时 + 指数退避</w:t>
+      </w:r>
+    </w:p>
+    <w:p>
+      <w:pPr>
+        <w:spacing w:after="40"/>
+        <w:ind w:left="454"/>
+        <w:rPr>
+          <w:lang w:eastAsia="zh-CN"/>
+        </w:rPr>
+      </w:pPr>
+      <w:r>
+        <w:rPr>
+          <w:sz w:val="21"/>
+          <w:lang w:eastAsia="zh-CN"/>
+        </w:rPr>
+        <w:t>• NTP同步：30秒重试间隔，10秒超时</w:t>
+      </w:r>
+    </w:p>
+    <w:p>
+      <w:pPr>
+        <w:spacing w:after="40"/>
+        <w:ind w:left="454"/>
+        <w:rPr>
+          <w:lang w:eastAsia="zh-CN"/>
+        </w:rPr>
+      </w:pPr>
+      <w:r>
+        <w:rPr>
+          <w:sz w:val="21"/>
+          <w:lang w:eastAsia="zh-CN"/>
+        </w:rPr>
+        <w:t>• 触摸采样：约20ms/次</w:t>
+      </w:r>
+    </w:p>
+    <w:p>
+      <w:pPr>
+        <w:spacing w:after="40"/>
+        <w:ind w:left="454"/>
+        <w:rPr>
+          <w:lang w:eastAsia="zh-CN"/>
+        </w:rPr>
+      </w:pPr>
+      <w:r>
+        <w:rPr>
+          <w:sz w:val="21"/>
+          <w:lang w:eastAsia="zh-CN"/>
+        </w:rPr>
+        <w:t>• RAM占用：约36%（启用PSRAM后）</w:t>
+      </w:r>
+    </w:p>
+    <w:p>
+      <w:pPr>
+        <w:spacing w:after="40"/>
+        <w:ind w:left="454"/>
+      </w:pPr>
+      <w:r>
+        <w:rPr>
+          <w:sz w:val="21"/>
+        </w:rPr>
+        <w:t>• Flash占用：约3MB（固件）+ 2MB（SPIFFS）</w:t>
+      </w:r>
+    </w:p>
+    <w:p>
+      <w:pPr>
+        <w:spacing w:before="480" w:after="160"/>
+      </w:pPr>
+      <w:r>
+        <w:rPr>
+          <w:b/>
+          <w:color w:val="1E293B"/>
+          <w:sz w:val="36"/>
+        </w:rPr>
+        <w:t>七、版本信息</w:t>
+      </w:r>
+    </w:p>
+    <w:p>
+      <w:pPr>
+        <w:spacing w:after="40"/>
+        <w:ind w:left="454"/>
+      </w:pPr>
+      <w:r>
+        <w:rPr>
+          <w:sz w:val="21"/>
+        </w:rPr>
+        <w:t>• 固件版本：v1.0.0</w:t>
+      </w:r>
+    </w:p>
+    <w:p>
+      <w:pPr>
+        <w:spacing w:after="40"/>
+        <w:ind w:left="454"/>
+      </w:pPr>
+      <w:r>
+        <w:rPr>
+          <w:sz w:val="21"/>
+        </w:rPr>
+        <w:t>• LVGL版本：8.x</w:t>
+      </w:r>
+    </w:p>
+    <w:p>
+      <w:pPr>
+        <w:spacing w:after="40"/>
+        <w:ind w:left="454"/>
+      </w:pPr>
+      <w:r>
+        <w:rPr>
+          <w:sz w:val="21"/>
+        </w:rPr>
+        <w:t>• Arduino框架：ESP32 Arduino Core 2.x</w:t>
+      </w:r>
+    </w:p>
+    <w:p>
+      <w:pPr>
+        <w:spacing w:after="40"/>
+        <w:ind w:left="454"/>
+      </w:pPr>
+      <w:r>
+        <w:rPr>
+          <w:sz w:val="21"/>
+        </w:rPr>
+        <w:t>• 编译器：PlatformIO + GCC xtensa-esp32s3-elf</w:t>
+      </w:r>
+    </w:p>
+    <w:p>
+      <w:pPr>
+        <w:spacing w:after="40"/>
+        <w:ind w:left="454"/>
+      </w:pPr>
+      <w:r>
+        <w:rPr>
+          <w:sz w:val="21"/>
+        </w:rPr>
+        <w:t>• 分区表：8MB Flash（factory 3MB + ota_0 3MB + spiffs 2MB）</w:t>
+      </w:r>
+    </w:p>
+    <w:p>
+      <w:pPr>
+        <w:spacing w:before="480" w:after="160"/>
+      </w:pPr>
+      <w:r>
+        <w:rPr>
+          <w:b/>
+          <w:color w:val="1E293B"/>
+          <w:sz w:val="36"/>
+        </w:rPr>
+        <w:lastRenderedPageBreak/>
+        <w:t>八、规划中功能（待实现）</w:t>
+      </w:r>
+    </w:p>
+    <w:p>
+      <w:pPr>
+        <w:spacing w:after="80" w:line="360" w:lineRule="exact"/>
+        <w:rPr>
+          <w:lang w:eastAsia="zh-CN"/>
+        </w:rPr>
+      </w:pPr>
+      <w:r>
+        <w:rPr>
+          <w:sz w:val="21"/>
+          <w:lang w:eastAsia="zh-CN"/>
+        </w:rPr>
+        <w:t>以下功能已纳入系统设计规划，将在后续版本中逐步实现。</w:t>
       </w:r>
     </w:p>
     <w:p>
       <w:pPr>
         <w:spacing w:before="320" w:after="120"/>
+        <w:rPr>
+          <w:lang w:eastAsia="zh-CN"/>
+        </w:rPr>
       </w:pPr>
       <w:r>
         <w:rPr>
           <w:b/>
           <w:color w:val="334055"/>
           <w:sz w:val="28"/>
-        </w:rPr>
-        <w:t>5.1 MQTT 上报数据格式</w:t>
-      </w:r>
-    </w:p>
-    <w:p>
-      <w:pPr>
-        <w:spacing w:after="80" w:line="360" w:lineRule="exact"/>
-      </w:pPr>
-      <w:r>
-        <w:rPr>
-          <w:sz w:val="21"/>
-        </w:rPr>
-        <w:t>传感器数据上报（Topic: device/{did}/data）：</w:t>
-      </w:r>
-    </w:p>
-    <w:p>
-      <w:pPr>
-        <w:spacing w:after="80" w:line="360" w:lineRule="exact"/>
-      </w:pPr>
-      <w:r>
-        <w:rPr>
-          <w:sz w:val="21"/>
-        </w:rPr>
-        <w:t>{</w:t>
-      </w:r>
-    </w:p>
-    <w:p>
-      <w:pPr>
-        <w:spacing w:after="80" w:line="360" w:lineRule="exact"/>
-      </w:pPr>
-      <w:r>
-        <w:rPr>
-          <w:sz w:val="21"/>
-        </w:rPr>
-        <w:t xml:space="preserve">  "device_id": "SC-001",</w:t>
-      </w:r>
-    </w:p>
-    <w:p>
-      <w:pPr>
-        <w:spacing w:after="80" w:line="360" w:lineRule="exact"/>
-      </w:pPr>
-      <w:r>
-        <w:rPr>
-          <w:sz w:val="21"/>
-        </w:rPr>
-        <w:lastRenderedPageBreak/>
-        <w:t xml:space="preserve">  "timestamp": 1720000000,</w:t>
-      </w:r>
-    </w:p>
-    <w:p>
-      <w:pPr>
-        <w:spacing w:after="80" w:line="360" w:lineRule="exact"/>
-      </w:pPr>
-      <w:r>
-        <w:rPr>
-          <w:sz w:val="21"/>
-        </w:rPr>
-        <w:t xml:space="preserve">  "temperature": 24.5,</w:t>
-      </w:r>
-    </w:p>
-    <w:p>
-      <w:pPr>
-        <w:spacing w:after="80" w:line="360" w:lineRule="exact"/>
-      </w:pPr>
-      <w:r>
-        <w:rPr>
-          <w:sz w:val="21"/>
-        </w:rPr>
-        <w:t xml:space="preserve">  "humidity": 52.0,</w:t>
-      </w:r>
-    </w:p>
-    <w:p>
-      <w:pPr>
-        <w:spacing w:after="80" w:line="360" w:lineRule="exact"/>
-      </w:pPr>
-      <w:r>
-        <w:rPr>
-          <w:sz w:val="21"/>
-        </w:rPr>
-        <w:t xml:space="preserve">  "eco2": 850,</w:t>
-      </w:r>
-    </w:p>
-    <w:p>
-      <w:pPr>
-        <w:spacing w:after="80" w:line="360" w:lineRule="exact"/>
-      </w:pPr>
-      <w:r>
-        <w:rPr>
-          <w:sz w:val="21"/>
-        </w:rPr>
-        <w:t xml:space="preserve">  "tvoc": 120,</w:t>
-      </w:r>
-    </w:p>
-    <w:p>
-      <w:pPr>
-        <w:spacing w:after="80" w:line="360" w:lineRule="exact"/>
-      </w:pPr>
-      <w:r>
-        <w:rPr>
-          <w:sz w:val="21"/>
-        </w:rPr>
-        <w:t xml:space="preserve">  "aqi": 2,</w:t>
-      </w:r>
-    </w:p>
-    <w:p>
-      <w:pPr>
-        <w:spacing w:after="80" w:line="360" w:lineRule="exact"/>
-      </w:pPr>
-      <w:r>
-        <w:rPr>
-          <w:sz w:val="21"/>
-        </w:rPr>
-        <w:t xml:space="preserve">  "pm25_predicted": 35.2,</w:t>
-      </w:r>
-    </w:p>
-    <w:p>
-      <w:pPr>
-        <w:spacing w:after="80" w:line="360" w:lineRule="exact"/>
-      </w:pPr>
-      <w:r>
-        <w:rPr>
-          <w:sz w:val="21"/>
-        </w:rPr>
-        <w:t xml:space="preserve">  "lux": 320,</w:t>
-      </w:r>
-    </w:p>
-    <w:p>
-      <w:pPr>
-        <w:spacing w:after="80" w:line="360" w:lineRule="exact"/>
-      </w:pPr>
-      <w:r>
-        <w:rPr>
-          <w:sz w:val="21"/>
-        </w:rPr>
-        <w:t xml:space="preserve">  "focus_mode": true,</w:t>
-      </w:r>
-    </w:p>
-    <w:p>
-      <w:pPr>
-        <w:spacing w:after="80" w:line="360" w:lineRule="exact"/>
-      </w:pPr>
-      <w:r>
-        <w:rPr>
-          <w:sz w:val="21"/>
-        </w:rPr>
-        <w:t xml:space="preserve">  "focus_duration": 3600,</w:t>
-      </w:r>
-    </w:p>
-    <w:p>
-      <w:pPr>
-        <w:spacing w:after="80" w:line="360" w:lineRule="exact"/>
-      </w:pPr>
-      <w:r>
-        <w:rPr>
-          <w:sz w:val="21"/>
-        </w:rPr>
-        <w:t xml:space="preserve">  "radar_present": true</w:t>
-      </w:r>
-    </w:p>
-    <w:p>
-      <w:pPr>
-        <w:spacing w:after="80" w:line="360" w:lineRule="exact"/>
-      </w:pPr>
-      <w:r>
-        <w:rPr>
-          <w:sz w:val="21"/>
-        </w:rPr>
-        <w:t>}</w:t>
+          <w:lang w:eastAsia="zh-CN"/>
+        </w:rPr>
+        <w:t>8.2 系统调度与低功耗管理</w:t>
+      </w:r>
+    </w:p>
+    <w:p>
+      <w:pPr>
+        <w:spacing w:after="40"/>
+        <w:ind w:left="454"/>
+        <w:rPr>
+          <w:lang w:eastAsia="zh-CN"/>
+        </w:rPr>
+      </w:pPr>
+      <w:r>
+        <w:rPr>
+          <w:sz w:val="21"/>
+          <w:lang w:eastAsia="zh-CN"/>
+        </w:rPr>
+        <w:t>• 定时任务：用户可预设时间触发特定操作（如定时开关灯、定时切换模式）</w:t>
+      </w:r>
+    </w:p>
+    <w:p>
+      <w:pPr>
+        <w:spacing w:after="40"/>
+        <w:ind w:left="454"/>
+        <w:rPr>
+          <w:lang w:eastAsia="zh-CN"/>
+        </w:rPr>
+      </w:pPr>
+      <w:r>
+        <w:rPr>
+          <w:sz w:val="21"/>
+          <w:lang w:eastAsia="zh-CN"/>
+        </w:rPr>
+        <w:t>• 夜间低功耗模式：指定时段自动降低屏幕亮度、减少传感器采样频率</w:t>
+      </w:r>
+    </w:p>
+    <w:p>
+      <w:pPr>
+        <w:spacing w:after="40"/>
+        <w:ind w:left="454"/>
+        <w:rPr>
+          <w:lang w:eastAsia="zh-CN"/>
+        </w:rPr>
+      </w:pPr>
+      <w:r>
+        <w:rPr>
+          <w:sz w:val="21"/>
+          <w:lang w:eastAsia="zh-CN"/>
+        </w:rPr>
+        <w:t>• 屏幕亮度自适应：BH1750读取环境光照 → PWM自动调节TFT背光亮度</w:t>
+      </w:r>
+    </w:p>
+    <w:p>
+      <w:pPr>
+        <w:spacing w:after="40"/>
+        <w:ind w:left="454"/>
+        <w:rPr>
+          <w:lang w:eastAsia="zh-CN"/>
+        </w:rPr>
+      </w:pPr>
+      <w:r>
+        <w:rPr>
+          <w:sz w:val="21"/>
+          <w:lang w:eastAsia="zh-CN"/>
+        </w:rPr>
+        <w:t>• 毫米波待机：长时间无人时自动进入低功耗休眠，检测到人自动唤醒</w:t>
       </w:r>
     </w:p>
     <w:p>
       <w:pPr>
         <w:spacing w:before="320" w:after="120"/>
+        <w:rPr>
+          <w:lang w:eastAsia="zh-CN"/>
+        </w:rPr>
       </w:pPr>
       <w:r>
         <w:rPr>
           <w:b/>
           <w:color w:val="334055"/>
           <w:sz w:val="28"/>
-        </w:rPr>
-        <w:t>5.2 MQTT 控制指令格式</w:t>
-      </w:r>
-    </w:p>
-    <w:p>
-      <w:pPr>
-        <w:spacing w:after="80" w:line="360" w:lineRule="exact"/>
-      </w:pPr>
-      <w:r>
-        <w:rPr>
-          <w:sz w:val="21"/>
-        </w:rPr>
-        <w:t>灯光控制（Topic: device/{did}/control）：</w:t>
-      </w:r>
-    </w:p>
-    <w:p>
-      <w:pPr>
-        <w:spacing w:after="80" w:line="360" w:lineRule="exact"/>
-      </w:pPr>
-      <w:r>
-        <w:rPr>
-          <w:sz w:val="21"/>
-        </w:rPr>
-        <w:t>{</w:t>
-      </w:r>
-    </w:p>
-    <w:p>
-      <w:pPr>
-        <w:spacing w:after="80" w:line="360" w:lineRule="exact"/>
-      </w:pPr>
-      <w:r>
-        <w:rPr>
-          <w:sz w:val="21"/>
-        </w:rPr>
-        <w:t xml:space="preserve">  "cmd": "light_control",</w:t>
-      </w:r>
-    </w:p>
-    <w:p>
-      <w:pPr>
-        <w:spacing w:after="80" w:line="360" w:lineRule="exact"/>
-      </w:pPr>
-      <w:r>
-        <w:rPr>
-          <w:sz w:val="21"/>
-        </w:rPr>
-        <w:t xml:space="preserve">  "power": "on",</w:t>
-      </w:r>
-    </w:p>
-    <w:p>
-      <w:pPr>
-        <w:spacing w:after="80" w:line="360" w:lineRule="exact"/>
-      </w:pPr>
-      <w:r>
-        <w:rPr>
-          <w:sz w:val="21"/>
-        </w:rPr>
-        <w:t xml:space="preserve">  "brightness": 80,</w:t>
-      </w:r>
-    </w:p>
-    <w:p>
-      <w:pPr>
-        <w:spacing w:after="80" w:line="360" w:lineRule="exact"/>
-      </w:pPr>
-      <w:r>
-        <w:rPr>
-          <w:sz w:val="21"/>
-        </w:rPr>
-        <w:t xml:space="preserve">  "color_temp": 50</w:t>
-      </w:r>
-    </w:p>
-    <w:p>
-      <w:pPr>
-        <w:spacing w:after="80" w:line="360" w:lineRule="exact"/>
-      </w:pPr>
-      <w:r>
-        <w:rPr>
-          <w:sz w:val="21"/>
-        </w:rPr>
-        <w:t>}</w:t>
-      </w:r>
-    </w:p>
-    <w:p>
-      <w:pPr>
-        <w:spacing w:after="80" w:line="360" w:lineRule="exact"/>
-      </w:pPr>
-      <w:r>
-        <w:rPr>
-          <w:sz w:val="21"/>
-        </w:rPr>
-        <w:t>安全锁控制：</w:t>
-      </w:r>
-    </w:p>
-    <w:p>
-      <w:pPr>
-        <w:spacing w:after="80" w:line="360" w:lineRule="exact"/>
-      </w:pPr>
-      <w:r>
-        <w:rPr>
-          <w:sz w:val="21"/>
-        </w:rPr>
-        <w:t>{</w:t>
-      </w:r>
-    </w:p>
-    <w:p>
-      <w:pPr>
-        <w:spacing w:after="80" w:line="360" w:lineRule="exact"/>
-      </w:pPr>
-      <w:r>
-        <w:rPr>
-          <w:sz w:val="21"/>
-        </w:rPr>
-        <w:t xml:space="preserve">  "cmd": "security_lock",</w:t>
-      </w:r>
-    </w:p>
-    <w:p>
-      <w:pPr>
-        <w:spacing w:after="80" w:line="360" w:lineRule="exact"/>
-      </w:pPr>
-      <w:r>
-        <w:rPr>
-          <w:sz w:val="21"/>
-        </w:rPr>
-        <w:t xml:space="preserve">  "action": "lock"</w:t>
-      </w:r>
-    </w:p>
-    <w:p>
-      <w:pPr>
-        <w:spacing w:after="80" w:line="360" w:lineRule="exact"/>
-      </w:pPr>
-      <w:r>
-        <w:rPr>
-          <w:sz w:val="21"/>
-        </w:rPr>
-        <w:t>}</w:t>
-      </w:r>
-    </w:p>
-    <w:p>
-      <w:pPr>
-        <w:spacing w:after="80" w:line="360" w:lineRule="exact"/>
-      </w:pPr>
-      <w:r>
-        <w:rPr>
-          <w:sz w:val="21"/>
-        </w:rPr>
-        <w:t>专注模式切换：</w:t>
-      </w:r>
-    </w:p>
-    <w:p>
-      <w:pPr>
-        <w:spacing w:after="80" w:line="360" w:lineRule="exact"/>
-      </w:pPr>
-      <w:r>
-        <w:rPr>
-          <w:sz w:val="21"/>
-        </w:rPr>
-        <w:t>{</w:t>
-      </w:r>
-    </w:p>
-    <w:p>
-      <w:pPr>
-        <w:spacing w:after="80" w:line="360" w:lineRule="exact"/>
-      </w:pPr>
-      <w:r>
-        <w:rPr>
-          <w:sz w:val="21"/>
-        </w:rPr>
-        <w:t xml:space="preserve">  "cmd": "focus_mode",</w:t>
-      </w:r>
-    </w:p>
-    <w:p>
-      <w:pPr>
-        <w:spacing w:after="80" w:line="360" w:lineRule="exact"/>
-      </w:pPr>
-      <w:r>
-        <w:rPr>
-          <w:sz w:val="21"/>
-        </w:rPr>
-        <w:lastRenderedPageBreak/>
-        <w:t xml:space="preserve">  "action": "enter"</w:t>
-      </w:r>
-    </w:p>
-    <w:p>
-      <w:pPr>
-        <w:spacing w:after="80" w:line="360" w:lineRule="exact"/>
-      </w:pPr>
-      <w:r>
-        <w:rPr>
-          <w:sz w:val="21"/>
-        </w:rPr>
-        <w:t>}</w:t>
+          <w:lang w:eastAsia="zh-CN"/>
+        </w:rPr>
+        <w:t>8.3 算法模块扩展</w:t>
+      </w:r>
+    </w:p>
+    <w:p>
+      <w:pPr>
+        <w:spacing w:after="40"/>
+        <w:ind w:left="454"/>
+        <w:rPr>
+          <w:lang w:eastAsia="zh-CN"/>
+        </w:rPr>
+      </w:pPr>
+      <w:r>
+        <w:rPr>
+          <w:sz w:val="21"/>
+          <w:lang w:eastAsia="zh-CN"/>
+        </w:rPr>
+        <w:t>• 人体舒适度评估：综合温湿度数据，计算体感舒适度指数（SSD），输出舒适/一般/不舒适</w:t>
+      </w:r>
+    </w:p>
+    <w:p>
+      <w:pPr>
+        <w:spacing w:after="40"/>
+        <w:ind w:left="454"/>
+        <w:rPr>
+          <w:lang w:eastAsia="zh-CN"/>
+        </w:rPr>
+      </w:pPr>
+      <w:r>
+        <w:rPr>
+          <w:sz w:val="21"/>
+          <w:lang w:eastAsia="zh-CN"/>
+        </w:rPr>
+        <w:t>• 故障检测与隔离：传感器连续异常时自动标记故障、隔离该模块，不影响其他功能正常运行</w:t>
+      </w:r>
+    </w:p>
+    <w:p>
+      <w:pPr>
+        <w:spacing w:after="40"/>
+        <w:ind w:left="454"/>
+        <w:rPr>
+          <w:lang w:eastAsia="zh-CN"/>
+        </w:rPr>
+      </w:pPr>
+      <w:r>
+        <w:rPr>
+          <w:sz w:val="21"/>
+          <w:lang w:eastAsia="zh-CN"/>
+        </w:rPr>
+        <w:t>• 屏幕亮度自适应算法：光照值 → 对数映射 → PWM占空比，平滑过渡不闪烁</w:t>
       </w:r>
     </w:p>
     <w:p>
       <w:pPr>
         <w:spacing w:before="320" w:after="120"/>
+        <w:rPr>
+          <w:lang w:eastAsia="zh-CN"/>
+        </w:rPr>
       </w:pPr>
       <w:r>
         <w:rPr>
           <w:b/>
           <w:color w:val="334055"/>
           <w:sz w:val="28"/>
-        </w:rPr>
-        <w:t>5.3 Yeelight HTTP API</w:t>
-      </w:r>
-    </w:p>
-    <w:p>
-      <w:pPr>
-        <w:spacing w:after="40"/>
-        <w:ind w:left="454"/>
-      </w:pPr>
-      <w:r>
-        <w:rPr>
-          <w:sz w:val="21"/>
-        </w:rPr>
-        <w:t>• 开灯：GET /set?power=on</w:t>
-      </w:r>
-    </w:p>
-    <w:p>
-      <w:pPr>
-        <w:spacing w:after="40"/>
-        <w:ind w:left="454"/>
-      </w:pPr>
-      <w:r>
-        <w:rPr>
-          <w:sz w:val="21"/>
-        </w:rPr>
-        <w:t>• 关灯：GET /set?power=off</w:t>
-      </w:r>
-    </w:p>
-    <w:p>
-      <w:pPr>
-        <w:spacing w:after="40"/>
-        <w:ind w:left="454"/>
-      </w:pPr>
-      <w:r>
-        <w:rPr>
-          <w:sz w:val="21"/>
-        </w:rPr>
-        <w:t>• 亮度：GET /set?bright=80（1-100）</w:t>
-      </w:r>
-    </w:p>
-    <w:p>
-      <w:pPr>
-        <w:spacing w:after="40"/>
-        <w:ind w:left="454"/>
-      </w:pPr>
-      <w:r>
-        <w:rPr>
-          <w:sz w:val="21"/>
-        </w:rPr>
-        <w:t>• 色温：GET /set?ct=4000（2700-6500K）</w:t>
-      </w:r>
-    </w:p>
-    <w:p>
-      <w:pPr>
-        <w:spacing w:after="40"/>
-        <w:ind w:left="454"/>
-      </w:pPr>
-      <w:r>
-        <w:rPr>
-          <w:sz w:val="21"/>
-        </w:rPr>
-        <w:t>• 组合：GET /set?power=on&amp;bright=80&amp;ct=4000</w:t>
-      </w:r>
-    </w:p>
-    <w:p>
-      <w:pPr>
-        <w:spacing w:before="480" w:after="160"/>
-      </w:pPr>
-      <w:r>
-        <w:rPr>
-          <w:b/>
-          <w:color w:val="1E293B"/>
-          <w:sz w:val="36"/>
-        </w:rPr>
-        <w:t>六、性能指标</w:t>
-      </w:r>
-    </w:p>
-    <w:p>
-      <w:pPr>
-        <w:spacing w:after="40"/>
-        <w:ind w:left="454"/>
-      </w:pPr>
-      <w:r>
-        <w:rPr>
-          <w:sz w:val="21"/>
-        </w:rPr>
-        <w:t>• 传感器采样周期：1秒</w:t>
-      </w:r>
-    </w:p>
-    <w:p>
-      <w:pPr>
-        <w:spacing w:after="40"/>
-        <w:ind w:left="454"/>
-      </w:pPr>
-      <w:r>
-        <w:rPr>
-          <w:sz w:val="21"/>
-        </w:rPr>
-        <w:t>• PM2.5推理耗时：&lt; 10ms（单次）</w:t>
-      </w:r>
-    </w:p>
-    <w:p>
-      <w:pPr>
-        <w:spacing w:after="40"/>
-        <w:ind w:left="454"/>
-      </w:pPr>
-      <w:r>
-        <w:rPr>
-          <w:sz w:val="21"/>
-        </w:rPr>
-        <w:t>• PM2.5模型大小：约500KB（Flash）</w:t>
-      </w:r>
-    </w:p>
-    <w:p>
-      <w:pPr>
-        <w:spacing w:after="40"/>
-        <w:ind w:left="454"/>
-      </w:pPr>
-      <w:r>
-        <w:rPr>
-          <w:sz w:val="21"/>
-        </w:rPr>
-        <w:t>• UI刷新率：约30fps（LVGL渲染）</w:t>
-      </w:r>
-    </w:p>
-    <w:p>
-      <w:pPr>
-        <w:spacing w:after="40"/>
-        <w:ind w:left="454"/>
-      </w:pPr>
-      <w:r>
-        <w:rPr>
-          <w:sz w:val="21"/>
-        </w:rPr>
-        <w:t>• 粒子可视化：60fps（200+粒子）</w:t>
-      </w:r>
-    </w:p>
-    <w:p>
-      <w:pPr>
-        <w:spacing w:after="40"/>
-        <w:ind w:left="454"/>
-        <w:rPr>
-          <w:lang w:eastAsia="zh-CN"/>
-        </w:rPr>
-      </w:pPr>
-      <w:r>
-        <w:rPr>
-          <w:sz w:val="21"/>
-          <w:lang w:eastAsia="zh-CN"/>
-        </w:rPr>
-        <w:t>• MQTT上报周期：2秒（传感器数据）/ 30秒（设备状态）</w:t>
-      </w:r>
-    </w:p>
-    <w:p>
-      <w:pPr>
-        <w:spacing w:after="40"/>
-        <w:ind w:left="454"/>
-        <w:rPr>
-          <w:lang w:eastAsia="zh-CN"/>
-        </w:rPr>
-      </w:pPr>
-      <w:r>
-        <w:rPr>
-          <w:sz w:val="21"/>
-          <w:lang w:eastAsia="zh-CN"/>
-        </w:rPr>
-        <w:t>• WiFi重连：15秒超时 + 指数退避</w:t>
-      </w:r>
-    </w:p>
-    <w:p>
-      <w:pPr>
-        <w:spacing w:after="40"/>
-        <w:ind w:left="454"/>
-        <w:rPr>
-          <w:lang w:eastAsia="zh-CN"/>
-        </w:rPr>
-      </w:pPr>
-      <w:r>
-        <w:rPr>
-          <w:sz w:val="21"/>
-          <w:lang w:eastAsia="zh-CN"/>
-        </w:rPr>
-        <w:t>• NTP同步：30秒重试间隔，10秒超时</w:t>
-      </w:r>
-    </w:p>
-    <w:p>
-      <w:pPr>
-        <w:spacing w:after="40"/>
-        <w:ind w:left="454"/>
-        <w:rPr>
-          <w:lang w:eastAsia="zh-CN"/>
-        </w:rPr>
-      </w:pPr>
-      <w:r>
-        <w:rPr>
-          <w:sz w:val="21"/>
-          <w:lang w:eastAsia="zh-CN"/>
-        </w:rPr>
-        <w:t>• 触摸采样：约20ms/次</w:t>
-      </w:r>
-    </w:p>
-    <w:p>
-      <w:pPr>
-        <w:spacing w:after="40"/>
-        <w:ind w:left="454"/>
-        <w:rPr>
-          <w:lang w:eastAsia="zh-CN"/>
-        </w:rPr>
-      </w:pPr>
-      <w:r>
-        <w:rPr>
-          <w:sz w:val="21"/>
-          <w:lang w:eastAsia="zh-CN"/>
-        </w:rPr>
-        <w:t>• RAM占用：约36%（启用PSRAM后）</w:t>
-      </w:r>
-    </w:p>
-    <w:p>
-      <w:pPr>
-        <w:spacing w:after="40"/>
-        <w:ind w:left="454"/>
-      </w:pPr>
-      <w:r>
-        <w:rPr>
-          <w:sz w:val="21"/>
-        </w:rPr>
-        <w:t>• Flash占用：约3MB（固件）+ 2MB（SPIFFS）</w:t>
-      </w:r>
-    </w:p>
-    <w:p>
-      <w:pPr>
-        <w:spacing w:before="480" w:after="160"/>
-      </w:pPr>
-      <w:r>
-        <w:rPr>
-          <w:b/>
-          <w:color w:val="1E293B"/>
-          <w:sz w:val="36"/>
-        </w:rPr>
-        <w:t>七、版本信息</w:t>
-      </w:r>
-    </w:p>
-    <w:p>
-      <w:pPr>
-        <w:spacing w:after="40"/>
-        <w:ind w:left="454"/>
-      </w:pPr>
-      <w:r>
-        <w:rPr>
-          <w:sz w:val="21"/>
-        </w:rPr>
-        <w:t>• 固件版本：v1.0.0</w:t>
-      </w:r>
-    </w:p>
-    <w:p>
-      <w:pPr>
-        <w:spacing w:after="40"/>
-        <w:ind w:left="454"/>
-      </w:pPr>
-      <w:r>
-        <w:rPr>
-          <w:sz w:val="21"/>
-        </w:rPr>
-        <w:t>• LVGL版本：8.x</w:t>
-      </w:r>
-    </w:p>
-    <w:p>
-      <w:pPr>
-        <w:spacing w:after="40"/>
-        <w:ind w:left="454"/>
-      </w:pPr>
-      <w:r>
-        <w:rPr>
-          <w:sz w:val="21"/>
-        </w:rPr>
-        <w:t>• Arduino框架：ESP32 Arduino Core 2.x</w:t>
-      </w:r>
-    </w:p>
-    <w:p>
-      <w:pPr>
-        <w:spacing w:after="40"/>
-        <w:ind w:left="454"/>
-      </w:pPr>
-      <w:r>
-        <w:rPr>
-          <w:sz w:val="21"/>
-        </w:rPr>
-        <w:t>• 编译器：PlatformIO + GCC xtensa-esp32s3-elf</w:t>
-      </w:r>
-    </w:p>
-    <w:p>
-      <w:pPr>
-        <w:spacing w:after="40"/>
-        <w:ind w:left="454"/>
-      </w:pPr>
-      <w:r>
-        <w:rPr>
-          <w:sz w:val="21"/>
-        </w:rPr>
-        <w:t>• 分区表：8MB Flash（factory 3MB + ota_0 3MB + spiffs 2MB）</w:t>
-      </w:r>
-    </w:p>
-    <w:p>
-      <w:pPr>
-        <w:spacing w:before="480" w:after="160"/>
-      </w:pPr>
-      <w:r>
-        <w:rPr>
-          <w:b/>
-          <w:color w:val="1E293B"/>
-          <w:sz w:val="36"/>
-        </w:rPr>
-        <w:lastRenderedPageBreak/>
-        <w:t>八、规划中功能（待实现）</w:t>
-      </w:r>
-    </w:p>
-    <w:p>
-      <w:pPr>
-        <w:spacing w:after="80" w:line="360" w:lineRule="exact"/>
-        <w:rPr>
-          <w:lang w:eastAsia="zh-CN"/>
-        </w:rPr>
-      </w:pPr>
-      <w:r>
-        <w:rPr>
-          <w:sz w:val="21"/>
-          <w:lang w:eastAsia="zh-CN"/>
-        </w:rPr>
-        <w:t>以下功能已纳入系统设计规划，将在后续版本中逐步实现。</w:t>
+          <w:lang w:eastAsia="zh-CN"/>
+        </w:rPr>
+        <w:t>8.4 微信告警推送</w:t>
+      </w:r>
+    </w:p>
+    <w:p>
+      <w:pPr>
+        <w:spacing w:after="40"/>
+        <w:ind w:left="454"/>
+        <w:rPr>
+          <w:lang w:eastAsia="zh-CN"/>
+        </w:rPr>
+      </w:pPr>
+      <w:r>
+        <w:rPr>
+          <w:sz w:val="21"/>
+          <w:lang w:eastAsia="zh-CN"/>
+        </w:rPr>
+        <w:t>• 环境异常事件（CO₂超标、AQI恶化）自动推送微信消息</w:t>
+      </w:r>
+    </w:p>
+    <w:p>
+      <w:pPr>
+        <w:spacing w:after="40"/>
+        <w:ind w:left="454"/>
+        <w:rPr>
+          <w:lang w:eastAsia="zh-CN"/>
+        </w:rPr>
+      </w:pPr>
+      <w:r>
+        <w:rPr>
+          <w:sz w:val="21"/>
+          <w:lang w:eastAsia="zh-CN"/>
+        </w:rPr>
+        <w:t>• 安全锁操作通知（锁定/解锁）</w:t>
+      </w:r>
+    </w:p>
+    <w:p>
+      <w:pPr>
+        <w:spacing w:after="40"/>
+        <w:ind w:left="454"/>
+        <w:rPr>
+          <w:lang w:eastAsia="zh-CN"/>
+        </w:rPr>
+      </w:pPr>
+      <w:r>
+        <w:rPr>
+          <w:sz w:val="21"/>
+          <w:lang w:eastAsia="zh-CN"/>
+        </w:rPr>
+        <w:t>• 设备离线超时告警</w:t>
+      </w:r>
+    </w:p>
+    <w:p>
+      <w:pPr>
+        <w:spacing w:after="40"/>
+        <w:ind w:left="454"/>
+        <w:rPr>
+          <w:lang w:eastAsia="zh-CN"/>
+        </w:rPr>
+      </w:pPr>
+      <w:r>
+        <w:rPr>
+          <w:sz w:val="21"/>
+          <w:lang w:eastAsia="zh-CN"/>
+        </w:rPr>
+        <w:t>• 对接方式：微信公众号/企业微信 API</w:t>
       </w:r>
     </w:p>
     <w:p>
@@ -6572,71 +6862,55 @@
           <w:sz w:val="28"/>
           <w:lang w:eastAsia="zh-CN"/>
         </w:rPr>
-        <w:t>8.2 系统调度与低功耗管理</w:t>
-      </w:r>
-    </w:p>
-    <w:p>
-      <w:pPr>
-        <w:spacing w:after="40"/>
-        <w:ind w:left="454"/>
-        <w:rPr>
-          <w:lang w:eastAsia="zh-CN"/>
-        </w:rPr>
-      </w:pPr>
-      <w:r>
-        <w:rPr>
-          <w:sz w:val="21"/>
-          <w:lang w:eastAsia="zh-CN"/>
-        </w:rPr>
-        <w:t>• 定时任务：用户可预设时间触发特定操作（如定时开关灯、定时切换模式）</w:t>
-      </w:r>
-    </w:p>
-    <w:p>
-      <w:pPr>
-        <w:spacing w:after="40"/>
-        <w:ind w:left="454"/>
-        <w:rPr>
-          <w:lang w:eastAsia="zh-CN"/>
-        </w:rPr>
-      </w:pPr>
-      <w:r>
-        <w:rPr>
-          <w:sz w:val="21"/>
-          <w:lang w:eastAsia="zh-CN"/>
-        </w:rPr>
-        <w:t>• 夜间低功耗模式：指定时段自动降低屏幕亮度、减少传感器采样频率</w:t>
-      </w:r>
-    </w:p>
-    <w:p>
-      <w:pPr>
-        <w:spacing w:after="40"/>
-        <w:ind w:left="454"/>
-        <w:rPr>
-          <w:lang w:eastAsia="zh-CN"/>
-        </w:rPr>
-      </w:pPr>
-      <w:r>
-        <w:rPr>
-          <w:sz w:val="21"/>
-          <w:lang w:eastAsia="zh-CN"/>
-        </w:rPr>
-        <w:t>• 屏幕亮度自适应：BH1750读取环境光照 → PWM自动调节TFT背光亮度</w:t>
-      </w:r>
-    </w:p>
-    <w:p>
-      <w:pPr>
-        <w:spacing w:after="40"/>
-        <w:ind w:left="454"/>
-        <w:rPr>
-          <w:lang w:eastAsia="zh-CN"/>
-        </w:rPr>
-      </w:pPr>
-      <w:r>
-        <w:rPr>
-          <w:sz w:val="21"/>
-          <w:lang w:eastAsia="zh-CN"/>
-        </w:rPr>
-        <w:t>• 毫米波待机：长时间无人时自动进入低功耗休眠，检测到人自动唤醒</w:t>
+        <w:t>8.5 一主多从分布式架构</w:t>
+      </w:r>
+    </w:p>
+    <w:p>
+      <w:pPr>
+        <w:spacing w:after="40"/>
+        <w:ind w:left="454"/>
+        <w:rPr>
+          <w:lang w:eastAsia="zh-CN"/>
+        </w:rPr>
+      </w:pPr>
+      <w:r>
+        <w:rPr>
+          <w:sz w:val="21"/>
+          <w:lang w:eastAsia="zh-CN"/>
+        </w:rPr>
+        <w:t>• 一个主设备管理多个从设备（不同房间/位置）</w:t>
+      </w:r>
+    </w:p>
+    <w:p>
+      <w:pPr>
+        <w:spacing w:after="40"/>
+        <w:ind w:left="454"/>
+        <w:rPr>
+          <w:lang w:eastAsia="zh-CN"/>
+        </w:rPr>
+      </w:pPr>
+      <w:r>
+        <w:rPr>
+          <w:sz w:val="21"/>
+          <w:lang w:eastAsia="zh-CN"/>
+        </w:rPr>
+        <w:t>• 云端统一管理所有设备，数据看板支持多设备切换</w:t>
+      </w:r>
+    </w:p>
+    <w:p>
+      <w:pPr>
+        <w:spacing w:after="40"/>
+        <w:ind w:left="454"/>
+        <w:rPr>
+          <w:lang w:eastAsia="zh-CN"/>
+        </w:rPr>
+      </w:pPr>
+      <w:r>
+        <w:rPr>
+          <w:sz w:val="21"/>
+          <w:lang w:eastAsia="zh-CN"/>
+        </w:rPr>
+        <w:t>• 从设备通过MQTT注册到主设备账号，自动同步配置</w:t>
       </w:r>
     </w:p>
     <w:p>
@@ -6653,55 +6927,56 @@
           <w:sz w:val="28"/>
           <w:lang w:eastAsia="zh-CN"/>
         </w:rPr>
-        <w:t>8.3 算法模块扩展</w:t>
-      </w:r>
-    </w:p>
-    <w:p>
-      <w:pPr>
-        <w:spacing w:after="40"/>
-        <w:ind w:left="454"/>
-        <w:rPr>
-          <w:lang w:eastAsia="zh-CN"/>
-        </w:rPr>
-      </w:pPr>
-      <w:r>
-        <w:rPr>
-          <w:sz w:val="21"/>
-          <w:lang w:eastAsia="zh-CN"/>
-        </w:rPr>
-        <w:t>• 人体舒适度评估：综合温湿度数据，计算体感舒适度指数（SSD），输出舒适/一般/不舒适</w:t>
-      </w:r>
-    </w:p>
-    <w:p>
-      <w:pPr>
-        <w:spacing w:after="40"/>
-        <w:ind w:left="454"/>
-        <w:rPr>
-          <w:lang w:eastAsia="zh-CN"/>
-        </w:rPr>
-      </w:pPr>
-      <w:r>
-        <w:rPr>
-          <w:sz w:val="21"/>
-          <w:lang w:eastAsia="zh-CN"/>
-        </w:rPr>
-        <w:t>• 故障检测与隔离：传感器连续异常时自动标记故障、隔离该模块，不影响其他功能正常运行</w:t>
-      </w:r>
-    </w:p>
-    <w:p>
-      <w:pPr>
-        <w:spacing w:after="40"/>
-        <w:ind w:left="454"/>
-        <w:rPr>
-          <w:lang w:eastAsia="zh-CN"/>
-        </w:rPr>
-      </w:pPr>
-      <w:r>
-        <w:rPr>
-          <w:sz w:val="21"/>
-          <w:lang w:eastAsia="zh-CN"/>
-        </w:rPr>
-        <w:t>• 屏幕亮度自适应算法：光照值 → 对数映射 → PWM占空比，平滑过渡不闪烁</w:t>
+        <w:t>8.6 开机自检</w:t>
+      </w:r>
+    </w:p>
+    <w:p>
+      <w:pPr>
+        <w:spacing w:after="40"/>
+        <w:ind w:left="454"/>
+        <w:rPr>
+          <w:lang w:eastAsia="zh-CN"/>
+        </w:rPr>
+      </w:pPr>
+      <w:r>
+        <w:rPr>
+          <w:sz w:val="21"/>
+          <w:lang w:eastAsia="zh-CN"/>
+        </w:rPr>
+        <w:lastRenderedPageBreak/>
+        <w:t>• 设备启动时自动检测各模块状态（传感器I²C通信、WiFi、MQTT连接）</w:t>
+      </w:r>
+    </w:p>
+    <w:p>
+      <w:pPr>
+        <w:spacing w:after="40"/>
+        <w:ind w:left="454"/>
+        <w:rPr>
+          <w:lang w:eastAsia="zh-CN"/>
+        </w:rPr>
+      </w:pPr>
+      <w:r>
+        <w:rPr>
+          <w:sz w:val="21"/>
+          <w:lang w:eastAsia="zh-CN"/>
+        </w:rPr>
+        <w:t>• 异常模块在屏幕上显示红色警告图标</w:t>
+      </w:r>
+    </w:p>
+    <w:p>
+      <w:pPr>
+        <w:spacing w:after="40"/>
+        <w:ind w:left="454"/>
+        <w:rPr>
+          <w:lang w:eastAsia="zh-CN"/>
+        </w:rPr>
+      </w:pPr>
+      <w:r>
+        <w:rPr>
+          <w:sz w:val="21"/>
+          <w:lang w:eastAsia="zh-CN"/>
+        </w:rPr>
+        <w:t>• 自检通过后进入正常主界面</w:t>
       </w:r>
     </w:p>
     <w:p>
@@ -6718,71 +6993,55 @@
           <w:sz w:val="28"/>
           <w:lang w:eastAsia="zh-CN"/>
         </w:rPr>
-        <w:t>8.4 微信告警推送</w:t>
-      </w:r>
-    </w:p>
-    <w:p>
-      <w:pPr>
-        <w:spacing w:after="40"/>
-        <w:ind w:left="454"/>
-        <w:rPr>
-          <w:lang w:eastAsia="zh-CN"/>
-        </w:rPr>
-      </w:pPr>
-      <w:r>
-        <w:rPr>
-          <w:sz w:val="21"/>
-          <w:lang w:eastAsia="zh-CN"/>
-        </w:rPr>
-        <w:t>• 环境异常事件（CO₂超标、AQI恶化）自动推送微信消息</w:t>
-      </w:r>
-    </w:p>
-    <w:p>
-      <w:pPr>
-        <w:spacing w:after="40"/>
-        <w:ind w:left="454"/>
-        <w:rPr>
-          <w:lang w:eastAsia="zh-CN"/>
-        </w:rPr>
-      </w:pPr>
-      <w:r>
-        <w:rPr>
-          <w:sz w:val="21"/>
-          <w:lang w:eastAsia="zh-CN"/>
-        </w:rPr>
-        <w:t>• 安全锁操作通知（锁定/解锁）</w:t>
-      </w:r>
-    </w:p>
-    <w:p>
-      <w:pPr>
-        <w:spacing w:after="40"/>
-        <w:ind w:left="454"/>
-        <w:rPr>
-          <w:lang w:eastAsia="zh-CN"/>
-        </w:rPr>
-      </w:pPr>
-      <w:r>
-        <w:rPr>
-          <w:sz w:val="21"/>
-          <w:lang w:eastAsia="zh-CN"/>
-        </w:rPr>
-        <w:t>• 设备离线超时告警</w:t>
-      </w:r>
-    </w:p>
-    <w:p>
-      <w:pPr>
-        <w:spacing w:after="40"/>
-        <w:ind w:left="454"/>
-        <w:rPr>
-          <w:lang w:eastAsia="zh-CN"/>
-        </w:rPr>
-      </w:pPr>
-      <w:r>
-        <w:rPr>
-          <w:sz w:val="21"/>
-          <w:lang w:eastAsia="zh-CN"/>
-        </w:rPr>
-        <w:t>• 对接方式：微信公众号/企业微信 API</w:t>
+        <w:t>8.7 霉菌风险监测</w:t>
+      </w:r>
+    </w:p>
+    <w:p>
+      <w:pPr>
+        <w:spacing w:after="40"/>
+        <w:ind w:left="454"/>
+        <w:rPr>
+          <w:lang w:eastAsia="zh-CN"/>
+        </w:rPr>
+      </w:pPr>
+      <w:r>
+        <w:rPr>
+          <w:sz w:val="21"/>
+          <w:lang w:eastAsia="zh-CN"/>
+        </w:rPr>
+        <w:t>• ENS160传感器内置霉菌风险评估算法</w:t>
+      </w:r>
+    </w:p>
+    <w:p>
+      <w:pPr>
+        <w:spacing w:after="40"/>
+        <w:ind w:left="454"/>
+        <w:rPr>
+          <w:lang w:eastAsia="zh-CN"/>
+        </w:rPr>
+      </w:pPr>
+      <w:r>
+        <w:rPr>
+          <w:sz w:val="21"/>
+          <w:lang w:eastAsia="zh-CN"/>
+        </w:rPr>
+        <w:t>• 综合温湿度数据，输出霉菌生长风险等级</w:t>
+      </w:r>
+    </w:p>
+    <w:p>
+      <w:pPr>
+        <w:spacing w:after="40"/>
+        <w:ind w:left="454"/>
+        <w:rPr>
+          <w:lang w:eastAsia="zh-CN"/>
+        </w:rPr>
+      </w:pPr>
+      <w:r>
+        <w:rPr>
+          <w:sz w:val="21"/>
+          <w:lang w:eastAsia="zh-CN"/>
+        </w:rPr>
+        <w:t>• 高风险时角色提醒用户开窗通风、除湿</w:t>
       </w:r>
     </w:p>
     <w:p>
@@ -6799,55 +7058,55 @@
           <w:sz w:val="28"/>
           <w:lang w:eastAsia="zh-CN"/>
         </w:rPr>
-        <w:t>8.5 一主多从分布式架构</w:t>
-      </w:r>
-    </w:p>
-    <w:p>
-      <w:pPr>
-        <w:spacing w:after="40"/>
-        <w:ind w:left="454"/>
-        <w:rPr>
-          <w:lang w:eastAsia="zh-CN"/>
-        </w:rPr>
-      </w:pPr>
-      <w:r>
-        <w:rPr>
-          <w:sz w:val="21"/>
-          <w:lang w:eastAsia="zh-CN"/>
-        </w:rPr>
-        <w:t>• 一个主设备管理多个从设备（不同房间/位置）</w:t>
-      </w:r>
-    </w:p>
-    <w:p>
-      <w:pPr>
-        <w:spacing w:after="40"/>
-        <w:ind w:left="454"/>
-        <w:rPr>
-          <w:lang w:eastAsia="zh-CN"/>
-        </w:rPr>
-      </w:pPr>
-      <w:r>
-        <w:rPr>
-          <w:sz w:val="21"/>
-          <w:lang w:eastAsia="zh-CN"/>
-        </w:rPr>
-        <w:t>• 云端统一管理所有设备，数据看板支持多设备切换</w:t>
-      </w:r>
-    </w:p>
-    <w:p>
-      <w:pPr>
-        <w:spacing w:after="40"/>
-        <w:ind w:left="454"/>
-        <w:rPr>
-          <w:lang w:eastAsia="zh-CN"/>
-        </w:rPr>
-      </w:pPr>
-      <w:r>
-        <w:rPr>
-          <w:sz w:val="21"/>
-          <w:lang w:eastAsia="zh-CN"/>
-        </w:rPr>
-        <w:t>• 从设备通过MQTT注册到主设备账号，自动同步配置</w:t>
+        <w:t>8.9 红外家电控制</w:t>
+      </w:r>
+    </w:p>
+    <w:p>
+      <w:pPr>
+        <w:spacing w:after="40"/>
+        <w:ind w:left="454"/>
+        <w:rPr>
+          <w:lang w:eastAsia="zh-CN"/>
+        </w:rPr>
+      </w:pPr>
+      <w:r>
+        <w:rPr>
+          <w:sz w:val="21"/>
+          <w:lang w:eastAsia="zh-CN"/>
+        </w:rPr>
+        <w:t>• 红外收发模块学习空调/电视等红外遥控码</w:t>
+      </w:r>
+    </w:p>
+    <w:p>
+      <w:pPr>
+        <w:spacing w:after="40"/>
+        <w:ind w:left="454"/>
+        <w:rPr>
+          <w:lang w:eastAsia="zh-CN"/>
+        </w:rPr>
+      </w:pPr>
+      <w:r>
+        <w:rPr>
+          <w:sz w:val="21"/>
+          <w:lang w:eastAsia="zh-CN"/>
+        </w:rPr>
+        <w:t>• 根据温湿度阈值自动调控空调（温度过高→开制冷，温度过低→开制热）</w:t>
+      </w:r>
+    </w:p>
+    <w:p>
+      <w:pPr>
+        <w:spacing w:after="40"/>
+        <w:ind w:left="454"/>
+        <w:rPr>
+          <w:lang w:eastAsia="zh-CN"/>
+        </w:rPr>
+      </w:pPr>
+      <w:r>
+        <w:rPr>
+          <w:sz w:val="21"/>
+          <w:lang w:eastAsia="zh-CN"/>
+        </w:rPr>
+        <w:t>• 支持远程红外指令下发</w:t>
       </w:r>
     </w:p>
     <w:p>
@@ -6864,56 +7123,55 @@
           <w:sz w:val="28"/>
           <w:lang w:eastAsia="zh-CN"/>
         </w:rPr>
-        <w:t>8.6 开机自检</w:t>
-      </w:r>
-    </w:p>
-    <w:p>
-      <w:pPr>
-        <w:spacing w:after="40"/>
-        <w:ind w:left="454"/>
-        <w:rPr>
-          <w:lang w:eastAsia="zh-CN"/>
-        </w:rPr>
-      </w:pPr>
-      <w:r>
-        <w:rPr>
-          <w:sz w:val="21"/>
-          <w:lang w:eastAsia="zh-CN"/>
-        </w:rPr>
-        <w:lastRenderedPageBreak/>
-        <w:t>• 设备启动时自动检测各模块状态（传感器I²C通信、WiFi、MQTT连接）</w:t>
-      </w:r>
-    </w:p>
-    <w:p>
-      <w:pPr>
-        <w:spacing w:after="40"/>
-        <w:ind w:left="454"/>
-        <w:rPr>
-          <w:lang w:eastAsia="zh-CN"/>
-        </w:rPr>
-      </w:pPr>
-      <w:r>
-        <w:rPr>
-          <w:sz w:val="21"/>
-          <w:lang w:eastAsia="zh-CN"/>
-        </w:rPr>
-        <w:t>• 异常模块在屏幕上显示红色警告图标</w:t>
-      </w:r>
-    </w:p>
-    <w:p>
-      <w:pPr>
-        <w:spacing w:after="40"/>
-        <w:ind w:left="454"/>
-        <w:rPr>
-          <w:lang w:eastAsia="zh-CN"/>
-        </w:rPr>
-      </w:pPr>
-      <w:r>
-        <w:rPr>
-          <w:sz w:val="21"/>
-          <w:lang w:eastAsia="zh-CN"/>
-        </w:rPr>
-        <w:t>• 自检通过后进入正常主界面</w:t>
+        <w:t>8.10 音频播报</w:t>
+      </w:r>
+    </w:p>
+    <w:p>
+      <w:pPr>
+        <w:spacing w:after="40"/>
+        <w:ind w:left="454"/>
+        <w:rPr>
+          <w:lang w:eastAsia="zh-CN"/>
+        </w:rPr>
+      </w:pPr>
+      <w:r>
+        <w:rPr>
+          <w:sz w:val="21"/>
+          <w:lang w:eastAsia="zh-CN"/>
+        </w:rPr>
+        <w:t>• DFPlayer Mini本地语音播报，零延迟</w:t>
+      </w:r>
+    </w:p>
+    <w:p>
+      <w:pPr>
+        <w:spacing w:after="40"/>
+        <w:ind w:left="454"/>
+        <w:rPr>
+          <w:lang w:eastAsia="zh-CN"/>
+        </w:rPr>
+      </w:pPr>
+      <w:r>
+        <w:rPr>
+          <w:sz w:val="21"/>
+          <w:lang w:eastAsia="zh-CN"/>
+        </w:rPr>
+        <w:t>• 环境告警、AI建议、模式切换语音提示</w:t>
+      </w:r>
+    </w:p>
+    <w:p>
+      <w:pPr>
+        <w:spacing w:after="40"/>
+        <w:ind w:left="454"/>
+        <w:rPr>
+          <w:lang w:eastAsia="zh-CN"/>
+        </w:rPr>
+      </w:pPr>
+      <w:r>
+        <w:rPr>
+          <w:sz w:val="21"/>
+          <w:lang w:eastAsia="zh-CN"/>
+        </w:rPr>
+        <w:t>• 断网超时自动语音提醒</w:t>
       </w:r>
     </w:p>
     <w:p>
@@ -6930,55 +7188,39 @@
           <w:sz w:val="28"/>
           <w:lang w:eastAsia="zh-CN"/>
         </w:rPr>
-        <w:t>8.7 霉菌风险监测</w:t>
-      </w:r>
-    </w:p>
-    <w:p>
-      <w:pPr>
-        <w:spacing w:after="40"/>
-        <w:ind w:left="454"/>
-        <w:rPr>
-          <w:lang w:eastAsia="zh-CN"/>
-        </w:rPr>
-      </w:pPr>
-      <w:r>
-        <w:rPr>
-          <w:sz w:val="21"/>
-          <w:lang w:eastAsia="zh-CN"/>
-        </w:rPr>
-        <w:t>• ENS160传感器内置霉菌风险评估算法</w:t>
-      </w:r>
-    </w:p>
-    <w:p>
-      <w:pPr>
-        <w:spacing w:after="40"/>
-        <w:ind w:left="454"/>
-        <w:rPr>
-          <w:lang w:eastAsia="zh-CN"/>
-        </w:rPr>
-      </w:pPr>
-      <w:r>
-        <w:rPr>
-          <w:sz w:val="21"/>
-          <w:lang w:eastAsia="zh-CN"/>
-        </w:rPr>
-        <w:t>• 综合温湿度数据，输出霉菌生长风险等级</w:t>
-      </w:r>
-    </w:p>
-    <w:p>
-      <w:pPr>
-        <w:spacing w:after="40"/>
-        <w:ind w:left="454"/>
-        <w:rPr>
-          <w:lang w:eastAsia="zh-CN"/>
-        </w:rPr>
-      </w:pPr>
-      <w:r>
-        <w:rPr>
-          <w:sz w:val="21"/>
-          <w:lang w:eastAsia="zh-CN"/>
-        </w:rPr>
-        <w:t>• 高风险时角色提醒用户开窗通风、除湿</w:t>
+        <w:t>8.11 SD卡本地存储</w:t>
+      </w:r>
+    </w:p>
+    <w:p>
+      <w:pPr>
+        <w:spacing w:after="40"/>
+        <w:ind w:left="454"/>
+        <w:rPr>
+          <w:lang w:eastAsia="zh-CN"/>
+        </w:rPr>
+      </w:pPr>
+      <w:r>
+        <w:rPr>
+          <w:sz w:val="21"/>
+          <w:lang w:eastAsia="zh-CN"/>
+        </w:rPr>
+        <w:t>• 历史数据与运行日志本地存储，掉电不丢失</w:t>
+      </w:r>
+    </w:p>
+    <w:p>
+      <w:pPr>
+        <w:spacing w:after="40"/>
+        <w:ind w:left="454"/>
+        <w:rPr>
+          <w:lang w:eastAsia="zh-CN"/>
+        </w:rPr>
+      </w:pPr>
+      <w:r>
+        <w:rPr>
+          <w:sz w:val="21"/>
+          <w:lang w:eastAsia="zh-CN"/>
+        </w:rPr>
+        <w:t>• 支持数据导出</w:t>
       </w:r>
     </w:p>
     <w:p>
@@ -6995,185 +7237,6 @@
           <w:sz w:val="28"/>
           <w:lang w:eastAsia="zh-CN"/>
         </w:rPr>
-        <w:t>8.9 红外家电控制</w:t>
-      </w:r>
-    </w:p>
-    <w:p>
-      <w:pPr>
-        <w:spacing w:after="40"/>
-        <w:ind w:left="454"/>
-        <w:rPr>
-          <w:lang w:eastAsia="zh-CN"/>
-        </w:rPr>
-      </w:pPr>
-      <w:r>
-        <w:rPr>
-          <w:sz w:val="21"/>
-          <w:lang w:eastAsia="zh-CN"/>
-        </w:rPr>
-        <w:t>• 红外收发模块学习空调/电视等红外遥控码</w:t>
-      </w:r>
-    </w:p>
-    <w:p>
-      <w:pPr>
-        <w:spacing w:after="40"/>
-        <w:ind w:left="454"/>
-        <w:rPr>
-          <w:lang w:eastAsia="zh-CN"/>
-        </w:rPr>
-      </w:pPr>
-      <w:r>
-        <w:rPr>
-          <w:sz w:val="21"/>
-          <w:lang w:eastAsia="zh-CN"/>
-        </w:rPr>
-        <w:t>• 根据温湿度阈值自动调控空调（温度过高→开制冷，温度过低→开制热）</w:t>
-      </w:r>
-    </w:p>
-    <w:p>
-      <w:pPr>
-        <w:spacing w:after="40"/>
-        <w:ind w:left="454"/>
-        <w:rPr>
-          <w:lang w:eastAsia="zh-CN"/>
-        </w:rPr>
-      </w:pPr>
-      <w:r>
-        <w:rPr>
-          <w:sz w:val="21"/>
-          <w:lang w:eastAsia="zh-CN"/>
-        </w:rPr>
-        <w:t>• 支持远程红外指令下发</w:t>
-      </w:r>
-    </w:p>
-    <w:p>
-      <w:pPr>
-        <w:spacing w:before="320" w:after="120"/>
-        <w:rPr>
-          <w:lang w:eastAsia="zh-CN"/>
-        </w:rPr>
-      </w:pPr>
-      <w:r>
-        <w:rPr>
-          <w:b/>
-          <w:color w:val="334055"/>
-          <w:sz w:val="28"/>
-          <w:lang w:eastAsia="zh-CN"/>
-        </w:rPr>
-        <w:t>8.10 音频播报</w:t>
-      </w:r>
-    </w:p>
-    <w:p>
-      <w:pPr>
-        <w:spacing w:after="40"/>
-        <w:ind w:left="454"/>
-        <w:rPr>
-          <w:lang w:eastAsia="zh-CN"/>
-        </w:rPr>
-      </w:pPr>
-      <w:r>
-        <w:rPr>
-          <w:sz w:val="21"/>
-          <w:lang w:eastAsia="zh-CN"/>
-        </w:rPr>
-        <w:t>• DFPlayer Mini本地语音播报，零延迟</w:t>
-      </w:r>
-    </w:p>
-    <w:p>
-      <w:pPr>
-        <w:spacing w:after="40"/>
-        <w:ind w:left="454"/>
-        <w:rPr>
-          <w:lang w:eastAsia="zh-CN"/>
-        </w:rPr>
-      </w:pPr>
-      <w:r>
-        <w:rPr>
-          <w:sz w:val="21"/>
-          <w:lang w:eastAsia="zh-CN"/>
-        </w:rPr>
-        <w:t>• 环境告警、AI建议、模式切换语音提示</w:t>
-      </w:r>
-    </w:p>
-    <w:p>
-      <w:pPr>
-        <w:spacing w:after="40"/>
-        <w:ind w:left="454"/>
-        <w:rPr>
-          <w:lang w:eastAsia="zh-CN"/>
-        </w:rPr>
-      </w:pPr>
-      <w:r>
-        <w:rPr>
-          <w:sz w:val="21"/>
-          <w:lang w:eastAsia="zh-CN"/>
-        </w:rPr>
-        <w:t>• 断网超时自动语音提醒</w:t>
-      </w:r>
-    </w:p>
-    <w:p>
-      <w:pPr>
-        <w:spacing w:before="320" w:after="120"/>
-        <w:rPr>
-          <w:lang w:eastAsia="zh-CN"/>
-        </w:rPr>
-      </w:pPr>
-      <w:r>
-        <w:rPr>
-          <w:b/>
-          <w:color w:val="334055"/>
-          <w:sz w:val="28"/>
-          <w:lang w:eastAsia="zh-CN"/>
-        </w:rPr>
-        <w:t>8.11 SD卡本地存储</w:t>
-      </w:r>
-    </w:p>
-    <w:p>
-      <w:pPr>
-        <w:spacing w:after="40"/>
-        <w:ind w:left="454"/>
-        <w:rPr>
-          <w:lang w:eastAsia="zh-CN"/>
-        </w:rPr>
-      </w:pPr>
-      <w:r>
-        <w:rPr>
-          <w:sz w:val="21"/>
-          <w:lang w:eastAsia="zh-CN"/>
-        </w:rPr>
-        <w:t>• 历史数据与运行日志本地存储，掉电不丢失</w:t>
-      </w:r>
-    </w:p>
-    <w:p>
-      <w:pPr>
-        <w:spacing w:after="40"/>
-        <w:ind w:left="454"/>
-        <w:rPr>
-          <w:lang w:eastAsia="zh-CN"/>
-        </w:rPr>
-      </w:pPr>
-      <w:r>
-        <w:rPr>
-          <w:sz w:val="21"/>
-          <w:lang w:eastAsia="zh-CN"/>
-        </w:rPr>
-        <w:t>• 支持数据导出</w:t>
-      </w:r>
-    </w:p>
-    <w:p>
-      <w:pPr>
-        <w:spacing w:before="320" w:after="120"/>
-        <w:rPr>
-          <w:lang w:eastAsia="zh-CN"/>
-        </w:rPr>
-      </w:pPr>
-      <w:r>
-        <w:rPr>
-          <w:b/>
-          <w:color w:val="334055"/>
-          <w:sz w:val="28"/>
-          <w:lang w:eastAsia="zh-CN"/>
-        </w:rPr>
         <w:t>8.12 云端AI增强</w:t>
       </w:r>
     </w:p>
@@ -7256,6 +7319,62 @@
         </w:rPr>
         <w:lastRenderedPageBreak/>
         <w:t>• 对接公开气象接口，室内外温差计算与穿衣建议</w:t>
+      </w:r>
+    </w:p>
+    <w:p>
+      <w:pPr>
+        <w:pStyle w:val="21"/>
+      </w:pPr>
+      <w:r>
+        <w:t>8.13 启动流程（两阶段初始化）</w:t>
+      </w:r>
+    </w:p>
+    <w:p>
+      <w:pPr>
+        <w:pStyle w:val="a0"/>
+      </w:pPr>
+      <w:r>
+        <w:t>Phase 1（快速显示）：Serial + LVGL + 触摸屏 + UI界面初始化，约1秒内完成，启动画面立即渲染</w:t>
+      </w:r>
+    </w:p>
+    <w:p>
+      <w:pPr>
+        <w:pStyle w:val="a0"/>
+      </w:pPr>
+      <w:r>
+        <w:t>Phase 2（模块加载）：BH1750光照 → AHT20温湿度 → ENS160空气质量 → LD2410B雷达，每个模块最多5次重试</w:t>
+      </w:r>
+    </w:p>
+    <w:p>
+      <w:pPr>
+        <w:pStyle w:val="a0"/>
+      </w:pPr>
+      <w:r>
+        <w:t>启动画面：纯黑背景 + 小眠角色图片 + 实时加载进度文字（白色）</w:t>
+      </w:r>
+    </w:p>
+    <w:p>
+      <w:pPr>
+        <w:pStyle w:val="a0"/>
+      </w:pPr>
+      <w:r>
+        <w:t>模块加载期间持续显示启动画面，全部完成后自动淡入过渡到主界面</w:t>
+      </w:r>
+    </w:p>
+    <w:p>
+      <w:pPr>
+        <w:pStyle w:val="a0"/>
+      </w:pPr>
+      <w:r>
+        <w:t>模块加载在独立FreeRTOS任务中运行（Core 1），不阻塞LVGL渲染</w:t>
+      </w:r>
+    </w:p>
+    <w:p>
+      <w:pPr>
+        <w:pStyle w:val="a0"/>
+      </w:pPr>
+      <w:r>
+        <w:t>LVGL定时器每500ms轮询modules_ready标志，确认加载完成后切换屏幕</w:t>
       </w:r>
     </w:p>
     <w:sectPr>

--- a/智能桌面魔方——功能规格说明书.docx
+++ b/智能桌面魔方——功能规格说明书.docx
@@ -214,7 +214,7 @@
         <w:rPr>
           <w:sz w:val="21"/>
         </w:rPr>
-        <w:t>• 硬件平台：ESP32-S3 N16R8（双核240MHz，16MB Flash，8MB PSRAM）</w:t>
+        <w:t>• 硬件平台：ESP32-S3（双核240MHz，8MB Flash，8MB PSRAM）</w:t>
       </w:r>
     </w:p>
     <w:p>
@@ -254,19 +254,19 @@
         <w:rPr>
           <w:sz w:val="21"/>
         </w:rPr>
-        <w:t>• 通信协议：WiFi 802.11b/g/n + MQTT 3.1.1 over TLS + HTTP/HTTPS</w:t>
-      </w:r>
-    </w:p>
-    <w:p>
-      <w:pPr>
-        <w:spacing w:after="40"/>
-        <w:ind w:left="454"/>
-      </w:pPr>
-      <w:r>
-        <w:rPr>
-          <w:sz w:val="21"/>
-        </w:rPr>
-        <w:t>• 后端：FastAPI + async/await + PostgreSQL</w:t>
+        <w:t>• 通信协议：WiFi 802.11b/g/n + MQTT 3.1.1 + HTTP/HTTPS</w:t>
+      </w:r>
+    </w:p>
+    <w:p>
+      <w:pPr>
+        <w:spacing w:after="40"/>
+        <w:ind w:left="454"/>
+      </w:pPr>
+      <w:r>
+        <w:rPr>
+          <w:sz w:val="21"/>
+        </w:rPr>
+        <w:t>• 后端：FastAPI + async/await + SQLite (aiosqlite)</w:t>
       </w:r>
     </w:p>
     <w:p>
@@ -316,7 +316,7 @@
         <w:rPr>
           <w:sz w:val="21"/>
         </w:rPr>
-        <w:t>• 芯片：ESP32-S3 N16R8</w:t>
+        <w:t>• 芯片：ESP32-S3</w:t>
       </w:r>
     </w:p>
     <w:p>
@@ -340,7 +340,7 @@
         <w:rPr>
           <w:sz w:val="20"/>
         </w:rPr>
-        <w:t xml:space="preserve">  - 16MB Flash（固件 + SPIFFS + OTA分区）</w:t>
+        <w:t>- 8MB Flash（固件 + SPIFFS + OTA分区）</w:t>
       </w:r>
     </w:p>
     <w:p>
@@ -389,7 +389,7 @@
           <w:sz w:val="21"/>
           <w:lang w:eastAsia="zh-CN"/>
         </w:rPr>
-        <w:t>双核分工：Core 0 负责显示渲染、传感器采集、网络通信、用户交互；Core 1 独立运行安全锁逻辑，与Core 0物理隔离。</w:t>
+        <w:t>双核分工：Core 1 负责显示渲染（LVGL）、传感器采集、雷达检测、专注模式决策、OTA 升级、本地智能决策；Core 0 负责 WiFi 连接管理、MQTT 通信（握手/心跳/数据上报）、Web 服务器（REST API + mDNS）。两核通过 DataPool 共享数据与 dataMutex 互斥锁实现线程安全通信。</w:t>
       </w:r>
     </w:p>
     <w:p>
@@ -747,7 +747,7 @@
           <w:sz w:val="21"/>
           <w:lang w:eastAsia="zh-CN"/>
         </w:rPr>
-        <w:t>• 采样周期：1秒</w:t>
+        <w:t>• 采样周期：500ms（Task_DataRead 任务周期）</w:t>
       </w:r>
     </w:p>
     <w:p>
@@ -873,7 +873,7 @@
           <w:sz w:val="21"/>
           <w:lang w:eastAsia="zh-CN"/>
         </w:rPr>
-        <w:t>• 通信接口：UART（RX 48, TX 45）</w:t>
+        <w:t>• 通信接口：UART（RX 7, TX 15, 波特率 256000bps）</w:t>
       </w:r>
     </w:p>
     <w:p>
@@ -1037,19 +1037,19 @@
         <w:rPr>
           <w:sz w:val="21"/>
         </w:rPr>
-        <w:t>• 固件存储：16MB Flash（Bootloader + 分区表 + factory + ota_0 + SPIFFS）</w:t>
-      </w:r>
-    </w:p>
-    <w:p>
-      <w:pPr>
-        <w:spacing w:after="40"/>
-        <w:ind w:left="454"/>
-      </w:pPr>
-      <w:r>
-        <w:rPr>
-          <w:sz w:val="21"/>
-        </w:rPr>
-        <w:t>• SPIFFS分区：存储虚拟IP角色图片、UI资源、配置文件</w:t>
+        <w:t>• 固件存储：8MB Flash（Bootloader + 分区表 + factory + ota_0 + SPIFFS）</w:t>
+      </w:r>
+    </w:p>
+    <w:p>
+      <w:pPr>
+        <w:spacing w:after="40"/>
+        <w:ind w:left="454"/>
+      </w:pPr>
+      <w:r>
+        <w:rPr>
+          <w:sz w:val="21"/>
+        </w:rPr>
+        <w:t>• SPIFFS 分区：预留用于配置文件与运行时数据存储；当前图片资源以 C 数组形式编译进固件 Flash</w:t>
       </w:r>
     </w:p>
     <w:p>
@@ -1131,7 +1131,7 @@
           <w:sz w:val="21"/>
           <w:lang w:eastAsia="zh-CN"/>
         </w:rPr>
-        <w:t>系统以1秒为周期轮询所有传感器，采集以下数据：</w:t>
+        <w:t>系统以500ms 为周期轮询所有传感器，采集以下数据：</w:t>
       </w:r>
     </w:p>
     <w:p>
@@ -1220,7 +1220,7 @@
           <w:sz w:val="21"/>
           <w:lang w:eastAsia="zh-CN"/>
         </w:rPr>
-        <w:t>• 均值滤波：连续采样3次取平均值，消除随机噪声</w:t>
+        <w:t>• 数据平滑：传感器驱动库内置滤波处理，ENS160 自带多周期平均</w:t>
       </w:r>
     </w:p>
     <w:p>
@@ -1763,7 +1763,7 @@
         <w:rPr>
           <w:sz w:val="21"/>
         </w:rPr>
-        <w:t>• 显示缓冲区：PSRAM分配（LV_MEM_CUSTOM=1），128KB双缓冲</w:t>
+        <w:t>• 显示缓冲区：PSRAM分配（LV_MEM_CUSTOM=1），约 30KB 双缓冲（320×48 像素 × 2 × RGB565）</w:t>
       </w:r>
     </w:p>
     <w:p>
@@ -1897,7 +1897,7 @@
           <w:sz w:val="21"/>
           <w:lang w:eastAsia="zh-CN"/>
         </w:rPr>
-        <w:t>• 环境数据：每1秒更新一次传感器数值</w:t>
+        <w:t>• 环境数据：传感器 500ms 采样一次，UI 每 200ms 刷新显示（LVGL 定时器）</w:t>
       </w:r>
     </w:p>
     <w:p>
@@ -1961,7 +1961,7 @@
           <w:sz w:val="21"/>
           <w:lang w:eastAsia="zh-CN"/>
         </w:rPr>
-        <w:t>设备上电后执行5帧苏醒动画序列（bootScreen），全程1-2秒：</w:t>
+        <w:t>设备上电后显示开机画面（bootScreen），展示"小眠"角色睡眠静态图与模块加载进度文字。Phase 1 即时渲染 UI 框架（约 1 秒），Phase 2 后台依次初始化各传感器模块（BH1750→AHT21→ENS160→LD2410B，每个模块 5 次重试 + I2C 总线恢复），每步更新进度文字。全部就绪后以 500ms 淡入动画过渡到主界面。</w:t>
       </w:r>
     </w:p>
     <w:p>
@@ -2040,7 +2040,7 @@
           <w:sz w:val="21"/>
           <w:lang w:eastAsia="zh-CN"/>
         </w:rPr>
-        <w:t>动画结束后平滑过渡到主界面。所有动画帧存储于SPIFFS分区。</w:t>
+        <w:t>过渡到主界面。开机画面使用角色睡眠静态图（C 数组编译），后续可扩展苏醒序列帧。</w:t>
       </w:r>
     </w:p>
     <w:p>
@@ -2309,39 +2309,39 @@
           <w:sz w:val="24"/>
           <w:lang w:eastAsia="zh-CN"/>
         </w:rPr>
-        <w:t>3.4.3 开机动画</w:t>
-      </w:r>
-    </w:p>
-    <w:p>
-      <w:pPr>
-        <w:spacing w:after="40"/>
-        <w:ind w:left="454"/>
-        <w:rPr>
-          <w:lang w:eastAsia="zh-CN"/>
-        </w:rPr>
-      </w:pPr>
-      <w:r>
-        <w:rPr>
-          <w:sz w:val="21"/>
-          <w:lang w:eastAsia="zh-CN"/>
-        </w:rPr>
-        <w:t>• 开机显示角色睡眠静态图</w:t>
-      </w:r>
-    </w:p>
-    <w:p>
-      <w:pPr>
-        <w:spacing w:after="40"/>
-        <w:ind w:left="454"/>
-        <w:rPr>
-          <w:lang w:eastAsia="zh-CN"/>
-        </w:rPr>
-      </w:pPr>
-      <w:r>
-        <w:rPr>
-          <w:sz w:val="21"/>
-          <w:lang w:eastAsia="zh-CN"/>
-        </w:rPr>
-        <w:t>• 角色眼睛缓缓睁开，完成苏醒动效</w:t>
+        <w:t>• 开机显示角色睡眠静态图 + 模块加载进度文字</w:t>
+      </w:r>
+    </w:p>
+    <w:p>
+      <w:pPr>
+        <w:spacing w:after="40"/>
+        <w:ind w:left="454"/>
+        <w:rPr>
+          <w:lang w:eastAsia="zh-CN"/>
+        </w:rPr>
+      </w:pPr>
+      <w:r>
+        <w:rPr>
+          <w:sz w:val="21"/>
+          <w:lang w:eastAsia="zh-CN"/>
+        </w:rPr>
+        <w:t>• 传感器就绪后以 500ms 淡入动画过渡到主界面</w:t>
+      </w:r>
+    </w:p>
+    <w:p>
+      <w:pPr>
+        <w:spacing w:after="40"/>
+        <w:ind w:left="454"/>
+        <w:rPr>
+          <w:lang w:eastAsia="zh-CN"/>
+        </w:rPr>
+      </w:pPr>
+      <w:r>
+        <w:rPr>
+          <w:sz w:val="21"/>
+          <w:lang w:eastAsia="zh-CN"/>
+        </w:rPr>
+        <w:t>• 主界面各组件依次浮现（15 个控件，70ms 步长，300ms 动效），全程 1-2 秒</w:t>
       </w:r>
     </w:p>
     <w:p>
@@ -2406,7 +2406,7 @@
           <w:sz w:val="21"/>
           <w:lang w:eastAsia="zh-CN"/>
         </w:rPr>
-        <w:t>• 存储位置：ESP32 SPIFFS分区</w:t>
+        <w:t>• 存储位置：以 C 数组形式编译进固件 Flash（PROGMEM）</w:t>
       </w:r>
     </w:p>
     <w:p>
@@ -2541,7 +2541,7 @@
         <w:rPr>
           <w:sz w:val="21"/>
         </w:rPr>
-        <w:t>所有图片以C数组形式存储于SPIFFS分区，不占用固件Flash空间。</w:t>
+        <w:t>所有图片以 C 数组形式存储于固件 Flash 中（PROGMEM），编译时嵌入，不依赖 SPIFFS 分区。</w:t>
       </w:r>
     </w:p>
     <w:p>
@@ -2558,7 +2558,7 @@
           <w:sz w:val="24"/>
           <w:lang w:eastAsia="zh-CN"/>
         </w:rPr>
-        <w:t>3.4.5 温度驱动角色换装</w:t>
+        <w:t>3.4.5 温度驱动角色换装（规划功能）</w:t>
       </w:r>
     </w:p>
     <w:p>
@@ -2573,71 +2573,71 @@
           <w:sz w:val="21"/>
           <w:lang w:eastAsia="zh-CN"/>
         </w:rPr>
-        <w:t>虚拟IP角色“小眠”的穿着服饰会根据AHT21传感器实时采集的室内温度自动切换，实现环境状态的可视化拟人化表达。不同温度区间对应不同的角色穿搭图片，用户无需读取数字即可从角色穿着直觉感知当前温度舒适度。</w:t>
-      </w:r>
-    </w:p>
-    <w:p>
-      <w:pPr>
-        <w:spacing w:after="40"/>
-        <w:ind w:left="454"/>
-        <w:rPr>
-          <w:lang w:eastAsia="zh-CN"/>
-        </w:rPr>
-      </w:pPr>
-      <w:r>
-        <w:rPr>
-          <w:sz w:val="21"/>
-          <w:lang w:eastAsia="zh-CN"/>
-        </w:rPr>
-        <w:t>• 寒冷（&lt;15°C）：角色穿着厚棉服、围巾，呈现“冷”的视觉信号</w:t>
-      </w:r>
-    </w:p>
-    <w:p>
-      <w:pPr>
-        <w:spacing w:after="40"/>
-        <w:ind w:left="454"/>
-        <w:rPr>
-          <w:lang w:eastAsia="zh-CN"/>
-        </w:rPr>
-      </w:pPr>
-      <w:r>
-        <w:rPr>
-          <w:sz w:val="21"/>
-          <w:lang w:eastAsia="zh-CN"/>
-        </w:rPr>
-        <w:t>• 凉爽（15-22°C）：角色穿着薄外套，呈现“偏凉”的视觉信号</w:t>
-      </w:r>
-    </w:p>
-    <w:p>
-      <w:pPr>
-        <w:spacing w:after="40"/>
-        <w:ind w:left="454"/>
-        <w:rPr>
-          <w:lang w:eastAsia="zh-CN"/>
-        </w:rPr>
-      </w:pPr>
-      <w:r>
-        <w:rPr>
-          <w:sz w:val="21"/>
-          <w:lang w:eastAsia="zh-CN"/>
-        </w:rPr>
-        <w:t>• 舒适（22-28°C）：角色穿着短袖T恤，呈现“舒适”的视觉信号</w:t>
-      </w:r>
-    </w:p>
-    <w:p>
-      <w:pPr>
-        <w:spacing w:after="40"/>
-        <w:ind w:left="454"/>
-        <w:rPr>
-          <w:lang w:eastAsia="zh-CN"/>
-        </w:rPr>
-      </w:pPr>
-      <w:r>
-        <w:rPr>
-          <w:sz w:val="21"/>
-          <w:lang w:eastAsia="zh-CN"/>
-        </w:rPr>
-        <w:t>• 炎热（&gt;28°C）：角色穿着无袖背心，呈现“热”的视觉信号</w:t>
+        <w:t>规划为虚拟IP角色"小眠"添加根据 AHT21 传感器实时温度自动切换服饰的功能，将环境温度从抽象数字转化为直觉感知的角色穿着变化。当前版本角色表情仅基于空气质量（AQI/eCO₂/TVOC）驱动，温度换装功能预留了图片资源接口，将在后续版本中实现。</w:t>
+      </w:r>
+    </w:p>
+    <w:p>
+      <w:pPr>
+        <w:spacing w:after="40"/>
+        <w:ind w:left="454"/>
+        <w:rPr>
+          <w:lang w:eastAsia="zh-CN"/>
+        </w:rPr>
+      </w:pPr>
+      <w:r>
+        <w:rPr>
+          <w:sz w:val="21"/>
+          <w:lang w:eastAsia="zh-CN"/>
+        </w:rPr>
+        <w:t>（规划中）• 寒冷（&lt;15°C）：角色穿着厚棉服、围巾，呈现“冷”的视觉信号</w:t>
+      </w:r>
+    </w:p>
+    <w:p>
+      <w:pPr>
+        <w:spacing w:after="40"/>
+        <w:ind w:left="454"/>
+        <w:rPr>
+          <w:lang w:eastAsia="zh-CN"/>
+        </w:rPr>
+      </w:pPr>
+      <w:r>
+        <w:rPr>
+          <w:sz w:val="21"/>
+          <w:lang w:eastAsia="zh-CN"/>
+        </w:rPr>
+        <w:t>（规划中）• 凉爽（15-22°C）：角色穿着薄外套，呈现“偏凉”的视觉信号</w:t>
+      </w:r>
+    </w:p>
+    <w:p>
+      <w:pPr>
+        <w:spacing w:after="40"/>
+        <w:ind w:left="454"/>
+        <w:rPr>
+          <w:lang w:eastAsia="zh-CN"/>
+        </w:rPr>
+      </w:pPr>
+      <w:r>
+        <w:rPr>
+          <w:sz w:val="21"/>
+          <w:lang w:eastAsia="zh-CN"/>
+        </w:rPr>
+        <w:t>（规划中）• 舒适（22-28°C）：角色穿着短袖T恤，呈现“舒适”的视觉信号</w:t>
+      </w:r>
+    </w:p>
+    <w:p>
+      <w:pPr>
+        <w:spacing w:after="40"/>
+        <w:ind w:left="454"/>
+        <w:rPr>
+          <w:lang w:eastAsia="zh-CN"/>
+        </w:rPr>
+      </w:pPr>
+      <w:r>
+        <w:rPr>
+          <w:sz w:val="21"/>
+          <w:lang w:eastAsia="zh-CN"/>
+        </w:rPr>
+        <w:t>（规划中）• 炎热（&gt;28°C）：角色穿着无袖背心，呈现“热”的视觉信号</w:t>
       </w:r>
     </w:p>
     <w:p>
@@ -2652,7 +2652,7 @@
           <w:sz w:val="21"/>
           <w:lang w:eastAsia="zh-CN"/>
         </w:rPr>
-        <w:t>换装机制与角色状态机独立运行，温度换装优先级低于AQI状态切换但高于专注模式动效。每个温度区间预绘制多张不同服饰的角色图片，存储于SPIFFS分区，温度跨越阈值时平滑切换图片，不产生闪烁或卡顿。该功能将环境温度从抽象数字转化为直觉感知的角色穿着变化，增强了产品的情感化交互深度。</w:t>
+        <w:t>（规划中）换装机制与角色状态机独立运行，温度换装优先级低于AQI状态切换但高于专注模式动效。每个温度区间预绘制多张不同服饰的角色图片，存储于SPIFFS分区，温度跨越阈值...</w:t>
       </w:r>
     </w:p>
     <w:p>
@@ -2702,7 +2702,7 @@
           <w:sz w:val="21"/>
           <w:lang w:eastAsia="zh-CN"/>
         </w:rPr>
-        <w:t>• 自动触发：LD2410B雷达检测到人体存在，持续超过设定阈值（默认30秒）</w:t>
+        <w:t>• 自动触发：LD2410B雷达检测到人体存在，持续超过设定阈值（默认5秒，可通过 FocusConfig_t 配置）</w:t>
       </w:r>
     </w:p>
     <w:p>
@@ -2815,6 +2815,24 @@
       </w:r>
     </w:p>
     <w:p>
+      <w:pPr/>
+      <w:r>
+        <w:t>• 专注会话环境记录（FocusSession_t）：进入专注模式后，IntelligenceTask每5秒采样一次温度、湿度、CO₂数据并累积求和。退出专注时计算会话期间平均值，生成专注质量评分（0-100分），评分权重为CO₂浓度40%（&gt;600ppm开始扣分）、温度35%（舒适区22-26°C）、湿度25%（舒适区40-60%）。评分结果以半透明面板形式展示在屏幕上（6秒自动消失），包含专注时长、环境均值和评分等级（Excellent≥90 / Good≥75 / Fair≥60 / Improve&lt;60）。</w:t>
+      </w:r>
+    </w:p>
+    <w:p>
+      <w:pPr/>
+      <w:r>
+        <w:t>• CO₂趋势预测（predictCO2Trend）：利用传感器历史环形缓冲区（SensorHistory，每5分钟记录一次，保留60个点=5小时）中最近6个点（30分钟数据），通过最小二乘法线性回归计算CO₂浓度变化斜率。当斜率&gt;5ppm/5min且当前值&lt;1000ppm时，预测达到通风阈值（1000ppm）的剩余时间，在专注界面显示'CO2 rising ~25min to ventilate'。每30秒更新一次预测结果。</w:t>
+      </w:r>
+    </w:p>
+    <w:p>
+      <w:pPr/>
+      <w:r>
+        <w:t>• 专注期间智能休息建议（checkFocusBreak）：专注模式运行中，系统每5秒检测环境参数，当CO₂&gt;1200ppm、温度&gt;28°C或湿度&gt;75%时，通过顶部半透明Toast弹窗（5秒显示时长）建议用户适当休息通风。同类建议设有3分钟冷却期（FOCUS_BREAK_COOLDOWN_MS=180000）避免频繁打扰。</w:t>
+      </w:r>
+    </w:p>
+    <w:p>
       <w:pPr>
         <w:spacing w:before="200" w:after="80"/>
       </w:pPr>
@@ -2899,7 +2917,7 @@
         <w:rPr>
           <w:sz w:val="20"/>
         </w:rPr>
-        <w:t xml:space="preserve">  - radar_max_distance：雷达最大探测距离（默认150cm）</w:t>
+        <w:t>- radar_max_distance：雷达最大探测距离（默认60cm）</w:t>
       </w:r>
     </w:p>
     <w:p>
@@ -2911,7 +2929,7 @@
         <w:rPr>
           <w:sz w:val="20"/>
         </w:rPr>
-        <w:t xml:space="preserve">  - radar_sensitivity：雷达灵敏度1-10（默认5）</w:t>
+        <w:t>- radar_sensitivity：雷达灵敏度1-10（默认5）</w:t>
       </w:r>
     </w:p>
     <w:p>
@@ -2923,7 +2941,7 @@
         <w:rPr>
           <w:sz w:val="20"/>
         </w:rPr>
-        <w:t xml:space="preserve">  - leave_timeout_ms：离开超时（默认30000ms），无人超时自动退出专注</w:t>
+        <w:t>- leave_timeout_ms：离开超时（默认5000ms），无人超时自动退出专注</w:t>
       </w:r>
     </w:p>
     <w:p>
@@ -2935,8 +2953,7 @@
         <w:rPr>
           <w:sz w:val="20"/>
         </w:rPr>
-        <w:lastRenderedPageBreak/>
-        <w:t xml:space="preserve">  - auto_enter_delay_ms：自动进入延时（默认5000ms），持续有人超时自动进入</w:t>
+        <w:t>- auto_enter_delay_ms：自动进入延时（默认5000ms），持续有人超时自动进入</w:t>
       </w:r>
     </w:p>
     <w:p>
@@ -2948,7 +2965,7 @@
         <w:rPr>
           <w:sz w:val="20"/>
         </w:rPr>
-        <w:t xml:space="preserve">  - auto_enter_enabled / auto_exit_enabled：启用/禁用自动进出</w:t>
+        <w:t>- auto_enter_enabled / auto_exit_enabled：启用/禁用自动进出（默认：auto_enter=关闭，auto_exit=开启）</w:t>
       </w:r>
     </w:p>
     <w:p>
@@ -2973,7 +2990,7 @@
           <w:color w:val="334055"/>
           <w:sz w:val="28"/>
         </w:rPr>
-        <w:t>3.6 双核硬件级安全锁</w:t>
+        <w:t>3.6 远程设备锁定</w:t>
       </w:r>
     </w:p>
     <w:p>
@@ -2986,55 +3003,55 @@
           <w:color w:val="475569"/>
           <w:sz w:val="24"/>
         </w:rPr>
-        <w:t>3.6.1 架构设计</w:t>
-      </w:r>
-    </w:p>
-    <w:p>
-      <w:pPr>
-        <w:spacing w:after="40"/>
-        <w:ind w:left="454"/>
-        <w:rPr>
-          <w:lang w:eastAsia="zh-CN"/>
-        </w:rPr>
-      </w:pPr>
-      <w:r>
-        <w:rPr>
-          <w:sz w:val="21"/>
-          <w:lang w:eastAsia="zh-CN"/>
-        </w:rPr>
-        <w:t>• Core 0（业务核）：负责显示渲染、传感器采集、网络通信、用户交互</w:t>
-      </w:r>
-    </w:p>
-    <w:p>
-      <w:pPr>
-        <w:spacing w:after="40"/>
-        <w:ind w:left="454"/>
-        <w:rPr>
-          <w:lang w:eastAsia="zh-CN"/>
-        </w:rPr>
-      </w:pPr>
-      <w:r>
-        <w:rPr>
-          <w:sz w:val="21"/>
-          <w:lang w:eastAsia="zh-CN"/>
-        </w:rPr>
-        <w:t>• Core 1（安全核）：独立运行安全锁逻辑，与Core 0物理隔离</w:t>
-      </w:r>
-    </w:p>
-    <w:p>
-      <w:pPr>
-        <w:spacing w:after="40"/>
-        <w:ind w:left="454"/>
-        <w:rPr>
-          <w:lang w:eastAsia="zh-CN"/>
-        </w:rPr>
-      </w:pPr>
-      <w:r>
-        <w:rPr>
-          <w:sz w:val="21"/>
-          <w:lang w:eastAsia="zh-CN"/>
-        </w:rPr>
-        <w:t>• 安全状态：Core 1 维护独立的锁定状态变量，Core 0 无法修改</w:t>
+        <w:t>3.6.1 锁定机制</w:t>
+      </w:r>
+    </w:p>
+    <w:p>
+      <w:pPr>
+        <w:spacing w:after="40"/>
+        <w:ind w:left="454"/>
+        <w:rPr>
+          <w:lang w:eastAsia="zh-CN"/>
+        </w:rPr>
+      </w:pPr>
+      <w:r>
+        <w:rPr>
+          <w:sz w:val="21"/>
+          <w:lang w:eastAsia="zh-CN"/>
+        </w:rPr>
+        <w:t>• 锁定方式：通过 MQTT 控制指令或 Web 管理面板远程触发设备锁定，锁定状态由 status.device_lock 标志位管理</w:t>
+      </w:r>
+    </w:p>
+    <w:p>
+      <w:pPr>
+        <w:spacing w:after="40"/>
+        <w:ind w:left="454"/>
+        <w:rPr>
+          <w:lang w:eastAsia="zh-CN"/>
+        </w:rPr>
+      </w:pPr>
+      <w:r>
+        <w:rPr>
+          <w:sz w:val="21"/>
+          <w:lang w:eastAsia="zh-CN"/>
+        </w:rPr>
+        <w:t>• 解锁方式：通过 MQTT 控制指令或 Web 管理面板远程解锁，解锁后自动恢复主界面与全部功能</w:t>
+      </w:r>
+    </w:p>
+    <w:p>
+      <w:pPr>
+        <w:spacing w:after="40"/>
+        <w:ind w:left="454"/>
+        <w:rPr>
+          <w:lang w:eastAsia="zh-CN"/>
+        </w:rPr>
+      </w:pPr>
+      <w:r>
+        <w:rPr>
+          <w:sz w:val="21"/>
+          <w:lang w:eastAsia="zh-CN"/>
+        </w:rPr>
+        <w:t>• 离线保持：WiFi 断开后锁定状态依然保持（标志位存储于内存），防止物理绕过</w:t>
       </w:r>
     </w:p>
     <w:p>
@@ -3176,7 +3193,7 @@
           <w:sz w:val="21"/>
           <w:lang w:eastAsia="zh-CN"/>
         </w:rPr>
-        <w:t>• 指令鉴权：DID + Token双重验证</w:t>
+        <w:t>• 指令鉴权：设备 Token 验证（MQTT 握手动态下发）</w:t>
       </w:r>
     </w:p>
     <w:p>
@@ -3316,19 +3333,19 @@
         <w:rPr>
           <w:sz w:val="21"/>
         </w:rPr>
-        <w:t>• 协议：MQTT 3.1.1 over TLS</w:t>
-      </w:r>
-    </w:p>
-    <w:p>
-      <w:pPr>
-        <w:spacing w:after="40"/>
-        <w:ind w:left="454"/>
-      </w:pPr>
-      <w:r>
-        <w:rPr>
-          <w:sz w:val="21"/>
-        </w:rPr>
-        <w:t>• QoS：QoS 1（至少一次送达）</w:t>
+        <w:t>• 协议：MQTT 3.1.1（端口 1883，公共 EMQX Broker: broker.emqx.io）</w:t>
+      </w:r>
+    </w:p>
+    <w:p>
+      <w:pPr>
+        <w:spacing w:after="40"/>
+        <w:ind w:left="454"/>
+      </w:pPr>
+      <w:r>
+        <w:rPr>
+          <w:sz w:val="21"/>
+        </w:rPr>
+        <w:t>• QoS：QoS 0（PubSubClient 默认，至多一次送达）</w:t>
       </w:r>
     </w:p>
     <w:p>
@@ -3400,7 +3417,7 @@
         <w:rPr>
           <w:sz w:val="21"/>
         </w:rPr>
-        <w:t>• 心跳保活：KeepAlive 60秒</w:t>
+        <w:t>• 心跳保活：KeepAlive 15秒（PubSubClient 默认值）</w:t>
       </w:r>
     </w:p>
     <w:p>
@@ -3488,7 +3505,7 @@
         <w:rPr>
           <w:sz w:val="20"/>
         </w:rPr>
-        <w:t xml:space="preserve">  - heartbeat：心跳包（KeepAlive 60秒）</w:t>
+        <w:t xml:space="preserve">  - heartbeat：心跳包（每 30 秒发送一次）</w:t>
       </w:r>
     </w:p>
     <w:p>
@@ -3561,7 +3578,7 @@
         <w:rPr>
           <w:sz w:val="21"/>
         </w:rPr>
-        <w:t>• 服务器：pool.ntp.org</w:t>
+        <w:t>• 服务器：ntp.aliyun.com, ntp1.aliyun.com, pool.ntp.org</w:t>
       </w:r>
     </w:p>
     <w:p>
@@ -3778,19 +3795,19 @@
         <w:rPr>
           <w:sz w:val="21"/>
         </w:rPr>
-        <w:t>• 上行控件（9个）：bnt-light(灯开关), ran-liangdu(亮度), ran-sewen(色温), num-wendu(温度), num-shidu(湿度), num-eco2, num-pm25, num-lx(光照), num-ppb(TVOC)</w:t>
-      </w:r>
-    </w:p>
-    <w:p>
-      <w:pPr>
-        <w:spacing w:after="40"/>
-        <w:ind w:left="454"/>
-      </w:pPr>
-      <w:r>
-        <w:rPr>
-          <w:sz w:val="21"/>
-        </w:rPr>
-        <w:t>• 下行控件：bnt-light 按钮开关灯, ran-liangdu 滑块调亮度, ran-sewen 滑块调色温</w:t>
+        <w:t>• 上行控件（6个）：num-wendu(温度), num-shidu(湿度), num-eco2, num-pm25, num-lx(光照), num-ppb(TVOC)</w:t>
+      </w:r>
+    </w:p>
+    <w:p>
+      <w:pPr>
+        <w:spacing w:after="40"/>
+        <w:ind w:left="454"/>
+      </w:pPr>
+      <w:r>
+        <w:rPr>
+          <w:sz w:val="21"/>
+        </w:rPr>
+        <w:t>• 下行控件：当前版本仅实现数据推送，灯光控制通过设备端 Web 管理面板或 MQTT 指令实现</w:t>
       </w:r>
     </w:p>
     <w:p>
@@ -4538,19 +4555,19 @@
         <w:rPr>
           <w:sz w:val="21"/>
         </w:rPr>
-        <w:t>• 协议：Yeelight LAN Control Protocol（HTTP）</w:t>
-      </w:r>
-    </w:p>
-    <w:p>
-      <w:pPr>
-        <w:spacing w:after="40"/>
-        <w:ind w:left="454"/>
-      </w:pPr>
-      <w:r>
-        <w:rPr>
-          <w:sz w:val="21"/>
-        </w:rPr>
-        <w:t>• 接口：HTTP GET /set?power=on&amp;bright=80&amp;ct=4000</w:t>
+        <w:t>• 协议：Yeelight LAN Control Protocol（TCP JSON-RPC, port 55443）</w:t>
+      </w:r>
+    </w:p>
+    <w:p>
+      <w:pPr>
+        <w:spacing w:after="40"/>
+        <w:ind w:left="454"/>
+      </w:pPr>
+      <w:r>
+        <w:rPr>
+          <w:sz w:val="21"/>
+        </w:rPr>
+        <w:t>• 控制接口：TCP JSON-RPC over port 55443（Yeelight LAN Control Protocol）</w:t>
       </w:r>
     </w:p>
     <w:p>
@@ -4635,6 +4652,12 @@
       </w:r>
     </w:p>
     <w:p>
+      <w:pPr/>
+      <w:r>
+        <w:t>本地智能决策阈值（IntelligenceTask，区别于微信告警阈值，用于本地早期预警）：CO₂告警 &gt;1000ppm（微信2000ppm）；TVOC告警 &gt;0.5mg/m³（微信2200ppb）；温度舒适度 18-28°C（含闷热26°C+60%、湿冷20°C+70%复合判断）；湿度舒适度 30-70%；专注休息建议 CO₂&gt;1200ppm / 温度&gt;28°C / 湿度&gt;75%（冷却3分钟）；自动亮度 光照&lt;100lux→40%亮度，&gt;500lux→100%亮度（线性插值）；免打扰时段 22:00-08:00（需NTP时间同步）。</w:t>
+      </w:r>
+    </w:p>
+    <w:p>
       <w:pPr>
         <w:spacing w:before="200" w:after="80"/>
         <w:rPr>
@@ -4709,7 +4732,7 @@
           <w:sz w:val="21"/>
           <w:lang w:eastAsia="zh-CN"/>
         </w:rPr>
-        <w:t>• 远程控制：Blinker App 按钮开关灯 + 滑块调亮度/色温</w:t>
+        <w:t>• 远程控制：Blinker App 数据推送（灯光控制已移除，通过 Web 管理面板或 MQTT 指令实现）</w:t>
       </w:r>
     </w:p>
     <w:p>
@@ -5107,7 +5130,7 @@
     </w:p>
     <w:p>
       <w:r>
-        <w:t>• IntelligenceTask：自动亮度/告警/历史数据</w:t>
+        <w:t>• IntelligenceTask：自动亮度/空气告警/舒适度评估/免打扰/专注会话记录与评分/CO₂趋势预测/历史数据（5秒周期，Core 1）</w:t>
       </w:r>
     </w:p>
     <w:p>
@@ -5123,7 +5146,7 @@
     </w:p>
     <w:p>
       <w:r>
-        <w:t>• 分区表：8MB Flash（factory 3MB + ota_0 3MB + spiffs 2MB）</w:t>
+        <w:t>• 分区表：8MB Flash（factory + ota_0 + spiffs，通过 partitions_8MB.csv 配置）</w:t>
       </w:r>
     </w:p>
     <w:p>
@@ -5330,39 +5353,39 @@
           <w:sz w:val="21"/>
           <w:lang w:eastAsia="zh-CN"/>
         </w:rPr>
-        <w:t>• MQTT over TLS：所有上报数据和下发指令全程加密</w:t>
-      </w:r>
-    </w:p>
-    <w:p>
-      <w:pPr>
-        <w:spacing w:after="40"/>
-        <w:ind w:left="454"/>
-        <w:rPr>
-          <w:lang w:eastAsia="zh-CN"/>
-        </w:rPr>
-      </w:pPr>
-      <w:r>
-        <w:rPr>
-          <w:sz w:val="21"/>
-          <w:lang w:eastAsia="zh-CN"/>
-        </w:rPr>
-        <w:t>• HTTPS：后端API、Token申请、配置下发全部使用HTTPS</w:t>
-      </w:r>
-    </w:p>
-    <w:p>
-      <w:pPr>
-        <w:spacing w:after="40"/>
-        <w:ind w:left="454"/>
-        <w:rPr>
-          <w:lang w:eastAsia="zh-CN"/>
-        </w:rPr>
-      </w:pPr>
-      <w:r>
-        <w:rPr>
-          <w:sz w:val="21"/>
-          <w:lang w:eastAsia="zh-CN"/>
-        </w:rPr>
-        <w:t>• 设备身份：DID（设备唯一标识）+ Token（临时令牌）双重鉴权</w:t>
+        <w:t>• MQTT：数据上报与指令下发通过公共 EMQX Broker 传输</w:t>
+      </w:r>
+    </w:p>
+    <w:p>
+      <w:pPr>
+        <w:spacing w:after="40"/>
+        <w:ind w:left="454"/>
+        <w:rPr>
+          <w:lang w:eastAsia="zh-CN"/>
+        </w:rPr>
+      </w:pPr>
+      <w:r>
+        <w:rPr>
+          <w:sz w:val="21"/>
+          <w:lang w:eastAsia="zh-CN"/>
+        </w:rPr>
+        <w:t>• HTTPS：后端 API、用户认证（JWT 令牌签发与验证）、配置下发全部使用 HTTPS</w:t>
+      </w:r>
+    </w:p>
+    <w:p>
+      <w:pPr>
+        <w:spacing w:after="40"/>
+        <w:ind w:left="454"/>
+        <w:rPr>
+          <w:lang w:eastAsia="zh-CN"/>
+        </w:rPr>
+      </w:pPr>
+      <w:r>
+        <w:rPr>
+          <w:sz w:val="21"/>
+          <w:lang w:eastAsia="zh-CN"/>
+        </w:rPr>
+        <w:t>• 设备身份：设备临时 Token（MQTT 握手时由服务器动态下发）+ 用户端 JWT 令牌双重鉴权</w:t>
       </w:r>
     </w:p>
     <w:p>
@@ -5443,7 +5466,7 @@
           <w:sz w:val="21"/>
           <w:lang w:eastAsia="zh-CN"/>
         </w:rPr>
-        <w:t>• 双层防护：应用层（Token/DID/频率校验）+ 网络层（IP/MAC/流量过滤）</w:t>
+        <w:t>• 双层防护：应用层（Token/JWT/频率校验）+ 网络层（IP/MAC/流量过滤）</w:t>
       </w:r>
     </w:p>
     <w:p>
@@ -5488,7 +5511,7 @@
         <w:rPr>
           <w:sz w:val="21"/>
         </w:rPr>
-        <w:t>• Flash加密：DID、Token、日志全部加密存储</w:t>
+        <w:t>• Flash加密：Token、日志全部加密存储</w:t>
       </w:r>
     </w:p>
     <w:p>
@@ -5539,7 +5562,7 @@
           <w:color w:val="475569"/>
           <w:sz w:val="24"/>
         </w:rPr>
-        <w:t>端侧（ESP32-S3 硬件端）</w:t>
+        <w:t>端侧（ESP32-S3 硬件端，8MB Flash）</w:t>
       </w:r>
     </w:p>
     <w:p>
@@ -5607,7 +5630,7 @@
           <w:sz w:val="21"/>
           <w:lang w:eastAsia="zh-CN"/>
         </w:rPr>
-        <w:t>• 双核安全隔离（Core 0业务 + Core 1安全锁）</w:t>
+        <w:t>• 双核分工隔离（Core 1 业务逻辑 + Core 0 网络通信，通过 dataMutex 互斥锁同步）</w:t>
       </w:r>
     </w:p>
     <w:p>
@@ -5645,6 +5668,30 @@
       </w:r>
     </w:p>
     <w:p>
+      <w:pPr/>
+      <w:r>
+        <w:t>• 专注质量评分（加权扣分：CO₂ 40% + 温度 35% + 湿度 25%）</w:t>
+      </w:r>
+    </w:p>
+    <w:p>
+      <w:pPr/>
+      <w:r>
+        <w:t>• CO₂趋势预测（最小二乘法线性回归，30分钟滑动窗口）</w:t>
+      </w:r>
+    </w:p>
+    <w:p>
+      <w:pPr/>
+      <w:r>
+        <w:t>• 专注期间智能休息建议（CO₂/温度/湿度阈值触发，3分钟冷却）</w:t>
+      </w:r>
+    </w:p>
+    <w:p>
+      <w:pPr/>
+      <w:r>
+        <w:t>• 夜间免打扰模式（22:00-08:00自动抑制告警输出）</w:t>
+      </w:r>
+    </w:p>
+    <w:p>
       <w:pPr>
         <w:spacing w:after="40"/>
         <w:ind w:left="454"/>
@@ -5702,55 +5749,55 @@
           <w:color w:val="475569"/>
           <w:sz w:val="24"/>
         </w:rPr>
-        <w:t>云侧（FastAPI + PostgreSQL）</w:t>
-      </w:r>
-    </w:p>
-    <w:p>
-      <w:pPr>
-        <w:spacing w:after="40"/>
-        <w:ind w:left="454"/>
-      </w:pPr>
-      <w:r>
-        <w:rPr>
-          <w:sz w:val="21"/>
-        </w:rPr>
-        <w:t>• MQTT Broker（TLS加密）</w:t>
-      </w:r>
-    </w:p>
-    <w:p>
-      <w:pPr>
-        <w:spacing w:after="40"/>
-        <w:ind w:left="454"/>
-      </w:pPr>
-      <w:r>
-        <w:rPr>
-          <w:sz w:val="21"/>
-        </w:rPr>
-        <w:t>• 数据持久化存储</w:t>
-      </w:r>
-    </w:p>
-    <w:p>
-      <w:pPr>
-        <w:spacing w:after="40"/>
-        <w:ind w:left="454"/>
-      </w:pPr>
-      <w:r>
-        <w:rPr>
-          <w:sz w:val="21"/>
-        </w:rPr>
-        <w:t>• Web管理后台（粒子可视化 + 数字孪生）</w:t>
-      </w:r>
-    </w:p>
-    <w:p>
-      <w:pPr>
-        <w:spacing w:after="40"/>
-        <w:ind w:left="454"/>
-      </w:pPr>
-      <w:r>
-        <w:rPr>
-          <w:sz w:val="21"/>
-        </w:rPr>
-        <w:t>• 远程设备管控（灯光/安全锁/OTA）</w:t>
+        <w:t>云侧（FastAPI + SQLite + WebSocket）</w:t>
+      </w:r>
+    </w:p>
+    <w:p>
+      <w:pPr>
+        <w:spacing w:after="40"/>
+        <w:ind w:left="454"/>
+      </w:pPr>
+      <w:r>
+        <w:rPr>
+          <w:sz w:val="21"/>
+        </w:rPr>
+        <w:t>• MQTT Broker（公共 EMQX 服务）</w:t>
+      </w:r>
+    </w:p>
+    <w:p>
+      <w:pPr>
+        <w:spacing w:after="40"/>
+        <w:ind w:left="454"/>
+      </w:pPr>
+      <w:r>
+        <w:rPr>
+          <w:sz w:val="21"/>
+        </w:rPr>
+        <w:t>• 数据持久化存储（SQLite + aiosqlite 异步驱动，6 张数据表：用户、设备、传感器数据、操作日志、语音日志、OTA日志）</w:t>
+      </w:r>
+    </w:p>
+    <w:p>
+      <w:pPr>
+        <w:spacing w:after="40"/>
+        <w:ind w:left="454"/>
+      </w:pPr>
+      <w:r>
+        <w:rPr>
+          <w:sz w:val="21"/>
+        </w:rPr>
+        <w:t>• Web 管理后台（粒子可视化 + 数字孪生 + WebSocket 实时推送）</w:t>
+      </w:r>
+    </w:p>
+    <w:p>
+      <w:pPr>
+        <w:spacing w:after="40"/>
+        <w:ind w:left="454"/>
+      </w:pPr>
+      <w:r>
+        <w:rPr>
+          <w:sz w:val="21"/>
+        </w:rPr>
+        <w:t>• 远程设备管控（灯光/安全锁/OTA/专注模式）、AI 环境评分与建议、"小眠"AI 对话助手（SSE 流式）</w:t>
       </w:r>
     </w:p>
     <w:p>
@@ -5782,7 +5829,7 @@
           <w:sz w:val="21"/>
           <w:lang w:eastAsia="zh-CN"/>
         </w:rPr>
-        <w:t>上行数据流：传感器采集 → 本地滤波 → 边缘AI推理 → 本地UI更新 + 灯控联动 → MQTT(TLS) → 云端存储 → Web粒子可视化</w:t>
+        <w:t>上行数据流：传感器采集 → 本地滤波 → 边缘AI推理 → 本地UI更新 + 灯控联动 → MQTT → 云端存储 → Web粒子可视化</w:t>
       </w:r>
     </w:p>
     <w:p>
@@ -5797,7 +5844,7 @@
           <w:sz w:val="21"/>
           <w:lang w:eastAsia="zh-CN"/>
         </w:rPr>
-        <w:t>下行指令流：Web后台 → MQTT(TLS) → ESP32 → 执行（灯光/安全锁/模式切换/OTA）</w:t>
+        <w:t>下行指令流：Web后台 → MQTT → ESP32 → 执行（灯光/安全锁/模式切换/OTA）</w:t>
       </w:r>
     </w:p>
     <w:p>
@@ -5895,7 +5942,7 @@
         <w:rPr>
           <w:sz w:val="21"/>
         </w:rPr>
-        <w:t>传感器数据上报（Topic: device/{did}/data）：</w:t>
+        <w:t>传感器数据上报（Topic: cube2026/device/{did}/data）：</w:t>
       </w:r>
     </w:p>
     <w:p>
@@ -5917,7 +5964,7 @@
         <w:rPr>
           <w:sz w:val="21"/>
         </w:rPr>
-        <w:t xml:space="preserve">  "device_id": "SC-001",</w:t>
+        <w:t xml:space="preserve">  "device_id": "CUBE001",</w:t>
       </w:r>
     </w:p>
     <w:p>
@@ -6074,7 +6121,7 @@
         <w:rPr>
           <w:sz w:val="21"/>
         </w:rPr>
-        <w:t>灯光控制（Topic: device/{did}/control）：</w:t>
+        <w:t>灯光控制（Topic: cube2026/server/{did}/control）：</w:t>
       </w:r>
     </w:p>
     <w:p>
@@ -7285,7 +7332,7 @@
           <w:sz w:val="21"/>
           <w:lang w:eastAsia="zh-CN"/>
         </w:rPr>
-        <w:t>• 专注报告生成：专注时长、环境变化趋势、改进建议</w:t>
+        <w:t>• 专注报告生成（已在设备端实现）：退出专注时本地生成专注质量评分（0-100分）+ 环境均值统计 + CO₂趋势预测，以半透明面板实时展示；云端进一步生成长期趋势分析与改进建议</w:t>
       </w:r>
     </w:p>
     <w:p>
@@ -7342,7 +7389,7 @@
         <w:pStyle w:val="a0"/>
       </w:pPr>
       <w:r>
-        <w:t>Phase 2（模块加载）：BH1750光照 → AHT20温湿度 → ENS160空气质量 → LD2410B雷达，每个模块最多5次重试</w:t>
+        <w:t>Phase 2（模块加载）：BH1750光照 → AHT21温湿度 → ENS160空气质量 → LD2410B雷达，每个模块最多5次重试</w:t>
       </w:r>
     </w:p>
     <w:p>
